--- a/Docs/Documentacao - Pedro-Marcusso.docx
+++ b/Docs/Documentacao - Pedro-Marcusso.docx
@@ -240,6 +240,7 @@
         </w:rPr>
         <w:br/>
       </w:r>
+      <w:proofErr w:type="spellStart"/>
       <w:r>
         <w:rPr>
           <w:rFonts w:cs="Arial"/>
@@ -248,7 +249,7 @@
           <w:sz w:val="28"/>
           <w:szCs w:val="28"/>
         </w:rPr>
-        <w:t>Semáforo Inteligente</w:t>
+        <w:t>Urbanflow</w:t>
       </w:r>
       <w:r>
         <w:rPr>
@@ -258,12 +259,10 @@
           <w:sz w:val="28"/>
           <w:szCs w:val="28"/>
         </w:rPr>
-        <w:br/>
-      </w:r>
-    </w:p>
-    <w:p>
-      <w:pPr>
-        <w:jc w:val="center"/>
+        <w:t>Semáforo</w:t>
+      </w:r>
+      <w:proofErr w:type="spellEnd"/>
+      <w:r>
         <w:rPr>
           <w:rFonts w:cs="Arial"/>
           <w:b/>
@@ -271,11 +270,9 @@
           <w:sz w:val="28"/>
           <w:szCs w:val="28"/>
         </w:rPr>
-      </w:pPr>
-    </w:p>
-    <w:p>
-      <w:pPr>
-        <w:jc w:val="center"/>
+        <w:t>-</w:t>
+      </w:r>
+      <w:r>
         <w:rPr>
           <w:rFonts w:cs="Arial"/>
           <w:b/>
@@ -283,11 +280,9 @@
           <w:sz w:val="28"/>
           <w:szCs w:val="28"/>
         </w:rPr>
-      </w:pPr>
-    </w:p>
-    <w:p>
-      <w:pPr>
-        <w:jc w:val="center"/>
+        <w:t>Inteligente</w:t>
+      </w:r>
+      <w:r>
         <w:rPr>
           <w:rFonts w:cs="Arial"/>
           <w:b/>
@@ -295,7 +290,8 @@
           <w:sz w:val="28"/>
           <w:szCs w:val="28"/>
         </w:rPr>
-      </w:pPr>
+        <w:br/>
+      </w:r>
     </w:p>
     <w:p>
       <w:pPr>
@@ -383,14 +379,7 @@
     </w:p>
     <w:p>
       <w:pPr>
-        <w:ind w:firstLine="0"/>
         <w:jc w:val="center"/>
-        <w:rPr>
-          <w:b/>
-          <w:bCs/>
-        </w:rPr>
-      </w:pPr>
-      <w:r>
         <w:rPr>
           <w:rFonts w:cs="Arial"/>
           <w:b/>
@@ -398,9 +387,11 @@
           <w:sz w:val="28"/>
           <w:szCs w:val="28"/>
         </w:rPr>
-        <w:t>Sertãozinho</w:t>
-      </w:r>
-      <w:r>
+      </w:pPr>
+    </w:p>
+    <w:p>
+      <w:pPr>
+        <w:jc w:val="center"/>
         <w:rPr>
           <w:rFonts w:cs="Arial"/>
           <w:b/>
@@ -408,6 +399,47 @@
           <w:sz w:val="28"/>
           <w:szCs w:val="28"/>
         </w:rPr>
+      </w:pPr>
+    </w:p>
+    <w:p>
+      <w:pPr>
+        <w:jc w:val="center"/>
+        <w:rPr>
+          <w:rFonts w:cs="Arial"/>
+          <w:b/>
+          <w:bCs/>
+          <w:sz w:val="28"/>
+          <w:szCs w:val="28"/>
+        </w:rPr>
+      </w:pPr>
+    </w:p>
+    <w:p>
+      <w:pPr>
+        <w:ind w:firstLine="0"/>
+        <w:jc w:val="center"/>
+        <w:rPr>
+          <w:b/>
+          <w:bCs/>
+        </w:rPr>
+      </w:pPr>
+      <w:r>
+        <w:rPr>
+          <w:rFonts w:cs="Arial"/>
+          <w:b/>
+          <w:bCs/>
+          <w:sz w:val="28"/>
+          <w:szCs w:val="28"/>
+        </w:rPr>
+        <w:t>Sertãozinho</w:t>
+      </w:r>
+      <w:r>
+        <w:rPr>
+          <w:rFonts w:cs="Arial"/>
+          <w:b/>
+          <w:bCs/>
+          <w:sz w:val="28"/>
+          <w:szCs w:val="28"/>
+        </w:rPr>
         <w:br/>
       </w:r>
       <w:r>
@@ -438,7 +470,6 @@
           <w:b/>
           <w:bCs/>
         </w:rPr>
-        <w:lastRenderedPageBreak/>
         <w:t>Lista de figuras</w:t>
       </w:r>
     </w:p>
@@ -450,309 +481,325 @@
           <w:bCs/>
         </w:rPr>
       </w:pPr>
-    </w:p>
-    <w:p>
-      <w:pPr>
-        <w:ind w:firstLine="0"/>
-        <w:rPr>
-          <w:b/>
-          <w:bCs/>
-        </w:rPr>
-      </w:pPr>
-    </w:p>
-    <w:p>
-      <w:pPr>
-        <w:ind w:firstLine="0"/>
-        <w:rPr>
-          <w:b/>
-          <w:bCs/>
-        </w:rPr>
-      </w:pPr>
-    </w:p>
-    <w:p>
-      <w:pPr>
-        <w:ind w:firstLine="0"/>
-        <w:rPr>
-          <w:b/>
-          <w:bCs/>
-        </w:rPr>
-      </w:pPr>
-    </w:p>
-    <w:p>
-      <w:pPr>
-        <w:ind w:firstLine="0"/>
-        <w:rPr>
-          <w:b/>
-          <w:bCs/>
-        </w:rPr>
-      </w:pPr>
-    </w:p>
-    <w:p>
-      <w:pPr>
-        <w:ind w:firstLine="0"/>
-        <w:rPr>
-          <w:b/>
-          <w:bCs/>
-        </w:rPr>
-      </w:pPr>
-    </w:p>
-    <w:p>
-      <w:pPr>
-        <w:ind w:firstLine="0"/>
-        <w:rPr>
-          <w:b/>
-          <w:bCs/>
-        </w:rPr>
-      </w:pPr>
-    </w:p>
-    <w:p>
-      <w:pPr>
-        <w:ind w:firstLine="0"/>
-        <w:rPr>
-          <w:b/>
-          <w:bCs/>
-        </w:rPr>
-      </w:pPr>
-    </w:p>
-    <w:p>
-      <w:pPr>
-        <w:ind w:firstLine="0"/>
-        <w:rPr>
-          <w:b/>
-          <w:bCs/>
-        </w:rPr>
-      </w:pPr>
-    </w:p>
-    <w:p>
-      <w:pPr>
-        <w:ind w:firstLine="0"/>
-        <w:rPr>
-          <w:b/>
-          <w:bCs/>
-        </w:rPr>
-      </w:pPr>
-    </w:p>
-    <w:p>
-      <w:pPr>
-        <w:ind w:firstLine="0"/>
-        <w:rPr>
-          <w:b/>
-          <w:bCs/>
-        </w:rPr>
-      </w:pPr>
-    </w:p>
-    <w:p>
-      <w:pPr>
-        <w:ind w:firstLine="0"/>
-        <w:rPr>
-          <w:b/>
-          <w:bCs/>
-        </w:rPr>
-      </w:pPr>
-    </w:p>
-    <w:p>
-      <w:pPr>
-        <w:ind w:firstLine="0"/>
-        <w:rPr>
-          <w:b/>
-          <w:bCs/>
-        </w:rPr>
-      </w:pPr>
-    </w:p>
-    <w:p>
-      <w:pPr>
-        <w:ind w:firstLine="0"/>
-        <w:rPr>
-          <w:b/>
-          <w:bCs/>
-        </w:rPr>
-      </w:pPr>
-    </w:p>
-    <w:p>
-      <w:pPr>
-        <w:ind w:firstLine="0"/>
-        <w:rPr>
-          <w:b/>
-          <w:bCs/>
-        </w:rPr>
-      </w:pPr>
-    </w:p>
-    <w:p>
-      <w:pPr>
-        <w:ind w:firstLine="0"/>
-        <w:rPr>
-          <w:b/>
-          <w:bCs/>
-        </w:rPr>
-      </w:pPr>
-    </w:p>
-    <w:p>
-      <w:pPr>
-        <w:ind w:firstLine="0"/>
-        <w:rPr>
-          <w:b/>
-          <w:bCs/>
-        </w:rPr>
-      </w:pPr>
-    </w:p>
-    <w:p>
-      <w:pPr>
-        <w:ind w:firstLine="0"/>
-        <w:rPr>
-          <w:b/>
-          <w:bCs/>
-        </w:rPr>
-      </w:pPr>
-    </w:p>
-    <w:p>
-      <w:pPr>
-        <w:ind w:firstLine="0"/>
-        <w:rPr>
-          <w:b/>
-          <w:bCs/>
-        </w:rPr>
-      </w:pPr>
-    </w:p>
-    <w:p>
-      <w:pPr>
-        <w:ind w:firstLine="0"/>
-        <w:rPr>
-          <w:b/>
-          <w:bCs/>
-        </w:rPr>
-      </w:pPr>
-    </w:p>
-    <w:p>
-      <w:pPr>
-        <w:ind w:firstLine="0"/>
-        <w:rPr>
-          <w:b/>
-          <w:bCs/>
-        </w:rPr>
-      </w:pPr>
-    </w:p>
-    <w:p>
-      <w:pPr>
-        <w:ind w:firstLine="0"/>
-        <w:rPr>
-          <w:b/>
-          <w:bCs/>
-        </w:rPr>
-      </w:pPr>
-    </w:p>
-    <w:p>
-      <w:pPr>
-        <w:ind w:firstLine="0"/>
-        <w:rPr>
-          <w:b/>
-          <w:bCs/>
-        </w:rPr>
-      </w:pPr>
-    </w:p>
-    <w:p>
-      <w:pPr>
-        <w:ind w:firstLine="0"/>
-        <w:rPr>
-          <w:b/>
-          <w:bCs/>
-        </w:rPr>
-      </w:pPr>
-    </w:p>
-    <w:p>
-      <w:pPr>
-        <w:ind w:firstLine="0"/>
-        <w:rPr>
-          <w:b/>
-          <w:bCs/>
-        </w:rPr>
-      </w:pPr>
-    </w:p>
-    <w:p>
-      <w:pPr>
-        <w:ind w:firstLine="0"/>
-        <w:rPr>
-          <w:b/>
-          <w:bCs/>
-        </w:rPr>
-      </w:pPr>
-    </w:p>
-    <w:p>
-      <w:pPr>
-        <w:ind w:firstLine="0"/>
-        <w:rPr>
-          <w:b/>
-          <w:bCs/>
-        </w:rPr>
-      </w:pPr>
-    </w:p>
-    <w:p>
-      <w:pPr>
-        <w:ind w:firstLine="0"/>
-        <w:rPr>
-          <w:b/>
-          <w:bCs/>
-        </w:rPr>
-      </w:pPr>
-    </w:p>
-    <w:p>
-      <w:pPr>
-        <w:ind w:firstLine="0"/>
-        <w:rPr>
-          <w:b/>
-          <w:bCs/>
-        </w:rPr>
-      </w:pPr>
-    </w:p>
-    <w:p>
-      <w:pPr>
-        <w:ind w:firstLine="0"/>
-        <w:rPr>
-          <w:b/>
-          <w:bCs/>
-        </w:rPr>
-      </w:pPr>
-    </w:p>
-    <w:p>
-      <w:pPr>
-        <w:ind w:firstLine="0"/>
-        <w:rPr>
-          <w:b/>
-          <w:bCs/>
-        </w:rPr>
-      </w:pPr>
-    </w:p>
-    <w:p>
-      <w:pPr>
-        <w:ind w:firstLine="0"/>
-        <w:rPr>
-          <w:b/>
-          <w:bCs/>
-        </w:rPr>
-      </w:pPr>
-    </w:p>
-    <w:p>
-      <w:pPr>
-        <w:ind w:firstLine="0"/>
-        <w:rPr>
-          <w:b/>
-          <w:bCs/>
-        </w:rPr>
-      </w:pPr>
-    </w:p>
-    <w:p>
-      <w:pPr>
-        <w:ind w:firstLine="0"/>
-        <w:rPr>
-          <w:b/>
-          <w:bCs/>
-        </w:rPr>
-      </w:pPr>
-      <w:r>
-        <w:rPr>
-          <w:b/>
-          <w:bCs/>
-        </w:rPr>
-        <w:lastRenderedPageBreak/>
+      <w:r>
+        <w:rPr>
+          <w:b/>
+          <w:bCs/>
+        </w:rPr>
+        <w:t>(Não há)</w:t>
+      </w:r>
+    </w:p>
+    <w:p>
+      <w:pPr>
+        <w:ind w:firstLine="0"/>
+        <w:rPr>
+          <w:b/>
+          <w:bCs/>
+        </w:rPr>
+      </w:pPr>
+    </w:p>
+    <w:p>
+      <w:pPr>
+        <w:ind w:firstLine="0"/>
+        <w:rPr>
+          <w:b/>
+          <w:bCs/>
+        </w:rPr>
+      </w:pPr>
+    </w:p>
+    <w:p>
+      <w:pPr>
+        <w:ind w:firstLine="0"/>
+        <w:rPr>
+          <w:b/>
+          <w:bCs/>
+        </w:rPr>
+      </w:pPr>
+    </w:p>
+    <w:p>
+      <w:pPr>
+        <w:ind w:firstLine="0"/>
+        <w:rPr>
+          <w:b/>
+          <w:bCs/>
+        </w:rPr>
+      </w:pPr>
+    </w:p>
+    <w:p>
+      <w:pPr>
+        <w:ind w:firstLine="0"/>
+        <w:rPr>
+          <w:b/>
+          <w:bCs/>
+        </w:rPr>
+      </w:pPr>
+    </w:p>
+    <w:p>
+      <w:pPr>
+        <w:ind w:firstLine="0"/>
+        <w:rPr>
+          <w:b/>
+          <w:bCs/>
+        </w:rPr>
+      </w:pPr>
+    </w:p>
+    <w:p>
+      <w:pPr>
+        <w:ind w:firstLine="0"/>
+        <w:rPr>
+          <w:b/>
+          <w:bCs/>
+        </w:rPr>
+      </w:pPr>
+    </w:p>
+    <w:p>
+      <w:pPr>
+        <w:ind w:firstLine="0"/>
+        <w:rPr>
+          <w:b/>
+          <w:bCs/>
+        </w:rPr>
+      </w:pPr>
+    </w:p>
+    <w:p>
+      <w:pPr>
+        <w:ind w:firstLine="0"/>
+        <w:rPr>
+          <w:b/>
+          <w:bCs/>
+        </w:rPr>
+      </w:pPr>
+    </w:p>
+    <w:p>
+      <w:pPr>
+        <w:ind w:firstLine="0"/>
+        <w:rPr>
+          <w:b/>
+          <w:bCs/>
+        </w:rPr>
+      </w:pPr>
+    </w:p>
+    <w:p>
+      <w:pPr>
+        <w:ind w:firstLine="0"/>
+        <w:rPr>
+          <w:b/>
+          <w:bCs/>
+        </w:rPr>
+      </w:pPr>
+    </w:p>
+    <w:p>
+      <w:pPr>
+        <w:ind w:firstLine="0"/>
+        <w:rPr>
+          <w:b/>
+          <w:bCs/>
+        </w:rPr>
+      </w:pPr>
+    </w:p>
+    <w:p>
+      <w:pPr>
+        <w:ind w:firstLine="0"/>
+        <w:rPr>
+          <w:b/>
+          <w:bCs/>
+        </w:rPr>
+      </w:pPr>
+    </w:p>
+    <w:p>
+      <w:pPr>
+        <w:ind w:firstLine="0"/>
+        <w:rPr>
+          <w:b/>
+          <w:bCs/>
+        </w:rPr>
+      </w:pPr>
+    </w:p>
+    <w:p>
+      <w:pPr>
+        <w:ind w:firstLine="0"/>
+        <w:rPr>
+          <w:b/>
+          <w:bCs/>
+        </w:rPr>
+      </w:pPr>
+    </w:p>
+    <w:p>
+      <w:pPr>
+        <w:ind w:firstLine="0"/>
+        <w:rPr>
+          <w:b/>
+          <w:bCs/>
+        </w:rPr>
+      </w:pPr>
+    </w:p>
+    <w:p>
+      <w:pPr>
+        <w:ind w:firstLine="0"/>
+        <w:rPr>
+          <w:b/>
+          <w:bCs/>
+        </w:rPr>
+      </w:pPr>
+    </w:p>
+    <w:p>
+      <w:pPr>
+        <w:ind w:firstLine="0"/>
+        <w:rPr>
+          <w:b/>
+          <w:bCs/>
+        </w:rPr>
+      </w:pPr>
+    </w:p>
+    <w:p>
+      <w:pPr>
+        <w:ind w:firstLine="0"/>
+        <w:rPr>
+          <w:b/>
+          <w:bCs/>
+        </w:rPr>
+      </w:pPr>
+    </w:p>
+    <w:p>
+      <w:pPr>
+        <w:ind w:firstLine="0"/>
+        <w:rPr>
+          <w:b/>
+          <w:bCs/>
+        </w:rPr>
+      </w:pPr>
+    </w:p>
+    <w:p>
+      <w:pPr>
+        <w:ind w:firstLine="0"/>
+        <w:rPr>
+          <w:b/>
+          <w:bCs/>
+        </w:rPr>
+      </w:pPr>
+    </w:p>
+    <w:p>
+      <w:pPr>
+        <w:ind w:firstLine="0"/>
+        <w:rPr>
+          <w:b/>
+          <w:bCs/>
+        </w:rPr>
+      </w:pPr>
+    </w:p>
+    <w:p>
+      <w:pPr>
+        <w:ind w:firstLine="0"/>
+        <w:rPr>
+          <w:b/>
+          <w:bCs/>
+        </w:rPr>
+      </w:pPr>
+    </w:p>
+    <w:p>
+      <w:pPr>
+        <w:ind w:firstLine="0"/>
+        <w:rPr>
+          <w:b/>
+          <w:bCs/>
+        </w:rPr>
+      </w:pPr>
+    </w:p>
+    <w:p>
+      <w:pPr>
+        <w:ind w:firstLine="0"/>
+        <w:rPr>
+          <w:b/>
+          <w:bCs/>
+        </w:rPr>
+      </w:pPr>
+    </w:p>
+    <w:p>
+      <w:pPr>
+        <w:ind w:firstLine="0"/>
+        <w:rPr>
+          <w:b/>
+          <w:bCs/>
+        </w:rPr>
+      </w:pPr>
+    </w:p>
+    <w:p>
+      <w:pPr>
+        <w:ind w:firstLine="0"/>
+        <w:rPr>
+          <w:b/>
+          <w:bCs/>
+        </w:rPr>
+      </w:pPr>
+    </w:p>
+    <w:p>
+      <w:pPr>
+        <w:ind w:firstLine="0"/>
+        <w:rPr>
+          <w:b/>
+          <w:bCs/>
+        </w:rPr>
+      </w:pPr>
+    </w:p>
+    <w:p>
+      <w:pPr>
+        <w:ind w:firstLine="0"/>
+        <w:rPr>
+          <w:b/>
+          <w:bCs/>
+        </w:rPr>
+      </w:pPr>
+    </w:p>
+    <w:p>
+      <w:pPr>
+        <w:ind w:firstLine="0"/>
+        <w:rPr>
+          <w:b/>
+          <w:bCs/>
+        </w:rPr>
+      </w:pPr>
+    </w:p>
+    <w:p>
+      <w:pPr>
+        <w:ind w:firstLine="0"/>
+        <w:rPr>
+          <w:b/>
+          <w:bCs/>
+        </w:rPr>
+      </w:pPr>
+    </w:p>
+    <w:p>
+      <w:pPr>
+        <w:ind w:firstLine="0"/>
+        <w:rPr>
+          <w:b/>
+          <w:bCs/>
+        </w:rPr>
+      </w:pPr>
+    </w:p>
+    <w:p>
+      <w:pPr>
+        <w:ind w:firstLine="0"/>
+        <w:rPr>
+          <w:b/>
+          <w:bCs/>
+        </w:rPr>
+      </w:pPr>
+    </w:p>
+    <w:p>
+      <w:pPr>
+        <w:spacing w:after="0"/>
+        <w:ind w:firstLine="0"/>
+        <w:rPr>
+          <w:b/>
+          <w:bCs/>
+        </w:rPr>
+      </w:pPr>
+      <w:r>
+        <w:rPr>
+          <w:b/>
+          <w:bCs/>
+        </w:rPr>
         <w:t>Lista de tabelas</w:t>
       </w:r>
       <w:r>
@@ -761,624 +808,937 @@
           <w:bCs/>
         </w:rPr>
         <w:br/>
-      </w:r>
-    </w:p>
-    <w:p>
-      <w:pPr>
-        <w:ind w:firstLine="0"/>
-        <w:rPr>
-          <w:b/>
-          <w:bCs/>
-        </w:rPr>
-      </w:pPr>
-    </w:p>
-    <w:p>
-      <w:pPr>
-        <w:ind w:firstLine="0"/>
-        <w:rPr>
-          <w:b/>
-          <w:bCs/>
-        </w:rPr>
-      </w:pPr>
-    </w:p>
-    <w:p>
-      <w:pPr>
-        <w:ind w:firstLine="0"/>
-        <w:rPr>
-          <w:b/>
-          <w:bCs/>
-        </w:rPr>
-      </w:pPr>
-    </w:p>
-    <w:p>
-      <w:pPr>
-        <w:ind w:firstLine="0"/>
-        <w:rPr>
-          <w:b/>
-          <w:bCs/>
-        </w:rPr>
-      </w:pPr>
-    </w:p>
-    <w:p>
-      <w:pPr>
-        <w:ind w:firstLine="0"/>
-        <w:rPr>
-          <w:b/>
-          <w:bCs/>
-        </w:rPr>
-      </w:pPr>
-    </w:p>
-    <w:p>
-      <w:pPr>
-        <w:ind w:firstLine="0"/>
-        <w:rPr>
-          <w:b/>
-          <w:bCs/>
-        </w:rPr>
-      </w:pPr>
-    </w:p>
-    <w:p>
-      <w:pPr>
-        <w:ind w:firstLine="0"/>
-        <w:rPr>
-          <w:b/>
-          <w:bCs/>
-        </w:rPr>
-      </w:pPr>
-    </w:p>
-    <w:p>
-      <w:pPr>
-        <w:ind w:firstLine="0"/>
-        <w:rPr>
-          <w:b/>
-          <w:bCs/>
-        </w:rPr>
-      </w:pPr>
-    </w:p>
-    <w:p>
-      <w:pPr>
-        <w:ind w:firstLine="0"/>
-        <w:rPr>
-          <w:b/>
-          <w:bCs/>
-        </w:rPr>
-      </w:pPr>
-    </w:p>
-    <w:p>
-      <w:pPr>
-        <w:ind w:firstLine="0"/>
-        <w:rPr>
-          <w:b/>
-          <w:bCs/>
-        </w:rPr>
-      </w:pPr>
-    </w:p>
-    <w:p>
-      <w:pPr>
-        <w:ind w:firstLine="0"/>
-        <w:rPr>
-          <w:b/>
-          <w:bCs/>
-        </w:rPr>
-      </w:pPr>
-    </w:p>
-    <w:p>
-      <w:pPr>
-        <w:ind w:firstLine="0"/>
-        <w:rPr>
-          <w:b/>
-          <w:bCs/>
-        </w:rPr>
-      </w:pPr>
-    </w:p>
-    <w:p>
-      <w:pPr>
-        <w:ind w:firstLine="0"/>
-        <w:rPr>
-          <w:b/>
-          <w:bCs/>
-        </w:rPr>
-      </w:pPr>
-    </w:p>
-    <w:p>
-      <w:pPr>
-        <w:ind w:firstLine="0"/>
-        <w:rPr>
-          <w:b/>
-          <w:bCs/>
-        </w:rPr>
-      </w:pPr>
-    </w:p>
-    <w:p>
-      <w:pPr>
-        <w:ind w:firstLine="0"/>
-        <w:rPr>
-          <w:b/>
-          <w:bCs/>
-        </w:rPr>
-      </w:pPr>
-    </w:p>
-    <w:p>
-      <w:pPr>
-        <w:ind w:firstLine="0"/>
-        <w:rPr>
-          <w:b/>
-          <w:bCs/>
-        </w:rPr>
-      </w:pPr>
-    </w:p>
-    <w:p>
-      <w:pPr>
-        <w:ind w:firstLine="0"/>
-        <w:rPr>
-          <w:b/>
-          <w:bCs/>
-        </w:rPr>
-      </w:pPr>
-    </w:p>
-    <w:p>
-      <w:pPr>
-        <w:ind w:firstLine="0"/>
-        <w:rPr>
-          <w:b/>
-          <w:bCs/>
-        </w:rPr>
-      </w:pPr>
-    </w:p>
-    <w:p>
-      <w:pPr>
-        <w:ind w:firstLine="0"/>
-        <w:rPr>
-          <w:b/>
-          <w:bCs/>
-        </w:rPr>
-      </w:pPr>
-    </w:p>
-    <w:p>
-      <w:pPr>
-        <w:ind w:firstLine="0"/>
-        <w:rPr>
-          <w:b/>
-          <w:bCs/>
-        </w:rPr>
-      </w:pPr>
-    </w:p>
-    <w:p>
-      <w:pPr>
-        <w:ind w:firstLine="0"/>
-        <w:rPr>
-          <w:b/>
-          <w:bCs/>
-        </w:rPr>
-      </w:pPr>
-    </w:p>
-    <w:p>
-      <w:pPr>
-        <w:ind w:firstLine="0"/>
-        <w:rPr>
-          <w:b/>
-          <w:bCs/>
-        </w:rPr>
-      </w:pPr>
-    </w:p>
-    <w:p>
-      <w:pPr>
-        <w:ind w:firstLine="0"/>
-        <w:rPr>
-          <w:b/>
-          <w:bCs/>
-        </w:rPr>
-      </w:pPr>
-    </w:p>
-    <w:p>
-      <w:pPr>
-        <w:ind w:firstLine="0"/>
-        <w:rPr>
-          <w:b/>
-          <w:bCs/>
-        </w:rPr>
-      </w:pPr>
-    </w:p>
-    <w:p>
-      <w:pPr>
-        <w:ind w:firstLine="0"/>
-        <w:rPr>
-          <w:b/>
-          <w:bCs/>
-        </w:rPr>
-      </w:pPr>
-    </w:p>
-    <w:p>
-      <w:pPr>
-        <w:ind w:firstLine="0"/>
-        <w:rPr>
-          <w:b/>
-          <w:bCs/>
-        </w:rPr>
-      </w:pPr>
-    </w:p>
-    <w:p>
-      <w:pPr>
-        <w:ind w:firstLine="0"/>
-        <w:rPr>
-          <w:b/>
-          <w:bCs/>
-        </w:rPr>
-      </w:pPr>
-    </w:p>
-    <w:p>
-      <w:pPr>
-        <w:ind w:firstLine="0"/>
-        <w:rPr>
-          <w:b/>
-          <w:bCs/>
-        </w:rPr>
-      </w:pPr>
-    </w:p>
-    <w:p>
-      <w:pPr>
-        <w:ind w:firstLine="0"/>
-        <w:rPr>
-          <w:b/>
-          <w:bCs/>
-        </w:rPr>
-      </w:pPr>
-    </w:p>
-    <w:p>
-      <w:pPr>
-        <w:ind w:firstLine="0"/>
-        <w:rPr>
-          <w:b/>
-          <w:bCs/>
-        </w:rPr>
-      </w:pPr>
-    </w:p>
-    <w:p>
-      <w:pPr>
-        <w:ind w:firstLine="0"/>
-        <w:rPr>
-          <w:b/>
-          <w:bCs/>
-        </w:rPr>
-      </w:pPr>
-    </w:p>
-    <w:p>
-      <w:pPr>
-        <w:ind w:firstLine="0"/>
-        <w:rPr>
-          <w:b/>
-          <w:bCs/>
-        </w:rPr>
-      </w:pPr>
-    </w:p>
-    <w:p>
-      <w:pPr>
-        <w:ind w:firstLine="0"/>
-        <w:rPr>
-          <w:b/>
-          <w:bCs/>
-        </w:rPr>
-      </w:pPr>
-      <w:r>
-        <w:rPr>
-          <w:b/>
-          <w:bCs/>
-        </w:rPr>
-        <w:lastRenderedPageBreak/>
+        <w:t>Tabela 1 – Funcionamento</w:t>
+      </w:r>
+    </w:p>
+    <w:p>
+      <w:pPr>
+        <w:spacing w:after="0"/>
+        <w:ind w:firstLine="0"/>
+        <w:rPr>
+          <w:b/>
+          <w:bCs/>
+        </w:rPr>
+      </w:pPr>
+      <w:r>
+        <w:rPr>
+          <w:b/>
+          <w:bCs/>
+        </w:rPr>
+        <w:t>Tabela 2 – Funcionais</w:t>
+      </w:r>
+    </w:p>
+    <w:p>
+      <w:pPr>
+        <w:spacing w:after="0"/>
+        <w:ind w:firstLine="0"/>
+        <w:rPr>
+          <w:b/>
+          <w:bCs/>
+        </w:rPr>
+      </w:pPr>
+      <w:r>
+        <w:rPr>
+          <w:b/>
+          <w:bCs/>
+        </w:rPr>
+        <w:t>Tabela 3 – Não Funcionais</w:t>
+      </w:r>
+    </w:p>
+    <w:p>
+      <w:pPr>
+        <w:spacing w:after="0"/>
+        <w:ind w:firstLine="0"/>
+        <w:rPr>
+          <w:b/>
+          <w:bCs/>
+        </w:rPr>
+      </w:pPr>
+      <w:r>
+        <w:rPr>
+          <w:b/>
+          <w:bCs/>
+        </w:rPr>
+        <w:t>Tabela 4 – Materiais e equipamentos</w:t>
+      </w:r>
+    </w:p>
+    <w:p>
+      <w:pPr>
+        <w:spacing w:after="0"/>
+        <w:ind w:firstLine="0"/>
+        <w:rPr>
+          <w:b/>
+          <w:bCs/>
+        </w:rPr>
+      </w:pPr>
+      <w:r>
+        <w:rPr>
+          <w:b/>
+          <w:bCs/>
+        </w:rPr>
+        <w:t>Tabela 5 – Cronograma</w:t>
+      </w:r>
+    </w:p>
+    <w:p>
+      <w:pPr>
+        <w:ind w:firstLine="0"/>
+        <w:rPr>
+          <w:b/>
+          <w:bCs/>
+        </w:rPr>
+      </w:pPr>
+      <w:r>
+        <w:rPr>
+          <w:b/>
+          <w:bCs/>
+        </w:rPr>
+        <w:br/>
+      </w:r>
+    </w:p>
+    <w:p>
+      <w:pPr>
+        <w:ind w:firstLine="0"/>
+        <w:rPr>
+          <w:b/>
+          <w:bCs/>
+        </w:rPr>
+      </w:pPr>
+    </w:p>
+    <w:p>
+      <w:pPr>
+        <w:ind w:firstLine="0"/>
+        <w:rPr>
+          <w:b/>
+          <w:bCs/>
+        </w:rPr>
+      </w:pPr>
+    </w:p>
+    <w:p>
+      <w:pPr>
+        <w:ind w:firstLine="0"/>
+        <w:rPr>
+          <w:b/>
+          <w:bCs/>
+        </w:rPr>
+      </w:pPr>
+    </w:p>
+    <w:p>
+      <w:pPr>
+        <w:ind w:firstLine="0"/>
+        <w:rPr>
+          <w:b/>
+          <w:bCs/>
+        </w:rPr>
+      </w:pPr>
+    </w:p>
+    <w:p>
+      <w:pPr>
+        <w:ind w:firstLine="0"/>
+        <w:rPr>
+          <w:b/>
+          <w:bCs/>
+        </w:rPr>
+      </w:pPr>
+    </w:p>
+    <w:p>
+      <w:pPr>
+        <w:ind w:firstLine="0"/>
+        <w:rPr>
+          <w:b/>
+          <w:bCs/>
+        </w:rPr>
+      </w:pPr>
+    </w:p>
+    <w:p>
+      <w:pPr>
+        <w:ind w:firstLine="0"/>
+        <w:rPr>
+          <w:b/>
+          <w:bCs/>
+        </w:rPr>
+      </w:pPr>
+    </w:p>
+    <w:p>
+      <w:pPr>
+        <w:ind w:firstLine="0"/>
+        <w:rPr>
+          <w:b/>
+          <w:bCs/>
+        </w:rPr>
+      </w:pPr>
+    </w:p>
+    <w:p>
+      <w:pPr>
+        <w:ind w:firstLine="0"/>
+        <w:rPr>
+          <w:b/>
+          <w:bCs/>
+        </w:rPr>
+      </w:pPr>
+    </w:p>
+    <w:p>
+      <w:pPr>
+        <w:ind w:firstLine="0"/>
+        <w:rPr>
+          <w:b/>
+          <w:bCs/>
+        </w:rPr>
+      </w:pPr>
+    </w:p>
+    <w:p>
+      <w:pPr>
+        <w:ind w:firstLine="0"/>
+        <w:rPr>
+          <w:b/>
+          <w:bCs/>
+        </w:rPr>
+      </w:pPr>
+    </w:p>
+    <w:p>
+      <w:pPr>
+        <w:ind w:firstLine="0"/>
+        <w:rPr>
+          <w:b/>
+          <w:bCs/>
+        </w:rPr>
+      </w:pPr>
+    </w:p>
+    <w:p>
+      <w:pPr>
+        <w:ind w:firstLine="0"/>
+        <w:rPr>
+          <w:b/>
+          <w:bCs/>
+        </w:rPr>
+      </w:pPr>
+    </w:p>
+    <w:p>
+      <w:pPr>
+        <w:ind w:firstLine="0"/>
+        <w:rPr>
+          <w:b/>
+          <w:bCs/>
+        </w:rPr>
+      </w:pPr>
+    </w:p>
+    <w:p>
+      <w:pPr>
+        <w:ind w:firstLine="0"/>
+        <w:rPr>
+          <w:b/>
+          <w:bCs/>
+        </w:rPr>
+      </w:pPr>
+    </w:p>
+    <w:p>
+      <w:pPr>
+        <w:ind w:firstLine="0"/>
+        <w:rPr>
+          <w:b/>
+          <w:bCs/>
+        </w:rPr>
+      </w:pPr>
+    </w:p>
+    <w:p>
+      <w:pPr>
+        <w:ind w:firstLine="0"/>
+        <w:rPr>
+          <w:b/>
+          <w:bCs/>
+        </w:rPr>
+      </w:pPr>
+    </w:p>
+    <w:p>
+      <w:pPr>
+        <w:ind w:firstLine="0"/>
+        <w:rPr>
+          <w:b/>
+          <w:bCs/>
+        </w:rPr>
+      </w:pPr>
+    </w:p>
+    <w:p>
+      <w:pPr>
+        <w:ind w:firstLine="0"/>
+        <w:rPr>
+          <w:b/>
+          <w:bCs/>
+        </w:rPr>
+      </w:pPr>
+    </w:p>
+    <w:p>
+      <w:pPr>
+        <w:ind w:firstLine="0"/>
+        <w:rPr>
+          <w:b/>
+          <w:bCs/>
+        </w:rPr>
+      </w:pPr>
+    </w:p>
+    <w:p>
+      <w:pPr>
+        <w:ind w:firstLine="0"/>
+        <w:rPr>
+          <w:b/>
+          <w:bCs/>
+        </w:rPr>
+      </w:pPr>
+    </w:p>
+    <w:p>
+      <w:pPr>
+        <w:ind w:firstLine="0"/>
+        <w:rPr>
+          <w:b/>
+          <w:bCs/>
+        </w:rPr>
+      </w:pPr>
+    </w:p>
+    <w:p>
+      <w:pPr>
+        <w:ind w:firstLine="0"/>
+        <w:rPr>
+          <w:b/>
+          <w:bCs/>
+        </w:rPr>
+      </w:pPr>
+    </w:p>
+    <w:p>
+      <w:pPr>
+        <w:ind w:firstLine="0"/>
+        <w:rPr>
+          <w:b/>
+          <w:bCs/>
+        </w:rPr>
+      </w:pPr>
+    </w:p>
+    <w:p>
+      <w:pPr>
+        <w:ind w:firstLine="0"/>
+        <w:rPr>
+          <w:b/>
+          <w:bCs/>
+        </w:rPr>
+      </w:pPr>
+    </w:p>
+    <w:p>
+      <w:pPr>
+        <w:ind w:firstLine="0"/>
+        <w:rPr>
+          <w:b/>
+          <w:bCs/>
+        </w:rPr>
+      </w:pPr>
+    </w:p>
+    <w:p>
+      <w:pPr>
+        <w:ind w:firstLine="0"/>
+        <w:rPr>
+          <w:b/>
+          <w:bCs/>
+        </w:rPr>
+      </w:pPr>
+    </w:p>
+    <w:p>
+      <w:pPr>
+        <w:ind w:firstLine="0"/>
+        <w:rPr>
+          <w:b/>
+          <w:bCs/>
+        </w:rPr>
+      </w:pPr>
+    </w:p>
+    <w:p>
+      <w:pPr>
+        <w:ind w:firstLine="0"/>
+        <w:rPr>
+          <w:b/>
+          <w:bCs/>
+        </w:rPr>
+      </w:pPr>
+    </w:p>
+    <w:p>
+      <w:pPr>
+        <w:ind w:firstLine="0"/>
+        <w:rPr>
+          <w:b/>
+          <w:bCs/>
+        </w:rPr>
+      </w:pPr>
+    </w:p>
+    <w:p>
+      <w:pPr>
+        <w:ind w:firstLine="0"/>
+        <w:rPr>
+          <w:b/>
+          <w:bCs/>
+        </w:rPr>
+      </w:pPr>
+    </w:p>
+    <w:p>
+      <w:pPr>
+        <w:ind w:firstLine="0"/>
+        <w:rPr>
+          <w:b/>
+          <w:bCs/>
+        </w:rPr>
+      </w:pPr>
+    </w:p>
+    <w:p>
+      <w:pPr>
+        <w:ind w:firstLine="0"/>
+        <w:rPr>
+          <w:b/>
+          <w:bCs/>
+        </w:rPr>
+      </w:pPr>
+      <w:r>
+        <w:rPr>
+          <w:b/>
+          <w:bCs/>
+        </w:rPr>
         <w:t>Sumário</w:t>
       </w:r>
     </w:p>
     <w:p>
       <w:pPr>
-        <w:ind w:firstLine="0"/>
-        <w:rPr>
-          <w:b/>
-          <w:bCs/>
-        </w:rPr>
-      </w:pPr>
-    </w:p>
-    <w:p>
-      <w:pPr>
-        <w:ind w:firstLine="0"/>
-        <w:rPr>
-          <w:b/>
-          <w:bCs/>
-        </w:rPr>
-      </w:pPr>
-    </w:p>
-    <w:p>
-      <w:pPr>
-        <w:ind w:firstLine="0"/>
-        <w:rPr>
-          <w:b/>
-          <w:bCs/>
-        </w:rPr>
-      </w:pPr>
-    </w:p>
-    <w:p>
-      <w:pPr>
-        <w:ind w:firstLine="0"/>
-        <w:rPr>
-          <w:b/>
-          <w:bCs/>
-        </w:rPr>
-      </w:pPr>
-    </w:p>
-    <w:p>
-      <w:pPr>
-        <w:ind w:firstLine="0"/>
-        <w:rPr>
-          <w:b/>
-          <w:bCs/>
-        </w:rPr>
-      </w:pPr>
-    </w:p>
-    <w:p>
-      <w:pPr>
-        <w:ind w:firstLine="0"/>
-        <w:rPr>
-          <w:b/>
-          <w:bCs/>
-        </w:rPr>
-      </w:pPr>
-    </w:p>
-    <w:p>
-      <w:pPr>
-        <w:ind w:firstLine="0"/>
-        <w:rPr>
-          <w:b/>
-          <w:bCs/>
-        </w:rPr>
-      </w:pPr>
-    </w:p>
-    <w:p>
-      <w:pPr>
-        <w:ind w:firstLine="0"/>
-        <w:rPr>
-          <w:b/>
-          <w:bCs/>
-        </w:rPr>
-      </w:pPr>
-    </w:p>
-    <w:p>
-      <w:pPr>
-        <w:ind w:firstLine="0"/>
-        <w:rPr>
-          <w:b/>
-          <w:bCs/>
-        </w:rPr>
-      </w:pPr>
-    </w:p>
-    <w:p>
-      <w:pPr>
-        <w:ind w:firstLine="0"/>
-        <w:rPr>
-          <w:b/>
-          <w:bCs/>
-        </w:rPr>
-      </w:pPr>
-    </w:p>
-    <w:p>
-      <w:pPr>
-        <w:ind w:firstLine="0"/>
-        <w:rPr>
-          <w:b/>
-          <w:bCs/>
-        </w:rPr>
-      </w:pPr>
-    </w:p>
-    <w:p>
-      <w:pPr>
-        <w:ind w:firstLine="0"/>
-        <w:rPr>
-          <w:b/>
-          <w:bCs/>
-        </w:rPr>
-      </w:pPr>
-    </w:p>
-    <w:p>
-      <w:pPr>
-        <w:ind w:firstLine="0"/>
-        <w:rPr>
-          <w:b/>
-          <w:bCs/>
-        </w:rPr>
-      </w:pPr>
-    </w:p>
-    <w:p>
-      <w:pPr>
-        <w:ind w:firstLine="0"/>
-        <w:rPr>
-          <w:b/>
-          <w:bCs/>
-        </w:rPr>
-      </w:pPr>
-    </w:p>
-    <w:p>
-      <w:pPr>
-        <w:ind w:firstLine="0"/>
-        <w:rPr>
-          <w:b/>
-          <w:bCs/>
-        </w:rPr>
-      </w:pPr>
-    </w:p>
-    <w:p>
-      <w:pPr>
-        <w:ind w:firstLine="0"/>
-        <w:rPr>
-          <w:b/>
-          <w:bCs/>
-        </w:rPr>
-      </w:pPr>
-    </w:p>
-    <w:p>
-      <w:pPr>
-        <w:ind w:firstLine="0"/>
-        <w:rPr>
-          <w:b/>
-          <w:bCs/>
-        </w:rPr>
-      </w:pPr>
-    </w:p>
-    <w:p>
-      <w:pPr>
-        <w:ind w:firstLine="0"/>
-        <w:rPr>
-          <w:b/>
-          <w:bCs/>
-        </w:rPr>
-      </w:pPr>
-    </w:p>
-    <w:p>
-      <w:pPr>
-        <w:ind w:firstLine="0"/>
-        <w:rPr>
-          <w:b/>
-          <w:bCs/>
-        </w:rPr>
-      </w:pPr>
-    </w:p>
-    <w:p>
-      <w:pPr>
-        <w:ind w:firstLine="0"/>
-        <w:rPr>
-          <w:b/>
-          <w:bCs/>
-        </w:rPr>
-      </w:pPr>
-    </w:p>
-    <w:p>
-      <w:pPr>
-        <w:ind w:firstLine="0"/>
-        <w:rPr>
-          <w:b/>
-          <w:bCs/>
-        </w:rPr>
-      </w:pPr>
-    </w:p>
-    <w:p>
-      <w:pPr>
-        <w:ind w:firstLine="0"/>
-        <w:rPr>
-          <w:b/>
-          <w:bCs/>
-        </w:rPr>
-      </w:pPr>
-    </w:p>
-    <w:p>
-      <w:pPr>
-        <w:ind w:firstLine="0"/>
-        <w:rPr>
-          <w:b/>
-          <w:bCs/>
-        </w:rPr>
-      </w:pPr>
-    </w:p>
-    <w:p>
-      <w:pPr>
-        <w:ind w:firstLine="0"/>
-        <w:rPr>
-          <w:b/>
-          <w:bCs/>
-        </w:rPr>
-      </w:pPr>
-    </w:p>
-    <w:p>
-      <w:pPr>
-        <w:ind w:firstLine="0"/>
-        <w:rPr>
-          <w:b/>
-          <w:bCs/>
-        </w:rPr>
-      </w:pPr>
-    </w:p>
-    <w:p>
-      <w:pPr>
-        <w:ind w:firstLine="0"/>
-        <w:rPr>
-          <w:b/>
-          <w:bCs/>
-        </w:rPr>
-      </w:pPr>
-    </w:p>
-    <w:p>
-      <w:pPr>
-        <w:ind w:firstLine="0"/>
-        <w:rPr>
-          <w:b/>
-          <w:bCs/>
-        </w:rPr>
-      </w:pPr>
-    </w:p>
-    <w:p>
-      <w:pPr>
-        <w:ind w:firstLine="0"/>
-        <w:rPr>
-          <w:b/>
-          <w:bCs/>
-        </w:rPr>
-      </w:pPr>
-    </w:p>
-    <w:p>
-      <w:pPr>
-        <w:ind w:firstLine="0"/>
-        <w:rPr>
-          <w:b/>
-          <w:bCs/>
-        </w:rPr>
-      </w:pPr>
-    </w:p>
-    <w:p>
-      <w:pPr>
-        <w:ind w:firstLine="0"/>
-        <w:rPr>
-          <w:b/>
-          <w:bCs/>
-        </w:rPr>
-      </w:pPr>
-    </w:p>
-    <w:p>
-      <w:pPr>
-        <w:ind w:firstLine="0"/>
-        <w:rPr>
-          <w:b/>
-          <w:bCs/>
-        </w:rPr>
-      </w:pPr>
-    </w:p>
-    <w:p>
-      <w:pPr>
-        <w:ind w:firstLine="0"/>
-        <w:rPr>
-          <w:b/>
-          <w:bCs/>
-        </w:rPr>
-      </w:pPr>
-    </w:p>
-    <w:p>
-      <w:pPr>
-        <w:ind w:firstLine="0"/>
-        <w:rPr>
-          <w:b/>
-          <w:bCs/>
-        </w:rPr>
-      </w:pPr>
-    </w:p>
-    <w:p>
-      <w:pPr>
-        <w:ind w:firstLine="0"/>
-        <w:rPr>
-          <w:b/>
-          <w:bCs/>
-        </w:rPr>
-      </w:pPr>
-      <w:r>
-        <w:rPr>
-          <w:b/>
-          <w:bCs/>
-        </w:rPr>
-        <w:lastRenderedPageBreak/>
+        <w:spacing w:after="0"/>
+        <w:ind w:firstLine="0"/>
+        <w:rPr>
+          <w:b/>
+          <w:bCs/>
+        </w:rPr>
+      </w:pPr>
+      <w:r>
+        <w:rPr>
+          <w:b/>
+          <w:bCs/>
+        </w:rPr>
+        <w:t>1.CONTEXTUALIZAÇÃO DO PROBLEMA</w:t>
+      </w:r>
+    </w:p>
+    <w:p>
+      <w:pPr>
+        <w:spacing w:after="0"/>
+        <w:ind w:firstLine="0"/>
+        <w:rPr>
+          <w:b/>
+          <w:bCs/>
+        </w:rPr>
+      </w:pPr>
+      <w:r>
+        <w:rPr>
+          <w:b/>
+          <w:bCs/>
+        </w:rPr>
+        <w:t>  1.1 Objetivo do projeto</w:t>
+      </w:r>
+    </w:p>
+    <w:p>
+      <w:pPr>
+        <w:spacing w:after="0"/>
+        <w:ind w:firstLine="0"/>
+        <w:rPr>
+          <w:b/>
+          <w:bCs/>
+        </w:rPr>
+      </w:pPr>
+      <w:r>
+        <w:rPr>
+          <w:b/>
+          <w:bCs/>
+        </w:rPr>
+        <w:t>  1.2 Solução proposta</w:t>
+      </w:r>
+    </w:p>
+    <w:p>
+      <w:pPr>
+        <w:spacing w:after="0"/>
+        <w:ind w:firstLine="0"/>
+        <w:rPr>
+          <w:b/>
+          <w:bCs/>
+        </w:rPr>
+      </w:pPr>
+      <w:r>
+        <w:rPr>
+          <w:b/>
+          <w:bCs/>
+        </w:rPr>
+        <w:t>  1.3 Funcionamento</w:t>
+      </w:r>
+    </w:p>
+    <w:p>
+      <w:pPr>
+        <w:spacing w:after="0"/>
+        <w:ind w:firstLine="0"/>
+        <w:rPr>
+          <w:b/>
+          <w:bCs/>
+        </w:rPr>
+      </w:pPr>
+      <w:r>
+        <w:rPr>
+          <w:b/>
+          <w:bCs/>
+        </w:rPr>
+        <w:t>2. Requisitos do sistema </w:t>
+      </w:r>
+    </w:p>
+    <w:p>
+      <w:pPr>
+        <w:spacing w:after="0"/>
+        <w:ind w:firstLine="0"/>
+        <w:rPr>
+          <w:b/>
+          <w:bCs/>
+        </w:rPr>
+      </w:pPr>
+      <w:r>
+        <w:rPr>
+          <w:b/>
+          <w:bCs/>
+        </w:rPr>
+        <w:t>  2.1 Requisitos funcionais</w:t>
+      </w:r>
+    </w:p>
+    <w:p>
+      <w:pPr>
+        <w:spacing w:after="0"/>
+        <w:ind w:firstLine="0"/>
+        <w:rPr>
+          <w:b/>
+          <w:bCs/>
+        </w:rPr>
+      </w:pPr>
+      <w:r>
+        <w:rPr>
+          <w:b/>
+          <w:bCs/>
+        </w:rPr>
+        <w:t>  2.2 Requisitos não funcionais</w:t>
+      </w:r>
+    </w:p>
+    <w:p>
+      <w:pPr>
+        <w:spacing w:after="0"/>
+        <w:ind w:firstLine="0"/>
+        <w:rPr>
+          <w:b/>
+          <w:bCs/>
+        </w:rPr>
+      </w:pPr>
+      <w:r>
+        <w:rPr>
+          <w:b/>
+          <w:bCs/>
+        </w:rPr>
+        <w:t>3. Lista de materiais e equipamentos</w:t>
+      </w:r>
+    </w:p>
+    <w:p>
+      <w:pPr>
+        <w:spacing w:after="0"/>
+        <w:ind w:firstLine="0"/>
+        <w:rPr>
+          <w:b/>
+          <w:bCs/>
+        </w:rPr>
+      </w:pPr>
+      <w:r>
+        <w:rPr>
+          <w:b/>
+          <w:bCs/>
+        </w:rPr>
+        <w:t>4. Linguagem de programação</w:t>
+      </w:r>
+    </w:p>
+    <w:p>
+      <w:pPr>
+        <w:spacing w:after="0"/>
+        <w:ind w:firstLine="0"/>
+        <w:rPr>
+          <w:b/>
+          <w:bCs/>
+        </w:rPr>
+      </w:pPr>
+      <w:r>
+        <w:rPr>
+          <w:b/>
+          <w:bCs/>
+        </w:rPr>
+        <w:t>5. Sistema operacional</w:t>
+      </w:r>
+    </w:p>
+    <w:p>
+      <w:pPr>
+        <w:spacing w:after="0"/>
+        <w:ind w:firstLine="0"/>
+        <w:rPr>
+          <w:b/>
+          <w:bCs/>
+        </w:rPr>
+      </w:pPr>
+      <w:r>
+        <w:rPr>
+          <w:b/>
+          <w:bCs/>
+        </w:rPr>
+        <w:t>6. Cronograma de projeto</w:t>
+      </w:r>
+    </w:p>
+    <w:p>
+      <w:pPr>
+        <w:spacing w:after="0"/>
+        <w:ind w:firstLine="0"/>
+        <w:rPr>
+          <w:b/>
+          <w:bCs/>
+        </w:rPr>
+      </w:pPr>
+      <w:r>
+        <w:rPr>
+          <w:b/>
+          <w:bCs/>
+        </w:rPr>
+        <w:t>7. Repositório GitHub</w:t>
+      </w:r>
+    </w:p>
+    <w:p>
+      <w:pPr>
+        <w:spacing w:after="0"/>
+        <w:ind w:firstLine="0"/>
+        <w:rPr>
+          <w:b/>
+          <w:bCs/>
+        </w:rPr>
+      </w:pPr>
+      <w:r>
+        <w:rPr>
+          <w:b/>
+          <w:bCs/>
+        </w:rPr>
+        <w:t>8.REFERÊNCIAS BIBLIOGRÁFICAS</w:t>
+      </w:r>
+    </w:p>
+    <w:p>
+      <w:pPr>
+        <w:ind w:firstLine="0"/>
+        <w:rPr>
+          <w:b/>
+          <w:bCs/>
+        </w:rPr>
+      </w:pPr>
+    </w:p>
+    <w:p>
+      <w:pPr>
+        <w:ind w:firstLine="0"/>
+        <w:rPr>
+          <w:b/>
+          <w:bCs/>
+        </w:rPr>
+      </w:pPr>
+    </w:p>
+    <w:p>
+      <w:pPr>
+        <w:ind w:firstLine="0"/>
+        <w:rPr>
+          <w:b/>
+          <w:bCs/>
+        </w:rPr>
+      </w:pPr>
+    </w:p>
+    <w:p>
+      <w:pPr>
+        <w:ind w:firstLine="0"/>
+        <w:rPr>
+          <w:b/>
+          <w:bCs/>
+        </w:rPr>
+      </w:pPr>
+    </w:p>
+    <w:p>
+      <w:pPr>
+        <w:ind w:firstLine="0"/>
+        <w:rPr>
+          <w:b/>
+          <w:bCs/>
+        </w:rPr>
+      </w:pPr>
+    </w:p>
+    <w:p>
+      <w:pPr>
+        <w:ind w:firstLine="0"/>
+        <w:rPr>
+          <w:b/>
+          <w:bCs/>
+        </w:rPr>
+      </w:pPr>
+    </w:p>
+    <w:p>
+      <w:pPr>
+        <w:ind w:firstLine="0"/>
+        <w:rPr>
+          <w:b/>
+          <w:bCs/>
+        </w:rPr>
+      </w:pPr>
+    </w:p>
+    <w:p>
+      <w:pPr>
+        <w:ind w:firstLine="0"/>
+        <w:rPr>
+          <w:b/>
+          <w:bCs/>
+        </w:rPr>
+      </w:pPr>
+    </w:p>
+    <w:p>
+      <w:pPr>
+        <w:ind w:firstLine="0"/>
+        <w:rPr>
+          <w:b/>
+          <w:bCs/>
+        </w:rPr>
+      </w:pPr>
+    </w:p>
+    <w:p>
+      <w:pPr>
+        <w:ind w:firstLine="0"/>
+        <w:rPr>
+          <w:b/>
+          <w:bCs/>
+        </w:rPr>
+      </w:pPr>
+    </w:p>
+    <w:p>
+      <w:pPr>
+        <w:ind w:firstLine="0"/>
+        <w:rPr>
+          <w:b/>
+          <w:bCs/>
+        </w:rPr>
+      </w:pPr>
+    </w:p>
+    <w:p>
+      <w:pPr>
+        <w:ind w:firstLine="0"/>
+        <w:rPr>
+          <w:b/>
+          <w:bCs/>
+        </w:rPr>
+      </w:pPr>
+    </w:p>
+    <w:p>
+      <w:pPr>
+        <w:ind w:firstLine="0"/>
+        <w:rPr>
+          <w:b/>
+          <w:bCs/>
+        </w:rPr>
+      </w:pPr>
+    </w:p>
+    <w:p>
+      <w:pPr>
+        <w:ind w:firstLine="0"/>
+        <w:rPr>
+          <w:b/>
+          <w:bCs/>
+        </w:rPr>
+      </w:pPr>
+    </w:p>
+    <w:p>
+      <w:pPr>
+        <w:ind w:firstLine="0"/>
+        <w:rPr>
+          <w:b/>
+          <w:bCs/>
+        </w:rPr>
+      </w:pPr>
+    </w:p>
+    <w:p>
+      <w:pPr>
+        <w:ind w:firstLine="0"/>
+        <w:rPr>
+          <w:b/>
+          <w:bCs/>
+        </w:rPr>
+      </w:pPr>
+    </w:p>
+    <w:p>
+      <w:pPr>
+        <w:ind w:firstLine="0"/>
+        <w:rPr>
+          <w:b/>
+          <w:bCs/>
+        </w:rPr>
+      </w:pPr>
+    </w:p>
+    <w:p>
+      <w:pPr>
+        <w:ind w:firstLine="0"/>
+        <w:rPr>
+          <w:b/>
+          <w:bCs/>
+        </w:rPr>
+      </w:pPr>
+    </w:p>
+    <w:p>
+      <w:pPr>
+        <w:ind w:firstLine="0"/>
+        <w:rPr>
+          <w:b/>
+          <w:bCs/>
+        </w:rPr>
+      </w:pPr>
+    </w:p>
+    <w:p>
+      <w:pPr>
+        <w:ind w:firstLine="0"/>
+        <w:rPr>
+          <w:b/>
+          <w:bCs/>
+        </w:rPr>
+      </w:pPr>
+    </w:p>
+    <w:p>
+      <w:pPr>
+        <w:ind w:firstLine="0"/>
+        <w:rPr>
+          <w:b/>
+          <w:bCs/>
+        </w:rPr>
+      </w:pPr>
+    </w:p>
+    <w:p>
+      <w:pPr>
+        <w:ind w:firstLine="0"/>
+        <w:rPr>
+          <w:b/>
+          <w:bCs/>
+        </w:rPr>
+      </w:pPr>
+    </w:p>
+    <w:p>
+      <w:pPr>
+        <w:ind w:firstLine="0"/>
+        <w:rPr>
+          <w:b/>
+          <w:bCs/>
+        </w:rPr>
+      </w:pPr>
+    </w:p>
+    <w:p>
+      <w:pPr>
+        <w:ind w:firstLine="0"/>
+        <w:rPr>
+          <w:b/>
+          <w:bCs/>
+        </w:rPr>
+      </w:pPr>
+    </w:p>
+    <w:p>
+      <w:pPr>
+        <w:ind w:firstLine="0"/>
+        <w:rPr>
+          <w:b/>
+          <w:bCs/>
+        </w:rPr>
+      </w:pPr>
+    </w:p>
+    <w:p>
+      <w:pPr>
+        <w:ind w:firstLine="0"/>
+        <w:rPr>
+          <w:b/>
+          <w:bCs/>
+        </w:rPr>
+      </w:pPr>
+    </w:p>
+    <w:p>
+      <w:pPr>
+        <w:ind w:firstLine="0"/>
+        <w:rPr>
+          <w:b/>
+          <w:bCs/>
+        </w:rPr>
+      </w:pPr>
+    </w:p>
+    <w:p>
+      <w:pPr>
+        <w:ind w:firstLine="0"/>
+        <w:rPr>
+          <w:b/>
+          <w:bCs/>
+        </w:rPr>
+      </w:pPr>
+    </w:p>
+    <w:p>
+      <w:pPr>
+        <w:ind w:firstLine="0"/>
+        <w:rPr>
+          <w:b/>
+          <w:bCs/>
+        </w:rPr>
+      </w:pPr>
+    </w:p>
+    <w:p>
+      <w:pPr>
+        <w:ind w:firstLine="0"/>
+        <w:rPr>
+          <w:b/>
+          <w:bCs/>
+        </w:rPr>
+      </w:pPr>
+    </w:p>
+    <w:p>
+      <w:pPr>
+        <w:ind w:firstLine="0"/>
+        <w:rPr>
+          <w:b/>
+          <w:bCs/>
+        </w:rPr>
+      </w:pPr>
+    </w:p>
+    <w:p>
+      <w:pPr>
+        <w:ind w:firstLine="0"/>
+        <w:rPr>
+          <w:b/>
+          <w:bCs/>
+        </w:rPr>
+      </w:pPr>
+    </w:p>
+    <w:p>
+      <w:pPr>
+        <w:ind w:firstLine="0"/>
+        <w:rPr>
+          <w:b/>
+          <w:bCs/>
+        </w:rPr>
+      </w:pPr>
+    </w:p>
+    <w:p>
+      <w:pPr>
+        <w:ind w:firstLine="0"/>
+        <w:rPr>
+          <w:b/>
+          <w:bCs/>
+        </w:rPr>
+      </w:pPr>
+    </w:p>
+    <w:p>
+      <w:pPr>
+        <w:ind w:firstLine="0"/>
+        <w:rPr>
+          <w:b/>
+          <w:bCs/>
+        </w:rPr>
+      </w:pPr>
+      <w:r>
+        <w:rPr>
+          <w:b/>
+          <w:bCs/>
+        </w:rPr>
         <w:t>1</w:t>
       </w:r>
       <w:r>
@@ -1398,36 +1758,22 @@
     </w:p>
     <w:p>
       <w:pPr>
-        <w:jc w:val="both"/>
-      </w:pPr>
-      <w:r>
-        <w:t>Descreva o problema....</w:t>
-      </w:r>
-      <w:r>
-        <w:t xml:space="preserve"> </w:t>
-      </w:r>
-      <w:r>
-        <w:t xml:space="preserve">(lembre-se que o exemplo do </w:t>
-      </w:r>
-      <w:proofErr w:type="spellStart"/>
-      <w:r>
-        <w:t>notion</w:t>
-      </w:r>
-      <w:proofErr w:type="spellEnd"/>
-      <w:r>
-        <w:t xml:space="preserve"> pode estar superficial, a ideia é ajudar vocês a desenvolver a documentação, para finalizar, todo o texto é de forma discursiva e com suas palavras).</w:t>
-      </w:r>
-    </w:p>
-    <w:p>
-      <w:pPr>
-        <w:jc w:val="both"/>
-      </w:pPr>
-    </w:p>
-    <w:p>
-      <w:pPr>
-        <w:jc w:val="both"/>
-      </w:pPr>
-    </w:p>
+        <w:spacing w:after="0"/>
+      </w:pPr>
+      <w:r>
+        <w:t>O trânsito em metrópoles como São Paulo enfrenta gargalos críticos devido ao alto volume de veículos e, principalmente, ao uso de semáforos com temporização fixa. Esse sistema rígido ignora a demanda em tempo real, gerando congestionamentos desnecessários em vias saturadas enquanto libera cruzamentos vazios, além de aumentar o risco de acidentes por falhas operacionais.</w:t>
+      </w:r>
+      <w:r>
+        <w:t xml:space="preserve"> p</w:t>
+      </w:r>
+      <w:r>
+        <w:t>ara mitigar esses problemas, é fundamental a transição para soluções tecnológicas inteligentes. Sistemas que ajustam o fluxo de forma dinâmica e automatizada são essenciais para promover uma mobilidade urbana mais fluida, segura e eficiente.</w:t>
+      </w:r>
+    </w:p>
+    <w:p/>
+    <w:p/>
+    <w:p/>
+    <w:p/>
     <w:p>
       <w:pPr>
         <w:pStyle w:val="PargrafodaLista"/>
@@ -1435,7 +1781,6 @@
           <w:ilvl w:val="1"/>
           <w:numId w:val="7"/>
         </w:numPr>
-        <w:jc w:val="both"/>
         <w:rPr>
           <w:b/>
           <w:bCs/>
@@ -1451,44 +1796,28 @@
     </w:p>
     <w:p>
       <w:pPr>
-        <w:jc w:val="both"/>
-      </w:pPr>
-      <w:r>
-        <w:t xml:space="preserve">Descreve o objetivo do projeto, </w:t>
-      </w:r>
-      <w:proofErr w:type="spellStart"/>
-      <w:r>
-        <w:t>lembre</w:t>
-      </w:r>
-      <w:proofErr w:type="spellEnd"/>
-      <w:r>
-        <w:t xml:space="preserve"> de utilizar o nome criado por você...</w:t>
-      </w:r>
-      <w:r>
-        <w:t xml:space="preserve"> </w:t>
-      </w:r>
-      <w:r>
-        <w:t xml:space="preserve">(lembre-se que o exemplo do </w:t>
-      </w:r>
-      <w:proofErr w:type="spellStart"/>
-      <w:r>
-        <w:t>notion</w:t>
-      </w:r>
-      <w:proofErr w:type="spellEnd"/>
-      <w:r>
-        <w:t xml:space="preserve"> pode estar superficial, a ideia é ajudar vocês a desenvolver a documentação, para finalizar, todo o texto é de forma discursiva e com suas palavras).</w:t>
-      </w:r>
-    </w:p>
-    <w:p>
-      <w:pPr>
-        <w:jc w:val="both"/>
-      </w:pPr>
-    </w:p>
-    <w:p>
-      <w:pPr>
-        <w:jc w:val="both"/>
-      </w:pPr>
-    </w:p>
+        <w:spacing w:after="0"/>
+      </w:pPr>
+      <w:r>
+        <w:t>Este projeto desenvolv</w:t>
+      </w:r>
+      <w:r>
+        <w:t>e</w:t>
+      </w:r>
+      <w:r>
+        <w:t xml:space="preserve"> um simulador de Semáforo Inteligente em linguagem C, projetado especificamente para gerenciar o tráfego em cruzamentos compostos por uma via principal e uma secundária. A solução foca na automação dos ciclos de sinalização, alternando de forma lógica entre os estados de verde, amarelo e vermelho para garantir a segurança e a fluidez do trânsito.</w:t>
+      </w:r>
+      <w:r>
+        <w:t xml:space="preserve"> o</w:t>
+      </w:r>
+      <w:r>
+        <w:t xml:space="preserve"> diferencial do sistema está na sua estratégia de priorização: reconhecendo que a via principal possui um volume de veículos significativamente maior, a lógica de programação ajusta os tempos de abertura para favorecer essa via, reduzindo gargalos. Dessa forma, a simulação busca substituir modelos de tempo fixo por um controle mais racional, prevenindo conflitos entre os sentidos de direção e otimizando a mobilidade urbana no cruzamento.</w:t>
+      </w:r>
+    </w:p>
+    <w:p/>
+    <w:p/>
+    <w:p/>
+    <w:p/>
     <w:p>
       <w:pPr>
         <w:pStyle w:val="PargrafodaLista"/>
@@ -1496,7 +1825,6 @@
           <w:ilvl w:val="1"/>
           <w:numId w:val="7"/>
         </w:numPr>
-        <w:jc w:val="both"/>
         <w:rPr>
           <w:b/>
           <w:bCs/>
@@ -1512,25 +1840,20 @@
     </w:p>
     <w:p>
       <w:pPr>
-        <w:jc w:val="both"/>
-      </w:pPr>
-      <w:r>
-        <w:t xml:space="preserve">Descreva a solução proposta (lembre-se que o exemplo do </w:t>
-      </w:r>
-      <w:proofErr w:type="spellStart"/>
-      <w:r>
-        <w:t>notion</w:t>
-      </w:r>
-      <w:proofErr w:type="spellEnd"/>
-      <w:r>
-        <w:t xml:space="preserve"> pode estar superficial, a ideia é ajudar vocês a desenvolver a documentação, para finalizar, todo o texto é de forma discursiva e com suas palavras).</w:t>
-      </w:r>
-    </w:p>
-    <w:p>
-      <w:pPr>
-        <w:jc w:val="both"/>
-      </w:pPr>
-    </w:p>
+        <w:spacing w:after="0"/>
+      </w:pPr>
+      <w:r>
+        <w:t>A ideia aqui é criar um simulador de Semáforo Inteligente usando a linguagem C, focado em resolver a bagunça de um cruzamento entre uma rua principal e uma rua secundária. O sistema cuida de tudo sozinho, trocando as luzes (verde, amarelo e vermelho) no tempo certo para o trânsito fluir e ninguém bater</w:t>
+      </w:r>
+      <w:r>
+        <w:t>, o</w:t>
+      </w:r>
+      <w:r>
+        <w:t xml:space="preserve"> grande lance é que o código dá uma moral maior para a via principal, já que é por onde passa mais carro. Em vez de deixar o tempo igual para todo mundo, o sistema prioriza quem tem mais movimento para evitar aquele engarrafamento chato, mas sem esquecer da segurança e da organização que um cruzamento precisa ter.</w:t>
+      </w:r>
+    </w:p>
+    <w:p/>
+    <w:p/>
     <w:p>
       <w:pPr>
         <w:pStyle w:val="PargrafodaLista"/>
@@ -1538,7 +1861,6 @@
           <w:ilvl w:val="1"/>
           <w:numId w:val="7"/>
         </w:numPr>
-        <w:jc w:val="both"/>
         <w:rPr>
           <w:b/>
           <w:bCs/>
@@ -1554,48 +1876,699 @@
     </w:p>
     <w:p>
       <w:pPr>
-        <w:jc w:val="both"/>
-      </w:pPr>
-      <w:r>
-        <w:t xml:space="preserve">Descreva o funcionamento (discursiva), na </w:t>
-      </w:r>
-      <w:proofErr w:type="spellStart"/>
-      <w:proofErr w:type="gramStart"/>
-      <w:r>
-        <w:t>sequencia</w:t>
-      </w:r>
-      <w:proofErr w:type="spellEnd"/>
-      <w:proofErr w:type="gramEnd"/>
-      <w:r>
-        <w:t xml:space="preserve"> pode usar a sequência mínima esperada (opcional), o uso da tabela é </w:t>
-      </w:r>
-      <w:r>
-        <w:t xml:space="preserve">obrigatório. (lembre-se que o exemplo do </w:t>
-      </w:r>
-      <w:proofErr w:type="spellStart"/>
-      <w:r>
-        <w:t>notion</w:t>
-      </w:r>
-      <w:proofErr w:type="spellEnd"/>
-      <w:r>
-        <w:t xml:space="preserve"> pode estar superficial, a ideia é ajudar vocês a desenvolver a documentação, para finalizar, todo o texto é de forma discursiva e com suas palavras).</w:t>
-      </w:r>
-    </w:p>
-    <w:p>
-      <w:pPr>
-        <w:jc w:val="both"/>
-      </w:pPr>
-    </w:p>
-    <w:p>
-      <w:pPr>
-        <w:ind w:firstLine="0"/>
-        <w:jc w:val="both"/>
-      </w:pPr>
-    </w:p>
-    <w:p>
-      <w:pPr>
-        <w:ind w:firstLine="0"/>
-        <w:jc w:val="both"/>
+        <w:pStyle w:val="PargrafodaLista"/>
+        <w:ind w:left="-113"/>
+        <w:rPr>
+          <w:b/>
+          <w:bCs/>
+        </w:rPr>
+      </w:pPr>
+      <w:r>
+        <w:rPr>
+          <w:rFonts w:cs="Arial"/>
+        </w:rPr>
+        <w:t>O sistema roda no estilo "loop", repetindo as mesmas etapas sem parar. Tudo começa com a via principal no verde (</w:t>
+      </w:r>
+      <w:r>
+        <w:rPr>
+          <w:rFonts w:cs="Arial"/>
+        </w:rPr>
+        <w:t>para</w:t>
+      </w:r>
+      <w:r>
+        <w:rPr>
+          <w:rFonts w:cs="Arial"/>
+        </w:rPr>
+        <w:t xml:space="preserve"> liberar quem tem mais pressa) e a secundária no vermelho, esperando a vez</w:t>
+      </w:r>
+      <w:r>
+        <w:rPr>
+          <w:rFonts w:cs="Arial"/>
+        </w:rPr>
+        <w:t>, a</w:t>
+      </w:r>
+      <w:r>
+        <w:rPr>
+          <w:rFonts w:cs="Arial"/>
+        </w:rPr>
+        <w:t xml:space="preserve"> dinâmica é simples: quando o tempo da principal acaba, ela dá aquele aviso no amarelo e fecha no vermelho. Só aí a secundária ganha o verde </w:t>
+      </w:r>
+      <w:r>
+        <w:rPr>
+          <w:rFonts w:cs="Arial"/>
+        </w:rPr>
+        <w:t>para</w:t>
+      </w:r>
+      <w:r>
+        <w:rPr>
+          <w:rFonts w:cs="Arial"/>
+        </w:rPr>
+        <w:t xml:space="preserve"> seguir viagem. Depois de um tempinho, a secundária também passa pelo amarelo, fecha de novo e o ciclo recomeça do zero, abrindo a principal outra vez.</w:t>
+      </w:r>
+    </w:p>
+    <w:p>
+      <w:pPr>
+        <w:pStyle w:val="PargrafodaLista"/>
+        <w:spacing w:after="120"/>
+        <w:ind w:left="400" w:firstLine="0"/>
+        <w:rPr>
+          <w:rFonts w:cs="Arial"/>
+          <w:color w:val="1F1F1F"/>
+        </w:rPr>
+      </w:pPr>
+    </w:p>
+    <w:p>
+      <w:pPr>
+        <w:pStyle w:val="Ttulo3"/>
+        <w:spacing w:before="0" w:after="120"/>
+        <w:rPr>
+          <w:rFonts w:ascii="Arial" w:hAnsi="Arial" w:cs="Arial"/>
+          <w:color w:val="1F1F1F"/>
+        </w:rPr>
+      </w:pPr>
+    </w:p>
+    <w:tbl>
+      <w:tblPr>
+        <w:tblStyle w:val="TabelaSimples5"/>
+        <w:tblW w:w="9515" w:type="dxa"/>
+        <w:tblLook w:val="04A0" w:firstRow="1" w:lastRow="0" w:firstColumn="1" w:lastColumn="0" w:noHBand="0" w:noVBand="1"/>
+      </w:tblPr>
+      <w:tblGrid>
+        <w:gridCol w:w="1579"/>
+        <w:gridCol w:w="2141"/>
+        <w:gridCol w:w="2269"/>
+        <w:gridCol w:w="3526"/>
+      </w:tblGrid>
+      <w:tr>
+        <w:trPr>
+          <w:cnfStyle w:val="100000000000" w:firstRow="1" w:lastRow="0" w:firstColumn="0" w:lastColumn="0" w:oddVBand="0" w:evenVBand="0" w:oddHBand="0" w:evenHBand="0" w:firstRowFirstColumn="0" w:firstRowLastColumn="0" w:lastRowFirstColumn="0" w:lastRowLastColumn="0"/>
+          <w:trHeight w:val="253"/>
+        </w:trPr>
+        <w:tc>
+          <w:tcPr>
+            <w:cnfStyle w:val="001000000100" w:firstRow="0" w:lastRow="0" w:firstColumn="1" w:lastColumn="0" w:oddVBand="0" w:evenVBand="0" w:oddHBand="0" w:evenHBand="0" w:firstRowFirstColumn="1" w:firstRowLastColumn="0" w:lastRowFirstColumn="0" w:lastRowLastColumn="0"/>
+            <w:tcW w:w="0" w:type="auto"/>
+            <w:hideMark/>
+          </w:tcPr>
+          <w:p>
+            <w:pPr>
+              <w:rPr>
+                <w:rFonts w:cs="Arial"/>
+                <w:color w:val="1F1F1F"/>
+              </w:rPr>
+            </w:pPr>
+            <w:r>
+              <w:rPr>
+                <w:rStyle w:val="Forte"/>
+                <w:rFonts w:cs="Arial"/>
+                <w:color w:val="1F1F1F"/>
+                <w:bdr w:val="none" w:sz="0" w:space="0" w:color="auto" w:frame="1"/>
+              </w:rPr>
+              <w:t>Etapa</w:t>
+            </w:r>
+          </w:p>
+        </w:tc>
+        <w:tc>
+          <w:tcPr>
+            <w:tcW w:w="0" w:type="auto"/>
+            <w:hideMark/>
+          </w:tcPr>
+          <w:p>
+            <w:pPr>
+              <w:cnfStyle w:val="100000000000" w:firstRow="1" w:lastRow="0" w:firstColumn="0" w:lastColumn="0" w:oddVBand="0" w:evenVBand="0" w:oddHBand="0" w:evenHBand="0" w:firstRowFirstColumn="0" w:firstRowLastColumn="0" w:lastRowFirstColumn="0" w:lastRowLastColumn="0"/>
+              <w:rPr>
+                <w:rFonts w:cs="Arial"/>
+                <w:color w:val="1F1F1F"/>
+              </w:rPr>
+            </w:pPr>
+            <w:r>
+              <w:rPr>
+                <w:rStyle w:val="Forte"/>
+                <w:rFonts w:cs="Arial"/>
+                <w:color w:val="1F1F1F"/>
+                <w:bdr w:val="none" w:sz="0" w:space="0" w:color="auto" w:frame="1"/>
+              </w:rPr>
+              <w:t>Via Principal</w:t>
+            </w:r>
+          </w:p>
+        </w:tc>
+        <w:tc>
+          <w:tcPr>
+            <w:tcW w:w="0" w:type="auto"/>
+            <w:hideMark/>
+          </w:tcPr>
+          <w:p>
+            <w:pPr>
+              <w:cnfStyle w:val="100000000000" w:firstRow="1" w:lastRow="0" w:firstColumn="0" w:lastColumn="0" w:oddVBand="0" w:evenVBand="0" w:oddHBand="0" w:evenHBand="0" w:firstRowFirstColumn="0" w:firstRowLastColumn="0" w:lastRowFirstColumn="0" w:lastRowLastColumn="0"/>
+              <w:rPr>
+                <w:rFonts w:cs="Arial"/>
+                <w:color w:val="1F1F1F"/>
+              </w:rPr>
+            </w:pPr>
+            <w:r>
+              <w:rPr>
+                <w:rStyle w:val="Forte"/>
+                <w:rFonts w:cs="Arial"/>
+                <w:color w:val="1F1F1F"/>
+                <w:bdr w:val="none" w:sz="0" w:space="0" w:color="auto" w:frame="1"/>
+              </w:rPr>
+              <w:t>Via Secundária</w:t>
+            </w:r>
+          </w:p>
+        </w:tc>
+        <w:tc>
+          <w:tcPr>
+            <w:tcW w:w="0" w:type="auto"/>
+            <w:hideMark/>
+          </w:tcPr>
+          <w:p>
+            <w:pPr>
+              <w:cnfStyle w:val="100000000000" w:firstRow="1" w:lastRow="0" w:firstColumn="0" w:lastColumn="0" w:oddVBand="0" w:evenVBand="0" w:oddHBand="0" w:evenHBand="0" w:firstRowFirstColumn="0" w:firstRowLastColumn="0" w:lastRowFirstColumn="0" w:lastRowLastColumn="0"/>
+              <w:rPr>
+                <w:rFonts w:cs="Arial"/>
+                <w:color w:val="1F1F1F"/>
+              </w:rPr>
+            </w:pPr>
+            <w:r>
+              <w:rPr>
+                <w:rStyle w:val="Forte"/>
+                <w:rFonts w:cs="Arial"/>
+                <w:color w:val="1F1F1F"/>
+                <w:bdr w:val="none" w:sz="0" w:space="0" w:color="auto" w:frame="1"/>
+              </w:rPr>
+              <w:t>O que acontece?</w:t>
+            </w:r>
+          </w:p>
+        </w:tc>
+      </w:tr>
+      <w:tr>
+        <w:trPr>
+          <w:cnfStyle w:val="000000100000" w:firstRow="0" w:lastRow="0" w:firstColumn="0" w:lastColumn="0" w:oddVBand="0" w:evenVBand="0" w:oddHBand="1" w:evenHBand="0" w:firstRowFirstColumn="0" w:firstRowLastColumn="0" w:lastRowFirstColumn="0" w:lastRowLastColumn="0"/>
+          <w:trHeight w:val="253"/>
+        </w:trPr>
+        <w:tc>
+          <w:tcPr>
+            <w:cnfStyle w:val="001000000000" w:firstRow="0" w:lastRow="0" w:firstColumn="1" w:lastColumn="0" w:oddVBand="0" w:evenVBand="0" w:oddHBand="0" w:evenHBand="0" w:firstRowFirstColumn="0" w:firstRowLastColumn="0" w:lastRowFirstColumn="0" w:lastRowLastColumn="0"/>
+            <w:tcW w:w="0" w:type="auto"/>
+            <w:hideMark/>
+          </w:tcPr>
+          <w:p>
+            <w:pPr>
+              <w:rPr>
+                <w:rFonts w:cs="Arial"/>
+                <w:color w:val="1F1F1F"/>
+              </w:rPr>
+            </w:pPr>
+            <w:r>
+              <w:rPr>
+                <w:rFonts w:cs="Arial"/>
+                <w:b/>
+                <w:bCs/>
+                <w:color w:val="1F1F1F"/>
+                <w:bdr w:val="none" w:sz="0" w:space="0" w:color="auto" w:frame="1"/>
+              </w:rPr>
+              <w:t>1</w:t>
+            </w:r>
+          </w:p>
+        </w:tc>
+        <w:tc>
+          <w:tcPr>
+            <w:tcW w:w="0" w:type="auto"/>
+            <w:hideMark/>
+          </w:tcPr>
+          <w:p>
+            <w:pPr>
+              <w:cnfStyle w:val="000000100000" w:firstRow="0" w:lastRow="0" w:firstColumn="0" w:lastColumn="0" w:oddVBand="0" w:evenVBand="0" w:oddHBand="1" w:evenHBand="0" w:firstRowFirstColumn="0" w:firstRowLastColumn="0" w:lastRowFirstColumn="0" w:lastRowLastColumn="0"/>
+              <w:rPr>
+                <w:rFonts w:cs="Arial"/>
+                <w:color w:val="1F1F1F"/>
+              </w:rPr>
+            </w:pPr>
+            <w:r>
+              <w:rPr>
+                <w:rFonts w:cs="Arial"/>
+                <w:color w:val="1F1F1F"/>
+                <w:bdr w:val="none" w:sz="0" w:space="0" w:color="auto" w:frame="1"/>
+              </w:rPr>
+              <w:t>Verde</w:t>
+            </w:r>
+          </w:p>
+        </w:tc>
+        <w:tc>
+          <w:tcPr>
+            <w:tcW w:w="0" w:type="auto"/>
+            <w:hideMark/>
+          </w:tcPr>
+          <w:p>
+            <w:pPr>
+              <w:cnfStyle w:val="000000100000" w:firstRow="0" w:lastRow="0" w:firstColumn="0" w:lastColumn="0" w:oddVBand="0" w:evenVBand="0" w:oddHBand="1" w:evenHBand="0" w:firstRowFirstColumn="0" w:firstRowLastColumn="0" w:lastRowFirstColumn="0" w:lastRowLastColumn="0"/>
+              <w:rPr>
+                <w:rFonts w:cs="Arial"/>
+                <w:color w:val="1F1F1F"/>
+              </w:rPr>
+            </w:pPr>
+            <w:r>
+              <w:rPr>
+                <w:rFonts w:cs="Arial"/>
+                <w:color w:val="1F1F1F"/>
+                <w:bdr w:val="none" w:sz="0" w:space="0" w:color="auto" w:frame="1"/>
+              </w:rPr>
+              <w:t>Vermelho</w:t>
+            </w:r>
+          </w:p>
+        </w:tc>
+        <w:tc>
+          <w:tcPr>
+            <w:tcW w:w="0" w:type="auto"/>
+            <w:hideMark/>
+          </w:tcPr>
+          <w:p>
+            <w:pPr>
+              <w:cnfStyle w:val="000000100000" w:firstRow="0" w:lastRow="0" w:firstColumn="0" w:lastColumn="0" w:oddVBand="0" w:evenVBand="0" w:oddHBand="1" w:evenHBand="0" w:firstRowFirstColumn="0" w:firstRowLastColumn="0" w:lastRowFirstColumn="0" w:lastRowLastColumn="0"/>
+              <w:rPr>
+                <w:rFonts w:cs="Arial"/>
+                <w:color w:val="1F1F1F"/>
+              </w:rPr>
+            </w:pPr>
+            <w:r>
+              <w:rPr>
+                <w:rFonts w:cs="Arial"/>
+                <w:color w:val="1F1F1F"/>
+                <w:bdr w:val="none" w:sz="0" w:space="0" w:color="auto" w:frame="1"/>
+              </w:rPr>
+              <w:t>Principal flui, secundária espera.</w:t>
+            </w:r>
+          </w:p>
+        </w:tc>
+      </w:tr>
+      <w:tr>
+        <w:trPr>
+          <w:trHeight w:val="253"/>
+        </w:trPr>
+        <w:tc>
+          <w:tcPr>
+            <w:cnfStyle w:val="001000000000" w:firstRow="0" w:lastRow="0" w:firstColumn="1" w:lastColumn="0" w:oddVBand="0" w:evenVBand="0" w:oddHBand="0" w:evenHBand="0" w:firstRowFirstColumn="0" w:firstRowLastColumn="0" w:lastRowFirstColumn="0" w:lastRowLastColumn="0"/>
+            <w:tcW w:w="0" w:type="auto"/>
+            <w:hideMark/>
+          </w:tcPr>
+          <w:p>
+            <w:pPr>
+              <w:rPr>
+                <w:rFonts w:cs="Arial"/>
+                <w:color w:val="1F1F1F"/>
+              </w:rPr>
+            </w:pPr>
+            <w:r>
+              <w:rPr>
+                <w:rFonts w:cs="Arial"/>
+                <w:b/>
+                <w:bCs/>
+                <w:color w:val="1F1F1F"/>
+                <w:bdr w:val="none" w:sz="0" w:space="0" w:color="auto" w:frame="1"/>
+              </w:rPr>
+              <w:t>2</w:t>
+            </w:r>
+          </w:p>
+        </w:tc>
+        <w:tc>
+          <w:tcPr>
+            <w:tcW w:w="0" w:type="auto"/>
+            <w:hideMark/>
+          </w:tcPr>
+          <w:p>
+            <w:pPr>
+              <w:cnfStyle w:val="000000000000" w:firstRow="0" w:lastRow="0" w:firstColumn="0" w:lastColumn="0" w:oddVBand="0" w:evenVBand="0" w:oddHBand="0" w:evenHBand="0" w:firstRowFirstColumn="0" w:firstRowLastColumn="0" w:lastRowFirstColumn="0" w:lastRowLastColumn="0"/>
+              <w:rPr>
+                <w:rFonts w:cs="Arial"/>
+                <w:color w:val="1F1F1F"/>
+              </w:rPr>
+            </w:pPr>
+            <w:r>
+              <w:rPr>
+                <w:rFonts w:cs="Arial"/>
+                <w:color w:val="1F1F1F"/>
+                <w:bdr w:val="none" w:sz="0" w:space="0" w:color="auto" w:frame="1"/>
+              </w:rPr>
+              <w:t>Amarelo</w:t>
+            </w:r>
+          </w:p>
+        </w:tc>
+        <w:tc>
+          <w:tcPr>
+            <w:tcW w:w="0" w:type="auto"/>
+            <w:hideMark/>
+          </w:tcPr>
+          <w:p>
+            <w:pPr>
+              <w:cnfStyle w:val="000000000000" w:firstRow="0" w:lastRow="0" w:firstColumn="0" w:lastColumn="0" w:oddVBand="0" w:evenVBand="0" w:oddHBand="0" w:evenHBand="0" w:firstRowFirstColumn="0" w:firstRowLastColumn="0" w:lastRowFirstColumn="0" w:lastRowLastColumn="0"/>
+              <w:rPr>
+                <w:rFonts w:cs="Arial"/>
+                <w:color w:val="1F1F1F"/>
+              </w:rPr>
+            </w:pPr>
+            <w:r>
+              <w:rPr>
+                <w:rFonts w:cs="Arial"/>
+                <w:color w:val="1F1F1F"/>
+                <w:bdr w:val="none" w:sz="0" w:space="0" w:color="auto" w:frame="1"/>
+              </w:rPr>
+              <w:t>Vermelho</w:t>
+            </w:r>
+          </w:p>
+        </w:tc>
+        <w:tc>
+          <w:tcPr>
+            <w:tcW w:w="0" w:type="auto"/>
+            <w:hideMark/>
+          </w:tcPr>
+          <w:p>
+            <w:pPr>
+              <w:cnfStyle w:val="000000000000" w:firstRow="0" w:lastRow="0" w:firstColumn="0" w:lastColumn="0" w:oddVBand="0" w:evenVBand="0" w:oddHBand="0" w:evenHBand="0" w:firstRowFirstColumn="0" w:firstRowLastColumn="0" w:lastRowFirstColumn="0" w:lastRowLastColumn="0"/>
+              <w:rPr>
+                <w:rFonts w:cs="Arial"/>
+                <w:color w:val="1F1F1F"/>
+              </w:rPr>
+            </w:pPr>
+            <w:r>
+              <w:rPr>
+                <w:rFonts w:cs="Arial"/>
+                <w:color w:val="1F1F1F"/>
+                <w:bdr w:val="none" w:sz="0" w:space="0" w:color="auto" w:frame="1"/>
+              </w:rPr>
+              <w:t>Principal avisa que vai parar.</w:t>
+            </w:r>
+          </w:p>
+        </w:tc>
+      </w:tr>
+      <w:tr>
+        <w:trPr>
+          <w:cnfStyle w:val="000000100000" w:firstRow="0" w:lastRow="0" w:firstColumn="0" w:lastColumn="0" w:oddVBand="0" w:evenVBand="0" w:oddHBand="1" w:evenHBand="0" w:firstRowFirstColumn="0" w:firstRowLastColumn="0" w:lastRowFirstColumn="0" w:lastRowLastColumn="0"/>
+          <w:trHeight w:val="253"/>
+        </w:trPr>
+        <w:tc>
+          <w:tcPr>
+            <w:cnfStyle w:val="001000000000" w:firstRow="0" w:lastRow="0" w:firstColumn="1" w:lastColumn="0" w:oddVBand="0" w:evenVBand="0" w:oddHBand="0" w:evenHBand="0" w:firstRowFirstColumn="0" w:firstRowLastColumn="0" w:lastRowFirstColumn="0" w:lastRowLastColumn="0"/>
+            <w:tcW w:w="0" w:type="auto"/>
+            <w:hideMark/>
+          </w:tcPr>
+          <w:p>
+            <w:pPr>
+              <w:rPr>
+                <w:rFonts w:cs="Arial"/>
+                <w:color w:val="1F1F1F"/>
+              </w:rPr>
+            </w:pPr>
+            <w:r>
+              <w:rPr>
+                <w:rFonts w:cs="Arial"/>
+                <w:b/>
+                <w:bCs/>
+                <w:color w:val="1F1F1F"/>
+                <w:bdr w:val="none" w:sz="0" w:space="0" w:color="auto" w:frame="1"/>
+              </w:rPr>
+              <w:t>3</w:t>
+            </w:r>
+          </w:p>
+        </w:tc>
+        <w:tc>
+          <w:tcPr>
+            <w:tcW w:w="0" w:type="auto"/>
+            <w:hideMark/>
+          </w:tcPr>
+          <w:p>
+            <w:pPr>
+              <w:cnfStyle w:val="000000100000" w:firstRow="0" w:lastRow="0" w:firstColumn="0" w:lastColumn="0" w:oddVBand="0" w:evenVBand="0" w:oddHBand="1" w:evenHBand="0" w:firstRowFirstColumn="0" w:firstRowLastColumn="0" w:lastRowFirstColumn="0" w:lastRowLastColumn="0"/>
+              <w:rPr>
+                <w:rFonts w:cs="Arial"/>
+                <w:color w:val="1F1F1F"/>
+              </w:rPr>
+            </w:pPr>
+            <w:r>
+              <w:rPr>
+                <w:rFonts w:cs="Arial"/>
+                <w:color w:val="1F1F1F"/>
+                <w:bdr w:val="none" w:sz="0" w:space="0" w:color="auto" w:frame="1"/>
+              </w:rPr>
+              <w:t>Vermelho</w:t>
+            </w:r>
+          </w:p>
+        </w:tc>
+        <w:tc>
+          <w:tcPr>
+            <w:tcW w:w="0" w:type="auto"/>
+            <w:hideMark/>
+          </w:tcPr>
+          <w:p>
+            <w:pPr>
+              <w:cnfStyle w:val="000000100000" w:firstRow="0" w:lastRow="0" w:firstColumn="0" w:lastColumn="0" w:oddVBand="0" w:evenVBand="0" w:oddHBand="1" w:evenHBand="0" w:firstRowFirstColumn="0" w:firstRowLastColumn="0" w:lastRowFirstColumn="0" w:lastRowLastColumn="0"/>
+              <w:rPr>
+                <w:rFonts w:cs="Arial"/>
+                <w:color w:val="1F1F1F"/>
+              </w:rPr>
+            </w:pPr>
+            <w:r>
+              <w:rPr>
+                <w:rFonts w:cs="Arial"/>
+                <w:color w:val="1F1F1F"/>
+                <w:bdr w:val="none" w:sz="0" w:space="0" w:color="auto" w:frame="1"/>
+              </w:rPr>
+              <w:t>Verde</w:t>
+            </w:r>
+          </w:p>
+        </w:tc>
+        <w:tc>
+          <w:tcPr>
+            <w:tcW w:w="0" w:type="auto"/>
+            <w:hideMark/>
+          </w:tcPr>
+          <w:p>
+            <w:pPr>
+              <w:cnfStyle w:val="000000100000" w:firstRow="0" w:lastRow="0" w:firstColumn="0" w:lastColumn="0" w:oddVBand="0" w:evenVBand="0" w:oddHBand="1" w:evenHBand="0" w:firstRowFirstColumn="0" w:firstRowLastColumn="0" w:lastRowFirstColumn="0" w:lastRowLastColumn="0"/>
+              <w:rPr>
+                <w:rFonts w:cs="Arial"/>
+                <w:color w:val="1F1F1F"/>
+              </w:rPr>
+            </w:pPr>
+            <w:r>
+              <w:rPr>
+                <w:rFonts w:cs="Arial"/>
+                <w:color w:val="1F1F1F"/>
+                <w:bdr w:val="none" w:sz="0" w:space="0" w:color="auto" w:frame="1"/>
+              </w:rPr>
+              <w:t>Principal para e a secundária segue.</w:t>
+            </w:r>
+          </w:p>
+        </w:tc>
+      </w:tr>
+      <w:tr>
+        <w:trPr>
+          <w:trHeight w:val="253"/>
+        </w:trPr>
+        <w:tc>
+          <w:tcPr>
+            <w:cnfStyle w:val="001000000000" w:firstRow="0" w:lastRow="0" w:firstColumn="1" w:lastColumn="0" w:oddVBand="0" w:evenVBand="0" w:oddHBand="0" w:evenHBand="0" w:firstRowFirstColumn="0" w:firstRowLastColumn="0" w:lastRowFirstColumn="0" w:lastRowLastColumn="0"/>
+            <w:tcW w:w="0" w:type="auto"/>
+            <w:hideMark/>
+          </w:tcPr>
+          <w:p>
+            <w:pPr>
+              <w:rPr>
+                <w:rFonts w:cs="Arial"/>
+                <w:color w:val="1F1F1F"/>
+              </w:rPr>
+            </w:pPr>
+            <w:r>
+              <w:rPr>
+                <w:rFonts w:cs="Arial"/>
+                <w:b/>
+                <w:bCs/>
+                <w:color w:val="1F1F1F"/>
+                <w:bdr w:val="none" w:sz="0" w:space="0" w:color="auto" w:frame="1"/>
+              </w:rPr>
+              <w:t>4</w:t>
+            </w:r>
+          </w:p>
+        </w:tc>
+        <w:tc>
+          <w:tcPr>
+            <w:tcW w:w="0" w:type="auto"/>
+            <w:hideMark/>
+          </w:tcPr>
+          <w:p>
+            <w:pPr>
+              <w:cnfStyle w:val="000000000000" w:firstRow="0" w:lastRow="0" w:firstColumn="0" w:lastColumn="0" w:oddVBand="0" w:evenVBand="0" w:oddHBand="0" w:evenHBand="0" w:firstRowFirstColumn="0" w:firstRowLastColumn="0" w:lastRowFirstColumn="0" w:lastRowLastColumn="0"/>
+              <w:rPr>
+                <w:rFonts w:cs="Arial"/>
+                <w:color w:val="1F1F1F"/>
+              </w:rPr>
+            </w:pPr>
+            <w:r>
+              <w:rPr>
+                <w:rFonts w:cs="Arial"/>
+                <w:color w:val="1F1F1F"/>
+                <w:bdr w:val="none" w:sz="0" w:space="0" w:color="auto" w:frame="1"/>
+              </w:rPr>
+              <w:t>Vermelho</w:t>
+            </w:r>
+          </w:p>
+        </w:tc>
+        <w:tc>
+          <w:tcPr>
+            <w:tcW w:w="0" w:type="auto"/>
+            <w:hideMark/>
+          </w:tcPr>
+          <w:p>
+            <w:pPr>
+              <w:cnfStyle w:val="000000000000" w:firstRow="0" w:lastRow="0" w:firstColumn="0" w:lastColumn="0" w:oddVBand="0" w:evenVBand="0" w:oddHBand="0" w:evenHBand="0" w:firstRowFirstColumn="0" w:firstRowLastColumn="0" w:lastRowFirstColumn="0" w:lastRowLastColumn="0"/>
+              <w:rPr>
+                <w:rFonts w:cs="Arial"/>
+                <w:color w:val="1F1F1F"/>
+              </w:rPr>
+            </w:pPr>
+            <w:r>
+              <w:rPr>
+                <w:rFonts w:cs="Arial"/>
+                <w:color w:val="1F1F1F"/>
+                <w:bdr w:val="none" w:sz="0" w:space="0" w:color="auto" w:frame="1"/>
+              </w:rPr>
+              <w:t>Amarelo</w:t>
+            </w:r>
+          </w:p>
+        </w:tc>
+        <w:tc>
+          <w:tcPr>
+            <w:tcW w:w="0" w:type="auto"/>
+            <w:hideMark/>
+          </w:tcPr>
+          <w:p>
+            <w:pPr>
+              <w:cnfStyle w:val="000000000000" w:firstRow="0" w:lastRow="0" w:firstColumn="0" w:lastColumn="0" w:oddVBand="0" w:evenVBand="0" w:oddHBand="0" w:evenHBand="0" w:firstRowFirstColumn="0" w:firstRowLastColumn="0" w:lastRowFirstColumn="0" w:lastRowLastColumn="0"/>
+              <w:rPr>
+                <w:rFonts w:cs="Arial"/>
+                <w:color w:val="1F1F1F"/>
+              </w:rPr>
+            </w:pPr>
+            <w:r>
+              <w:rPr>
+                <w:rFonts w:cs="Arial"/>
+                <w:color w:val="1F1F1F"/>
+                <w:bdr w:val="none" w:sz="0" w:space="0" w:color="auto" w:frame="1"/>
+              </w:rPr>
+              <w:t>Secundária avisa que o tempo acabou.</w:t>
+            </w:r>
+          </w:p>
+        </w:tc>
+      </w:tr>
+      <w:tr>
+        <w:trPr>
+          <w:cnfStyle w:val="000000100000" w:firstRow="0" w:lastRow="0" w:firstColumn="0" w:lastColumn="0" w:oddVBand="0" w:evenVBand="0" w:oddHBand="1" w:evenHBand="0" w:firstRowFirstColumn="0" w:firstRowLastColumn="0" w:lastRowFirstColumn="0" w:lastRowLastColumn="0"/>
+          <w:trHeight w:val="257"/>
+        </w:trPr>
+        <w:tc>
+          <w:tcPr>
+            <w:cnfStyle w:val="001000000000" w:firstRow="0" w:lastRow="0" w:firstColumn="1" w:lastColumn="0" w:oddVBand="0" w:evenVBand="0" w:oddHBand="0" w:evenHBand="0" w:firstRowFirstColumn="0" w:firstRowLastColumn="0" w:lastRowFirstColumn="0" w:lastRowLastColumn="0"/>
+            <w:tcW w:w="0" w:type="auto"/>
+            <w:hideMark/>
+          </w:tcPr>
+          <w:p>
+            <w:pPr>
+              <w:rPr>
+                <w:rFonts w:cs="Arial"/>
+                <w:color w:val="1F1F1F"/>
+              </w:rPr>
+            </w:pPr>
+            <w:r>
+              <w:rPr>
+                <w:rFonts w:cs="Arial"/>
+                <w:b/>
+                <w:bCs/>
+                <w:color w:val="1F1F1F"/>
+                <w:bdr w:val="none" w:sz="0" w:space="0" w:color="auto" w:frame="1"/>
+              </w:rPr>
+              <w:t>5</w:t>
+            </w:r>
+          </w:p>
+        </w:tc>
+        <w:tc>
+          <w:tcPr>
+            <w:tcW w:w="0" w:type="auto"/>
+            <w:hideMark/>
+          </w:tcPr>
+          <w:p>
+            <w:pPr>
+              <w:cnfStyle w:val="000000100000" w:firstRow="0" w:lastRow="0" w:firstColumn="0" w:lastColumn="0" w:oddVBand="0" w:evenVBand="0" w:oddHBand="1" w:evenHBand="0" w:firstRowFirstColumn="0" w:firstRowLastColumn="0" w:lastRowFirstColumn="0" w:lastRowLastColumn="0"/>
+              <w:rPr>
+                <w:rFonts w:cs="Arial"/>
+                <w:color w:val="1F1F1F"/>
+              </w:rPr>
+            </w:pPr>
+            <w:r>
+              <w:rPr>
+                <w:rFonts w:cs="Arial"/>
+                <w:color w:val="1F1F1F"/>
+                <w:bdr w:val="none" w:sz="0" w:space="0" w:color="auto" w:frame="1"/>
+              </w:rPr>
+              <w:t>Verde</w:t>
+            </w:r>
+          </w:p>
+        </w:tc>
+        <w:tc>
+          <w:tcPr>
+            <w:tcW w:w="0" w:type="auto"/>
+            <w:hideMark/>
+          </w:tcPr>
+          <w:p>
+            <w:pPr>
+              <w:cnfStyle w:val="000000100000" w:firstRow="0" w:lastRow="0" w:firstColumn="0" w:lastColumn="0" w:oddVBand="0" w:evenVBand="0" w:oddHBand="1" w:evenHBand="0" w:firstRowFirstColumn="0" w:firstRowLastColumn="0" w:lastRowFirstColumn="0" w:lastRowLastColumn="0"/>
+              <w:rPr>
+                <w:rFonts w:cs="Arial"/>
+                <w:color w:val="1F1F1F"/>
+              </w:rPr>
+            </w:pPr>
+            <w:r>
+              <w:rPr>
+                <w:rFonts w:cs="Arial"/>
+                <w:color w:val="1F1F1F"/>
+                <w:bdr w:val="none" w:sz="0" w:space="0" w:color="auto" w:frame="1"/>
+              </w:rPr>
+              <w:t>Vermelho</w:t>
+            </w:r>
+          </w:p>
+        </w:tc>
+        <w:tc>
+          <w:tcPr>
+            <w:tcW w:w="0" w:type="auto"/>
+            <w:hideMark/>
+          </w:tcPr>
+          <w:p>
+            <w:pPr>
+              <w:cnfStyle w:val="000000100000" w:firstRow="0" w:lastRow="0" w:firstColumn="0" w:lastColumn="0" w:oddVBand="0" w:evenVBand="0" w:oddHBand="1" w:evenHBand="0" w:firstRowFirstColumn="0" w:firstRowLastColumn="0" w:lastRowFirstColumn="0" w:lastRowLastColumn="0"/>
+              <w:rPr>
+                <w:rFonts w:cs="Arial"/>
+                <w:color w:val="1F1F1F"/>
+              </w:rPr>
+            </w:pPr>
+            <w:r>
+              <w:rPr>
+                <w:rFonts w:cs="Arial"/>
+                <w:color w:val="1F1F1F"/>
+                <w:bdr w:val="none" w:sz="0" w:space="0" w:color="auto" w:frame="1"/>
+              </w:rPr>
+              <w:t>Tudo volta ao começo (igual à Etapa 1).</w:t>
+            </w:r>
+          </w:p>
+        </w:tc>
+      </w:tr>
+    </w:tbl>
+    <w:p/>
+    <w:p>
+      <w:pPr>
+        <w:ind w:firstLine="0"/>
+      </w:pPr>
+    </w:p>
+    <w:p>
+      <w:pPr>
+        <w:ind w:firstLine="0"/>
         <w:rPr>
           <w:b/>
           <w:bCs/>
@@ -1617,32 +2590,17 @@
       </w:r>
     </w:p>
     <w:p>
-      <w:pPr>
-        <w:jc w:val="both"/>
-      </w:pPr>
-      <w:r>
-        <w:t>Descreva o que é requisito do sistema e dê exemplos sem identificar requisitos funcionais e não funcionais.</w:t>
-      </w:r>
-      <w:r>
-        <w:t xml:space="preserve"> </w:t>
-      </w:r>
-      <w:r>
-        <w:t xml:space="preserve">(lembre-se que o exemplo do </w:t>
-      </w:r>
-      <w:proofErr w:type="spellStart"/>
-      <w:r>
-        <w:t>notion</w:t>
-      </w:r>
-      <w:proofErr w:type="spellEnd"/>
-      <w:r>
-        <w:t xml:space="preserve"> pode estar superficial, a ideia é ajudar vocês a desenvolver a documentação, para finalizar, todo o texto é de forma discursiva e com suas palavras).</w:t>
-      </w:r>
-    </w:p>
-    <w:p>
-      <w:pPr>
-        <w:jc w:val="both"/>
-      </w:pPr>
-    </w:p>
+      <w:r>
+        <w:t>Os requisitos do sistema são basicamente as "regras do jogo" e tudo o que a solução precisa ter para não deixar ninguém na mão. Eles dizem exatamente como o sistema deve se comportar para que o projeto saia do papel do jeito que a gente planejou</w:t>
+      </w:r>
+      <w:r>
+        <w:t>, isso</w:t>
+      </w:r>
+      <w:r>
+        <w:t xml:space="preserve"> envolve desde as coisas que ele tem que fazer até o "estilo" dele, garantindo que o programa seja rápido, organizado e seguro de usar.</w:t>
+      </w:r>
+    </w:p>
+    <w:p/>
     <w:p>
       <w:pPr>
         <w:pStyle w:val="PargrafodaLista"/>
@@ -1650,7 +2608,6 @@
           <w:ilvl w:val="1"/>
           <w:numId w:val="9"/>
         </w:numPr>
-        <w:jc w:val="both"/>
         <w:rPr>
           <w:b/>
           <w:bCs/>
@@ -1680,37 +2637,608 @@
     </w:p>
     <w:p>
       <w:pPr>
-        <w:jc w:val="both"/>
-      </w:pPr>
-      <w:r>
-        <w:t xml:space="preserve">Descreva o que é requisitos funcionais (discursiva) de um sistema e utilize a tabela do </w:t>
-      </w:r>
-      <w:proofErr w:type="spellStart"/>
-      <w:r>
-        <w:t>notion</w:t>
-      </w:r>
-      <w:proofErr w:type="spellEnd"/>
-      <w:r>
-        <w:t xml:space="preserve"> (obrigatório), faça as alterações que julgar necessário. (lembre-se </w:t>
-      </w:r>
-      <w:r>
-        <w:lastRenderedPageBreak/>
-        <w:t xml:space="preserve">que o exemplo do </w:t>
-      </w:r>
-      <w:proofErr w:type="spellStart"/>
-      <w:r>
-        <w:t>notion</w:t>
-      </w:r>
-      <w:proofErr w:type="spellEnd"/>
-      <w:r>
-        <w:t xml:space="preserve"> pode estar superficial, a ideia é ajudar vocês a desenvolver a documentação, para finalizar, todo o texto é de forma discursiva e com suas palavras).</w:t>
-      </w:r>
-    </w:p>
-    <w:p>
-      <w:pPr>
-        <w:jc w:val="both"/>
-      </w:pPr>
-    </w:p>
+        <w:pStyle w:val="PargrafodaLista"/>
+        <w:spacing w:after="0"/>
+        <w:ind w:left="360" w:firstLine="0"/>
+        <w:rPr>
+          <w:b/>
+          <w:bCs/>
+        </w:rPr>
+      </w:pPr>
+      <w:r>
+        <w:rPr>
+          <w:b/>
+          <w:bCs/>
+        </w:rPr>
+        <w:t xml:space="preserve"> </w:t>
+      </w:r>
+      <w:r>
+        <w:rPr>
+          <w:rFonts w:cs="Arial"/>
+        </w:rPr>
+        <w:t xml:space="preserve">Os </w:t>
+      </w:r>
+      <w:r>
+        <w:rPr>
+          <w:rFonts w:cs="Arial"/>
+          <w:bdr w:val="none" w:sz="0" w:space="0" w:color="auto" w:frame="1"/>
+        </w:rPr>
+        <w:t>requisitos funcionais</w:t>
+      </w:r>
+      <w:r>
+        <w:rPr>
+          <w:rFonts w:cs="Arial"/>
+        </w:rPr>
+        <w:t xml:space="preserve"> são, basicamente, as tarefas que o sistema precisa cumprir para que o semáforo funcione direitinho. É a lista do que o código tem que "fazer acontecer" na hora da simulação</w:t>
+      </w:r>
+      <w:r>
+        <w:rPr>
+          <w:rFonts w:cs="Arial"/>
+        </w:rPr>
+        <w:t>.</w:t>
+      </w:r>
+    </w:p>
+    <w:p>
+      <w:pPr>
+        <w:pStyle w:val="NormalWeb"/>
+        <w:spacing w:before="0" w:beforeAutospacing="0" w:after="0" w:afterAutospacing="0"/>
+        <w:ind w:left="360"/>
+        <w:rPr>
+          <w:rFonts w:ascii="Arial" w:hAnsi="Arial" w:cs="Arial"/>
+          <w:color w:val="1F1F1F"/>
+        </w:rPr>
+      </w:pPr>
+    </w:p>
+    <w:tbl>
+      <w:tblPr>
+        <w:tblStyle w:val="TabelaSimples5"/>
+        <w:tblW w:w="8065" w:type="dxa"/>
+        <w:tblLook w:val="04A0" w:firstRow="1" w:lastRow="0" w:firstColumn="1" w:lastColumn="0" w:noHBand="0" w:noVBand="1"/>
+      </w:tblPr>
+      <w:tblGrid>
+        <w:gridCol w:w="1686"/>
+        <w:gridCol w:w="6379"/>
+      </w:tblGrid>
+      <w:tr>
+        <w:trPr>
+          <w:cnfStyle w:val="100000000000" w:firstRow="1" w:lastRow="0" w:firstColumn="0" w:lastColumn="0" w:oddVBand="0" w:evenVBand="0" w:oddHBand="0" w:evenHBand="0" w:firstRowFirstColumn="0" w:firstRowLastColumn="0" w:lastRowFirstColumn="0" w:lastRowLastColumn="0"/>
+          <w:trHeight w:val="292"/>
+        </w:trPr>
+        <w:tc>
+          <w:tcPr>
+            <w:cnfStyle w:val="001000000100" w:firstRow="0" w:lastRow="0" w:firstColumn="1" w:lastColumn="0" w:oddVBand="0" w:evenVBand="0" w:oddHBand="0" w:evenHBand="0" w:firstRowFirstColumn="1" w:firstRowLastColumn="0" w:lastRowFirstColumn="0" w:lastRowLastColumn="0"/>
+            <w:tcW w:w="0" w:type="auto"/>
+            <w:hideMark/>
+          </w:tcPr>
+          <w:p>
+            <w:pPr>
+              <w:rPr>
+                <w:rFonts w:cs="Arial"/>
+                <w:color w:val="1F1F1F"/>
+              </w:rPr>
+            </w:pPr>
+            <w:r>
+              <w:rPr>
+                <w:rStyle w:val="Forte"/>
+                <w:rFonts w:cs="Arial"/>
+                <w:b w:val="0"/>
+                <w:bCs w:val="0"/>
+                <w:color w:val="1F1F1F"/>
+                <w:bdr w:val="none" w:sz="0" w:space="0" w:color="auto" w:frame="1"/>
+              </w:rPr>
+              <w:t>Código</w:t>
+            </w:r>
+          </w:p>
+        </w:tc>
+        <w:tc>
+          <w:tcPr>
+            <w:tcW w:w="0" w:type="auto"/>
+            <w:hideMark/>
+          </w:tcPr>
+          <w:p>
+            <w:pPr>
+              <w:cnfStyle w:val="100000000000" w:firstRow="1" w:lastRow="0" w:firstColumn="0" w:lastColumn="0" w:oddVBand="0" w:evenVBand="0" w:oddHBand="0" w:evenHBand="0" w:firstRowFirstColumn="0" w:firstRowLastColumn="0" w:lastRowFirstColumn="0" w:lastRowLastColumn="0"/>
+              <w:rPr>
+                <w:rFonts w:cs="Arial"/>
+                <w:color w:val="1F1F1F"/>
+              </w:rPr>
+            </w:pPr>
+            <w:r>
+              <w:rPr>
+                <w:rStyle w:val="Forte"/>
+                <w:rFonts w:cs="Arial"/>
+                <w:b w:val="0"/>
+                <w:bCs w:val="0"/>
+                <w:color w:val="1F1F1F"/>
+                <w:bdr w:val="none" w:sz="0" w:space="0" w:color="auto" w:frame="1"/>
+              </w:rPr>
+              <w:t>O que ele faz (de um jeito simples)</w:t>
+            </w:r>
+          </w:p>
+        </w:tc>
+      </w:tr>
+      <w:tr>
+        <w:trPr>
+          <w:cnfStyle w:val="000000100000" w:firstRow="0" w:lastRow="0" w:firstColumn="0" w:lastColumn="0" w:oddVBand="0" w:evenVBand="0" w:oddHBand="1" w:evenHBand="0" w:firstRowFirstColumn="0" w:firstRowLastColumn="0" w:lastRowFirstColumn="0" w:lastRowLastColumn="0"/>
+          <w:trHeight w:val="292"/>
+        </w:trPr>
+        <w:tc>
+          <w:tcPr>
+            <w:cnfStyle w:val="001000000000" w:firstRow="0" w:lastRow="0" w:firstColumn="1" w:lastColumn="0" w:oddVBand="0" w:evenVBand="0" w:oddHBand="0" w:evenHBand="0" w:firstRowFirstColumn="0" w:firstRowLastColumn="0" w:lastRowFirstColumn="0" w:lastRowLastColumn="0"/>
+            <w:tcW w:w="0" w:type="auto"/>
+            <w:hideMark/>
+          </w:tcPr>
+          <w:p>
+            <w:pPr>
+              <w:rPr>
+                <w:rFonts w:cs="Arial"/>
+                <w:color w:val="1F1F1F"/>
+              </w:rPr>
+            </w:pPr>
+            <w:r>
+              <w:rPr>
+                <w:rFonts w:cs="Arial"/>
+                <w:color w:val="1F1F1F"/>
+                <w:bdr w:val="none" w:sz="0" w:space="0" w:color="auto" w:frame="1"/>
+              </w:rPr>
+              <w:t>RF01</w:t>
+            </w:r>
+          </w:p>
+        </w:tc>
+        <w:tc>
+          <w:tcPr>
+            <w:tcW w:w="0" w:type="auto"/>
+            <w:hideMark/>
+          </w:tcPr>
+          <w:p>
+            <w:pPr>
+              <w:cnfStyle w:val="000000100000" w:firstRow="0" w:lastRow="0" w:firstColumn="0" w:lastColumn="0" w:oddVBand="0" w:evenVBand="0" w:oddHBand="1" w:evenHBand="0" w:firstRowFirstColumn="0" w:firstRowLastColumn="0" w:lastRowFirstColumn="0" w:lastRowLastColumn="0"/>
+              <w:rPr>
+                <w:rFonts w:cs="Arial"/>
+                <w:color w:val="1F1F1F"/>
+              </w:rPr>
+            </w:pPr>
+            <w:r>
+              <w:rPr>
+                <w:rFonts w:cs="Arial"/>
+                <w:color w:val="1F1F1F"/>
+                <w:bdr w:val="none" w:sz="0" w:space="0" w:color="auto" w:frame="1"/>
+              </w:rPr>
+              <w:t>Ligar e desligar o verde da rua principal.</w:t>
+            </w:r>
+          </w:p>
+        </w:tc>
+      </w:tr>
+      <w:tr>
+        <w:trPr>
+          <w:trHeight w:val="292"/>
+        </w:trPr>
+        <w:tc>
+          <w:tcPr>
+            <w:cnfStyle w:val="001000000000" w:firstRow="0" w:lastRow="0" w:firstColumn="1" w:lastColumn="0" w:oddVBand="0" w:evenVBand="0" w:oddHBand="0" w:evenHBand="0" w:firstRowFirstColumn="0" w:firstRowLastColumn="0" w:lastRowFirstColumn="0" w:lastRowLastColumn="0"/>
+            <w:tcW w:w="0" w:type="auto"/>
+            <w:hideMark/>
+          </w:tcPr>
+          <w:p>
+            <w:pPr>
+              <w:rPr>
+                <w:rFonts w:cs="Arial"/>
+                <w:color w:val="1F1F1F"/>
+              </w:rPr>
+            </w:pPr>
+            <w:r>
+              <w:rPr>
+                <w:rFonts w:cs="Arial"/>
+                <w:color w:val="1F1F1F"/>
+                <w:bdr w:val="none" w:sz="0" w:space="0" w:color="auto" w:frame="1"/>
+              </w:rPr>
+              <w:t>RF02</w:t>
+            </w:r>
+          </w:p>
+        </w:tc>
+        <w:tc>
+          <w:tcPr>
+            <w:tcW w:w="0" w:type="auto"/>
+            <w:hideMark/>
+          </w:tcPr>
+          <w:p>
+            <w:pPr>
+              <w:cnfStyle w:val="000000000000" w:firstRow="0" w:lastRow="0" w:firstColumn="0" w:lastColumn="0" w:oddVBand="0" w:evenVBand="0" w:oddHBand="0" w:evenHBand="0" w:firstRowFirstColumn="0" w:firstRowLastColumn="0" w:lastRowFirstColumn="0" w:lastRowLastColumn="0"/>
+              <w:rPr>
+                <w:rFonts w:cs="Arial"/>
+                <w:color w:val="1F1F1F"/>
+              </w:rPr>
+            </w:pPr>
+            <w:r>
+              <w:rPr>
+                <w:rFonts w:cs="Arial"/>
+                <w:color w:val="1F1F1F"/>
+                <w:bdr w:val="none" w:sz="0" w:space="0" w:color="auto" w:frame="1"/>
+              </w:rPr>
+              <w:t>Controlar o tempo do amarelo da rua principal.</w:t>
+            </w:r>
+          </w:p>
+        </w:tc>
+      </w:tr>
+      <w:tr>
+        <w:trPr>
+          <w:cnfStyle w:val="000000100000" w:firstRow="0" w:lastRow="0" w:firstColumn="0" w:lastColumn="0" w:oddVBand="0" w:evenVBand="0" w:oddHBand="1" w:evenHBand="0" w:firstRowFirstColumn="0" w:firstRowLastColumn="0" w:lastRowFirstColumn="0" w:lastRowLastColumn="0"/>
+          <w:trHeight w:val="292"/>
+        </w:trPr>
+        <w:tc>
+          <w:tcPr>
+            <w:cnfStyle w:val="001000000000" w:firstRow="0" w:lastRow="0" w:firstColumn="1" w:lastColumn="0" w:oddVBand="0" w:evenVBand="0" w:oddHBand="0" w:evenHBand="0" w:firstRowFirstColumn="0" w:firstRowLastColumn="0" w:lastRowFirstColumn="0" w:lastRowLastColumn="0"/>
+            <w:tcW w:w="0" w:type="auto"/>
+            <w:hideMark/>
+          </w:tcPr>
+          <w:p>
+            <w:pPr>
+              <w:rPr>
+                <w:rFonts w:cs="Arial"/>
+                <w:color w:val="1F1F1F"/>
+              </w:rPr>
+            </w:pPr>
+            <w:r>
+              <w:rPr>
+                <w:rFonts w:cs="Arial"/>
+                <w:color w:val="1F1F1F"/>
+                <w:bdr w:val="none" w:sz="0" w:space="0" w:color="auto" w:frame="1"/>
+              </w:rPr>
+              <w:t>RF03</w:t>
+            </w:r>
+          </w:p>
+        </w:tc>
+        <w:tc>
+          <w:tcPr>
+            <w:tcW w:w="0" w:type="auto"/>
+            <w:hideMark/>
+          </w:tcPr>
+          <w:p>
+            <w:pPr>
+              <w:cnfStyle w:val="000000100000" w:firstRow="0" w:lastRow="0" w:firstColumn="0" w:lastColumn="0" w:oddVBand="0" w:evenVBand="0" w:oddHBand="1" w:evenHBand="0" w:firstRowFirstColumn="0" w:firstRowLastColumn="0" w:lastRowFirstColumn="0" w:lastRowLastColumn="0"/>
+              <w:rPr>
+                <w:rFonts w:cs="Arial"/>
+                <w:color w:val="1F1F1F"/>
+              </w:rPr>
+            </w:pPr>
+            <w:r>
+              <w:rPr>
+                <w:rFonts w:cs="Arial"/>
+                <w:color w:val="1F1F1F"/>
+                <w:bdr w:val="none" w:sz="0" w:space="0" w:color="auto" w:frame="1"/>
+              </w:rPr>
+              <w:t>Deixar a rua principal no vermelho quando necessário.</w:t>
+            </w:r>
+          </w:p>
+        </w:tc>
+      </w:tr>
+      <w:tr>
+        <w:trPr>
+          <w:trHeight w:val="292"/>
+        </w:trPr>
+        <w:tc>
+          <w:tcPr>
+            <w:cnfStyle w:val="001000000000" w:firstRow="0" w:lastRow="0" w:firstColumn="1" w:lastColumn="0" w:oddVBand="0" w:evenVBand="0" w:oddHBand="0" w:evenHBand="0" w:firstRowFirstColumn="0" w:firstRowLastColumn="0" w:lastRowFirstColumn="0" w:lastRowLastColumn="0"/>
+            <w:tcW w:w="0" w:type="auto"/>
+            <w:hideMark/>
+          </w:tcPr>
+          <w:p>
+            <w:pPr>
+              <w:rPr>
+                <w:rFonts w:cs="Arial"/>
+                <w:color w:val="1F1F1F"/>
+              </w:rPr>
+            </w:pPr>
+            <w:r>
+              <w:rPr>
+                <w:rFonts w:cs="Arial"/>
+                <w:color w:val="1F1F1F"/>
+                <w:bdr w:val="none" w:sz="0" w:space="0" w:color="auto" w:frame="1"/>
+              </w:rPr>
+              <w:t>RF04</w:t>
+            </w:r>
+          </w:p>
+        </w:tc>
+        <w:tc>
+          <w:tcPr>
+            <w:tcW w:w="0" w:type="auto"/>
+            <w:hideMark/>
+          </w:tcPr>
+          <w:p>
+            <w:pPr>
+              <w:cnfStyle w:val="000000000000" w:firstRow="0" w:lastRow="0" w:firstColumn="0" w:lastColumn="0" w:oddVBand="0" w:evenVBand="0" w:oddHBand="0" w:evenHBand="0" w:firstRowFirstColumn="0" w:firstRowLastColumn="0" w:lastRowFirstColumn="0" w:lastRowLastColumn="0"/>
+              <w:rPr>
+                <w:rFonts w:cs="Arial"/>
+                <w:color w:val="1F1F1F"/>
+              </w:rPr>
+            </w:pPr>
+            <w:r>
+              <w:rPr>
+                <w:rFonts w:cs="Arial"/>
+                <w:color w:val="1F1F1F"/>
+                <w:bdr w:val="none" w:sz="0" w:space="0" w:color="auto" w:frame="1"/>
+              </w:rPr>
+              <w:t>Abrir o verde da rua secundária.</w:t>
+            </w:r>
+          </w:p>
+        </w:tc>
+      </w:tr>
+      <w:tr>
+        <w:trPr>
+          <w:cnfStyle w:val="000000100000" w:firstRow="0" w:lastRow="0" w:firstColumn="0" w:lastColumn="0" w:oddVBand="0" w:evenVBand="0" w:oddHBand="1" w:evenHBand="0" w:firstRowFirstColumn="0" w:firstRowLastColumn="0" w:lastRowFirstColumn="0" w:lastRowLastColumn="0"/>
+          <w:trHeight w:val="292"/>
+        </w:trPr>
+        <w:tc>
+          <w:tcPr>
+            <w:cnfStyle w:val="001000000000" w:firstRow="0" w:lastRow="0" w:firstColumn="1" w:lastColumn="0" w:oddVBand="0" w:evenVBand="0" w:oddHBand="0" w:evenHBand="0" w:firstRowFirstColumn="0" w:firstRowLastColumn="0" w:lastRowFirstColumn="0" w:lastRowLastColumn="0"/>
+            <w:tcW w:w="0" w:type="auto"/>
+            <w:hideMark/>
+          </w:tcPr>
+          <w:p>
+            <w:pPr>
+              <w:rPr>
+                <w:rFonts w:cs="Arial"/>
+                <w:color w:val="1F1F1F"/>
+              </w:rPr>
+            </w:pPr>
+            <w:r>
+              <w:rPr>
+                <w:rFonts w:cs="Arial"/>
+                <w:color w:val="1F1F1F"/>
+                <w:bdr w:val="none" w:sz="0" w:space="0" w:color="auto" w:frame="1"/>
+              </w:rPr>
+              <w:t>RF05</w:t>
+            </w:r>
+          </w:p>
+        </w:tc>
+        <w:tc>
+          <w:tcPr>
+            <w:tcW w:w="0" w:type="auto"/>
+            <w:hideMark/>
+          </w:tcPr>
+          <w:p>
+            <w:pPr>
+              <w:cnfStyle w:val="000000100000" w:firstRow="0" w:lastRow="0" w:firstColumn="0" w:lastColumn="0" w:oddVBand="0" w:evenVBand="0" w:oddHBand="1" w:evenHBand="0" w:firstRowFirstColumn="0" w:firstRowLastColumn="0" w:lastRowFirstColumn="0" w:lastRowLastColumn="0"/>
+              <w:rPr>
+                <w:rFonts w:cs="Arial"/>
+                <w:color w:val="1F1F1F"/>
+              </w:rPr>
+            </w:pPr>
+            <w:r>
+              <w:rPr>
+                <w:rFonts w:cs="Arial"/>
+                <w:color w:val="1F1F1F"/>
+                <w:bdr w:val="none" w:sz="0" w:space="0" w:color="auto" w:frame="1"/>
+              </w:rPr>
+              <w:t>Comandar o amarelo da rua secundária.</w:t>
+            </w:r>
+          </w:p>
+        </w:tc>
+      </w:tr>
+      <w:tr>
+        <w:trPr>
+          <w:trHeight w:val="584"/>
+        </w:trPr>
+        <w:tc>
+          <w:tcPr>
+            <w:cnfStyle w:val="001000000000" w:firstRow="0" w:lastRow="0" w:firstColumn="1" w:lastColumn="0" w:oddVBand="0" w:evenVBand="0" w:oddHBand="0" w:evenHBand="0" w:firstRowFirstColumn="0" w:firstRowLastColumn="0" w:lastRowFirstColumn="0" w:lastRowLastColumn="0"/>
+            <w:tcW w:w="0" w:type="auto"/>
+            <w:hideMark/>
+          </w:tcPr>
+          <w:p>
+            <w:pPr>
+              <w:rPr>
+                <w:rFonts w:cs="Arial"/>
+                <w:color w:val="1F1F1F"/>
+              </w:rPr>
+            </w:pPr>
+            <w:r>
+              <w:rPr>
+                <w:rFonts w:cs="Arial"/>
+                <w:color w:val="1F1F1F"/>
+                <w:bdr w:val="none" w:sz="0" w:space="0" w:color="auto" w:frame="1"/>
+              </w:rPr>
+              <w:t>RF06</w:t>
+            </w:r>
+          </w:p>
+        </w:tc>
+        <w:tc>
+          <w:tcPr>
+            <w:tcW w:w="0" w:type="auto"/>
+            <w:hideMark/>
+          </w:tcPr>
+          <w:p>
+            <w:pPr>
+              <w:cnfStyle w:val="000000000000" w:firstRow="0" w:lastRow="0" w:firstColumn="0" w:lastColumn="0" w:oddVBand="0" w:evenVBand="0" w:oddHBand="0" w:evenHBand="0" w:firstRowFirstColumn="0" w:firstRowLastColumn="0" w:lastRowFirstColumn="0" w:lastRowLastColumn="0"/>
+              <w:rPr>
+                <w:rFonts w:cs="Arial"/>
+                <w:color w:val="1F1F1F"/>
+              </w:rPr>
+            </w:pPr>
+            <w:r>
+              <w:rPr>
+                <w:rFonts w:cs="Arial"/>
+                <w:color w:val="1F1F1F"/>
+                <w:bdr w:val="none" w:sz="0" w:space="0" w:color="auto" w:frame="1"/>
+              </w:rPr>
+              <w:t>Manter a rua secundária no vermelho enquanto a outra passa.</w:t>
+            </w:r>
+          </w:p>
+        </w:tc>
+      </w:tr>
+      <w:tr>
+        <w:trPr>
+          <w:cnfStyle w:val="000000100000" w:firstRow="0" w:lastRow="0" w:firstColumn="0" w:lastColumn="0" w:oddVBand="0" w:evenVBand="0" w:oddHBand="1" w:evenHBand="0" w:firstRowFirstColumn="0" w:firstRowLastColumn="0" w:lastRowFirstColumn="0" w:lastRowLastColumn="0"/>
+          <w:trHeight w:val="584"/>
+        </w:trPr>
+        <w:tc>
+          <w:tcPr>
+            <w:cnfStyle w:val="001000000000" w:firstRow="0" w:lastRow="0" w:firstColumn="1" w:lastColumn="0" w:oddVBand="0" w:evenVBand="0" w:oddHBand="0" w:evenHBand="0" w:firstRowFirstColumn="0" w:firstRowLastColumn="0" w:lastRowFirstColumn="0" w:lastRowLastColumn="0"/>
+            <w:tcW w:w="0" w:type="auto"/>
+            <w:hideMark/>
+          </w:tcPr>
+          <w:p>
+            <w:pPr>
+              <w:rPr>
+                <w:rFonts w:cs="Arial"/>
+                <w:color w:val="1F1F1F"/>
+              </w:rPr>
+            </w:pPr>
+            <w:r>
+              <w:rPr>
+                <w:rFonts w:cs="Arial"/>
+                <w:color w:val="1F1F1F"/>
+                <w:bdr w:val="none" w:sz="0" w:space="0" w:color="auto" w:frame="1"/>
+              </w:rPr>
+              <w:t>RF07</w:t>
+            </w:r>
+          </w:p>
+        </w:tc>
+        <w:tc>
+          <w:tcPr>
+            <w:tcW w:w="0" w:type="auto"/>
+            <w:hideMark/>
+          </w:tcPr>
+          <w:p>
+            <w:pPr>
+              <w:cnfStyle w:val="000000100000" w:firstRow="0" w:lastRow="0" w:firstColumn="0" w:lastColumn="0" w:oddVBand="0" w:evenVBand="0" w:oddHBand="1" w:evenHBand="0" w:firstRowFirstColumn="0" w:firstRowLastColumn="0" w:lastRowFirstColumn="0" w:lastRowLastColumn="0"/>
+              <w:rPr>
+                <w:rFonts w:cs="Arial"/>
+                <w:color w:val="1F1F1F"/>
+              </w:rPr>
+            </w:pPr>
+            <w:r>
+              <w:rPr>
+                <w:rFonts w:cs="Arial"/>
+                <w:color w:val="1F1F1F"/>
+                <w:bdr w:val="none" w:sz="0" w:space="0" w:color="auto" w:frame="1"/>
+              </w:rPr>
+              <w:t>Regra de ouro: Nunca deixar os dois verdes abertos ao mesmo tempo (</w:t>
+            </w:r>
+            <w:r>
+              <w:rPr>
+                <w:rFonts w:cs="Arial"/>
+                <w:color w:val="1F1F1F"/>
+                <w:bdr w:val="none" w:sz="0" w:space="0" w:color="auto" w:frame="1"/>
+              </w:rPr>
+              <w:t>para</w:t>
+            </w:r>
+            <w:r>
+              <w:rPr>
+                <w:rFonts w:cs="Arial"/>
+                <w:color w:val="1F1F1F"/>
+                <w:bdr w:val="none" w:sz="0" w:space="0" w:color="auto" w:frame="1"/>
+              </w:rPr>
+              <w:t xml:space="preserve"> não dar batida!).</w:t>
+            </w:r>
+          </w:p>
+        </w:tc>
+      </w:tr>
+      <w:tr>
+        <w:trPr>
+          <w:trHeight w:val="292"/>
+        </w:trPr>
+        <w:tc>
+          <w:tcPr>
+            <w:cnfStyle w:val="001000000000" w:firstRow="0" w:lastRow="0" w:firstColumn="1" w:lastColumn="0" w:oddVBand="0" w:evenVBand="0" w:oddHBand="0" w:evenHBand="0" w:firstRowFirstColumn="0" w:firstRowLastColumn="0" w:lastRowFirstColumn="0" w:lastRowLastColumn="0"/>
+            <w:tcW w:w="0" w:type="auto"/>
+            <w:hideMark/>
+          </w:tcPr>
+          <w:p>
+            <w:pPr>
+              <w:rPr>
+                <w:rFonts w:cs="Arial"/>
+                <w:color w:val="1F1F1F"/>
+              </w:rPr>
+            </w:pPr>
+            <w:r>
+              <w:rPr>
+                <w:rFonts w:cs="Arial"/>
+                <w:color w:val="1F1F1F"/>
+                <w:bdr w:val="none" w:sz="0" w:space="0" w:color="auto" w:frame="1"/>
+              </w:rPr>
+              <w:t>RF08</w:t>
+            </w:r>
+          </w:p>
+        </w:tc>
+        <w:tc>
+          <w:tcPr>
+            <w:tcW w:w="0" w:type="auto"/>
+            <w:hideMark/>
+          </w:tcPr>
+          <w:p>
+            <w:pPr>
+              <w:cnfStyle w:val="000000000000" w:firstRow="0" w:lastRow="0" w:firstColumn="0" w:lastColumn="0" w:oddVBand="0" w:evenVBand="0" w:oddHBand="0" w:evenHBand="0" w:firstRowFirstColumn="0" w:firstRowLastColumn="0" w:lastRowFirstColumn="0" w:lastRowLastColumn="0"/>
+              <w:rPr>
+                <w:rFonts w:cs="Arial"/>
+                <w:color w:val="1F1F1F"/>
+              </w:rPr>
+            </w:pPr>
+            <w:r>
+              <w:rPr>
+                <w:rFonts w:cs="Arial"/>
+                <w:color w:val="1F1F1F"/>
+                <w:bdr w:val="none" w:sz="0" w:space="0" w:color="auto" w:frame="1"/>
+              </w:rPr>
+              <w:t>Fazer o ciclo recomeçar sozinho, sem parar.</w:t>
+            </w:r>
+          </w:p>
+        </w:tc>
+      </w:tr>
+      <w:tr>
+        <w:trPr>
+          <w:cnfStyle w:val="000000100000" w:firstRow="0" w:lastRow="0" w:firstColumn="0" w:lastColumn="0" w:oddVBand="0" w:evenVBand="0" w:oddHBand="1" w:evenHBand="0" w:firstRowFirstColumn="0" w:firstRowLastColumn="0" w:lastRowFirstColumn="0" w:lastRowLastColumn="0"/>
+          <w:trHeight w:val="584"/>
+        </w:trPr>
+        <w:tc>
+          <w:tcPr>
+            <w:cnfStyle w:val="001000000000" w:firstRow="0" w:lastRow="0" w:firstColumn="1" w:lastColumn="0" w:oddVBand="0" w:evenVBand="0" w:oddHBand="0" w:evenHBand="0" w:firstRowFirstColumn="0" w:firstRowLastColumn="0" w:lastRowFirstColumn="0" w:lastRowLastColumn="0"/>
+            <w:tcW w:w="0" w:type="auto"/>
+            <w:hideMark/>
+          </w:tcPr>
+          <w:p>
+            <w:pPr>
+              <w:rPr>
+                <w:rFonts w:cs="Arial"/>
+                <w:color w:val="1F1F1F"/>
+              </w:rPr>
+            </w:pPr>
+            <w:r>
+              <w:rPr>
+                <w:rFonts w:cs="Arial"/>
+                <w:color w:val="1F1F1F"/>
+                <w:bdr w:val="none" w:sz="0" w:space="0" w:color="auto" w:frame="1"/>
+              </w:rPr>
+              <w:t>RF09</w:t>
+            </w:r>
+          </w:p>
+        </w:tc>
+        <w:tc>
+          <w:tcPr>
+            <w:tcW w:w="0" w:type="auto"/>
+            <w:hideMark/>
+          </w:tcPr>
+          <w:p>
+            <w:pPr>
+              <w:cnfStyle w:val="000000100000" w:firstRow="0" w:lastRow="0" w:firstColumn="0" w:lastColumn="0" w:oddVBand="0" w:evenVBand="0" w:oddHBand="1" w:evenHBand="0" w:firstRowFirstColumn="0" w:firstRowLastColumn="0" w:lastRowFirstColumn="0" w:lastRowLastColumn="0"/>
+              <w:rPr>
+                <w:rFonts w:cs="Arial"/>
+                <w:color w:val="1F1F1F"/>
+              </w:rPr>
+            </w:pPr>
+            <w:r>
+              <w:rPr>
+                <w:rFonts w:cs="Arial"/>
+                <w:color w:val="1F1F1F"/>
+                <w:bdr w:val="none" w:sz="0" w:space="0" w:color="auto" w:frame="1"/>
+              </w:rPr>
+              <w:t>Mostrar na tela do PC o que está acontecendo em tempo real.</w:t>
+            </w:r>
+          </w:p>
+        </w:tc>
+      </w:tr>
+    </w:tbl>
+    <w:p/>
     <w:p>
       <w:pPr>
         <w:pStyle w:val="PargrafodaLista"/>
@@ -1718,7 +3246,6 @@
           <w:ilvl w:val="1"/>
           <w:numId w:val="9"/>
         </w:numPr>
-        <w:jc w:val="both"/>
         <w:rPr>
           <w:b/>
           <w:bCs/>
@@ -1741,285 +3268,1807 @@
     </w:p>
     <w:p>
       <w:pPr>
-        <w:jc w:val="both"/>
-      </w:pPr>
-      <w:r>
-        <w:t xml:space="preserve">Descreva o que é requisito não funcionais (discursiva) de um sistema e utilize a tabela do </w:t>
+        <w:pStyle w:val="NormalWeb"/>
+        <w:spacing w:before="0" w:beforeAutospacing="0" w:after="0" w:afterAutospacing="0"/>
+        <w:ind w:left="360"/>
+        <w:rPr>
+          <w:rFonts w:ascii="Arial" w:hAnsi="Arial" w:cs="Arial"/>
+          <w:color w:val="1F1F1F"/>
+        </w:rPr>
+      </w:pPr>
+      <w:r>
+        <w:rPr>
+          <w:rFonts w:ascii="Arial" w:hAnsi="Arial" w:cs="Arial"/>
+          <w:color w:val="1F1F1F"/>
+        </w:rPr>
+        <w:t xml:space="preserve">Os </w:t>
+      </w:r>
+      <w:r>
+        <w:rPr>
+          <w:rFonts w:ascii="Arial" w:hAnsi="Arial" w:cs="Arial"/>
+          <w:color w:val="1F1F1F"/>
+          <w:bdr w:val="none" w:sz="0" w:space="0" w:color="auto" w:frame="1"/>
+        </w:rPr>
+        <w:t>requisitos não funcionais</w:t>
+      </w:r>
+      <w:r>
+        <w:rPr>
+          <w:rFonts w:ascii="Arial" w:hAnsi="Arial" w:cs="Arial"/>
+          <w:color w:val="1F1F1F"/>
+        </w:rPr>
+        <w:t xml:space="preserve"> são as características que rolam nos bastidores. Eles não dizem o que o sistema </w:t>
+      </w:r>
+      <w:r>
+        <w:rPr>
+          <w:rFonts w:ascii="Arial" w:hAnsi="Arial" w:cs="Arial"/>
+          <w:i/>
+          <w:iCs/>
+          <w:color w:val="1F1F1F"/>
+          <w:bdr w:val="none" w:sz="0" w:space="0" w:color="auto" w:frame="1"/>
+        </w:rPr>
+        <w:t>faz</w:t>
+      </w:r>
+      <w:r>
+        <w:rPr>
+          <w:rFonts w:ascii="Arial" w:hAnsi="Arial" w:cs="Arial"/>
+          <w:color w:val="1F1F1F"/>
+        </w:rPr>
+        <w:t xml:space="preserve">, mas sim </w:t>
+      </w:r>
+      <w:r>
+        <w:rPr>
+          <w:rFonts w:ascii="Arial" w:hAnsi="Arial" w:cs="Arial"/>
+          <w:color w:val="1F1F1F"/>
+          <w:bdr w:val="none" w:sz="0" w:space="0" w:color="auto" w:frame="1"/>
+        </w:rPr>
+        <w:t>como</w:t>
+      </w:r>
+      <w:r>
+        <w:rPr>
+          <w:rFonts w:ascii="Arial" w:hAnsi="Arial" w:cs="Arial"/>
+          <w:color w:val="1F1F1F"/>
+        </w:rPr>
+        <w:t xml:space="preserve"> ele deve ser para ser considerado um bom trabalho, focando na qualidade, no desempenho e na organização da parada toda.</w:t>
+      </w:r>
+    </w:p>
+    <w:p>
+      <w:pPr>
+        <w:pStyle w:val="Ttulo3"/>
+        <w:spacing w:before="0" w:after="120"/>
+        <w:ind w:left="360" w:firstLine="0"/>
+        <w:rPr>
+          <w:rFonts w:ascii="Arial" w:hAnsi="Arial" w:cs="Arial"/>
+          <w:color w:val="1F1F1F"/>
+        </w:rPr>
+      </w:pPr>
+    </w:p>
+    <w:tbl>
+      <w:tblPr>
+        <w:tblStyle w:val="TabelaSimples5"/>
+        <w:tblW w:w="0" w:type="auto"/>
+        <w:tblLook w:val="04A0" w:firstRow="1" w:lastRow="0" w:firstColumn="1" w:lastColumn="0" w:noHBand="0" w:noVBand="1"/>
+      </w:tblPr>
+      <w:tblGrid>
+        <w:gridCol w:w="1752"/>
+        <w:gridCol w:w="7319"/>
+      </w:tblGrid>
+      <w:tr>
+        <w:trPr>
+          <w:cnfStyle w:val="100000000000" w:firstRow="1" w:lastRow="0" w:firstColumn="0" w:lastColumn="0" w:oddVBand="0" w:evenVBand="0" w:oddHBand="0" w:evenHBand="0" w:firstRowFirstColumn="0" w:firstRowLastColumn="0" w:lastRowFirstColumn="0" w:lastRowLastColumn="0"/>
+        </w:trPr>
+        <w:tc>
+          <w:tcPr>
+            <w:cnfStyle w:val="001000000100" w:firstRow="0" w:lastRow="0" w:firstColumn="1" w:lastColumn="0" w:oddVBand="0" w:evenVBand="0" w:oddHBand="0" w:evenHBand="0" w:firstRowFirstColumn="1" w:firstRowLastColumn="0" w:lastRowFirstColumn="0" w:lastRowLastColumn="0"/>
+            <w:tcW w:w="0" w:type="auto"/>
+            <w:hideMark/>
+          </w:tcPr>
+          <w:p>
+            <w:pPr>
+              <w:rPr>
+                <w:rFonts w:cs="Arial"/>
+                <w:color w:val="1F1F1F"/>
+              </w:rPr>
+            </w:pPr>
+            <w:r>
+              <w:rPr>
+                <w:rStyle w:val="Forte"/>
+                <w:rFonts w:cs="Arial"/>
+                <w:color w:val="1F1F1F"/>
+                <w:bdr w:val="none" w:sz="0" w:space="0" w:color="auto" w:frame="1"/>
+              </w:rPr>
+              <w:t>Código</w:t>
+            </w:r>
+          </w:p>
+        </w:tc>
+        <w:tc>
+          <w:tcPr>
+            <w:tcW w:w="0" w:type="auto"/>
+            <w:hideMark/>
+          </w:tcPr>
+          <w:p>
+            <w:pPr>
+              <w:cnfStyle w:val="100000000000" w:firstRow="1" w:lastRow="0" w:firstColumn="0" w:lastColumn="0" w:oddVBand="0" w:evenVBand="0" w:oddHBand="0" w:evenHBand="0" w:firstRowFirstColumn="0" w:firstRowLastColumn="0" w:lastRowFirstColumn="0" w:lastRowLastColumn="0"/>
+              <w:rPr>
+                <w:rFonts w:cs="Arial"/>
+                <w:color w:val="1F1F1F"/>
+              </w:rPr>
+            </w:pPr>
+            <w:r>
+              <w:rPr>
+                <w:rStyle w:val="Forte"/>
+                <w:rFonts w:cs="Arial"/>
+                <w:color w:val="1F1F1F"/>
+                <w:bdr w:val="none" w:sz="0" w:space="0" w:color="auto" w:frame="1"/>
+              </w:rPr>
+              <w:t>Regras de Qualidade</w:t>
+            </w:r>
+          </w:p>
+        </w:tc>
+      </w:tr>
+      <w:tr>
+        <w:trPr>
+          <w:cnfStyle w:val="000000100000" w:firstRow="0" w:lastRow="0" w:firstColumn="0" w:lastColumn="0" w:oddVBand="0" w:evenVBand="0" w:oddHBand="1" w:evenHBand="0" w:firstRowFirstColumn="0" w:firstRowLastColumn="0" w:lastRowFirstColumn="0" w:lastRowLastColumn="0"/>
+        </w:trPr>
+        <w:tc>
+          <w:tcPr>
+            <w:cnfStyle w:val="001000000000" w:firstRow="0" w:lastRow="0" w:firstColumn="1" w:lastColumn="0" w:oddVBand="0" w:evenVBand="0" w:oddHBand="0" w:evenHBand="0" w:firstRowFirstColumn="0" w:firstRowLastColumn="0" w:lastRowFirstColumn="0" w:lastRowLastColumn="0"/>
+            <w:tcW w:w="0" w:type="auto"/>
+            <w:hideMark/>
+          </w:tcPr>
+          <w:p>
+            <w:pPr>
+              <w:rPr>
+                <w:rFonts w:cs="Arial"/>
+                <w:color w:val="1F1F1F"/>
+              </w:rPr>
+            </w:pPr>
+            <w:r>
+              <w:rPr>
+                <w:rFonts w:cs="Arial"/>
+                <w:b/>
+                <w:bCs/>
+                <w:color w:val="1F1F1F"/>
+                <w:bdr w:val="none" w:sz="0" w:space="0" w:color="auto" w:frame="1"/>
+              </w:rPr>
+              <w:t>RNF01</w:t>
+            </w:r>
+          </w:p>
+        </w:tc>
+        <w:tc>
+          <w:tcPr>
+            <w:tcW w:w="0" w:type="auto"/>
+            <w:hideMark/>
+          </w:tcPr>
+          <w:p>
+            <w:pPr>
+              <w:cnfStyle w:val="000000100000" w:firstRow="0" w:lastRow="0" w:firstColumn="0" w:lastColumn="0" w:oddVBand="0" w:evenVBand="0" w:oddHBand="1" w:evenHBand="0" w:firstRowFirstColumn="0" w:firstRowLastColumn="0" w:lastRowFirstColumn="0" w:lastRowLastColumn="0"/>
+              <w:rPr>
+                <w:rFonts w:cs="Arial"/>
+                <w:color w:val="1F1F1F"/>
+              </w:rPr>
+            </w:pPr>
+            <w:r>
+              <w:rPr>
+                <w:rFonts w:cs="Arial"/>
+                <w:color w:val="1F1F1F"/>
+                <w:bdr w:val="none" w:sz="0" w:space="0" w:color="auto" w:frame="1"/>
+              </w:rPr>
+              <w:t xml:space="preserve">Tem que ser feito obrigatoriamente usando a </w:t>
+            </w:r>
+            <w:r>
+              <w:rPr>
+                <w:rFonts w:cs="Arial"/>
+                <w:b/>
+                <w:bCs/>
+                <w:color w:val="1F1F1F"/>
+                <w:bdr w:val="none" w:sz="0" w:space="0" w:color="auto" w:frame="1"/>
+              </w:rPr>
+              <w:t>linguagem C</w:t>
+            </w:r>
+            <w:r>
+              <w:rPr>
+                <w:rFonts w:cs="Arial"/>
+                <w:color w:val="1F1F1F"/>
+                <w:bdr w:val="none" w:sz="0" w:space="0" w:color="auto" w:frame="1"/>
+              </w:rPr>
+              <w:t>.</w:t>
+            </w:r>
+          </w:p>
+        </w:tc>
+      </w:tr>
+      <w:tr>
+        <w:tc>
+          <w:tcPr>
+            <w:cnfStyle w:val="001000000000" w:firstRow="0" w:lastRow="0" w:firstColumn="1" w:lastColumn="0" w:oddVBand="0" w:evenVBand="0" w:oddHBand="0" w:evenHBand="0" w:firstRowFirstColumn="0" w:firstRowLastColumn="0" w:lastRowFirstColumn="0" w:lastRowLastColumn="0"/>
+            <w:tcW w:w="0" w:type="auto"/>
+            <w:hideMark/>
+          </w:tcPr>
+          <w:p>
+            <w:pPr>
+              <w:rPr>
+                <w:rFonts w:cs="Arial"/>
+                <w:color w:val="1F1F1F"/>
+              </w:rPr>
+            </w:pPr>
+            <w:r>
+              <w:rPr>
+                <w:rFonts w:cs="Arial"/>
+                <w:b/>
+                <w:bCs/>
+                <w:color w:val="1F1F1F"/>
+                <w:bdr w:val="none" w:sz="0" w:space="0" w:color="auto" w:frame="1"/>
+              </w:rPr>
+              <w:lastRenderedPageBreak/>
+              <w:t>RNF02</w:t>
+            </w:r>
+          </w:p>
+        </w:tc>
+        <w:tc>
+          <w:tcPr>
+            <w:tcW w:w="0" w:type="auto"/>
+            <w:hideMark/>
+          </w:tcPr>
+          <w:p>
+            <w:pPr>
+              <w:cnfStyle w:val="000000000000" w:firstRow="0" w:lastRow="0" w:firstColumn="0" w:lastColumn="0" w:oddVBand="0" w:evenVBand="0" w:oddHBand="0" w:evenHBand="0" w:firstRowFirstColumn="0" w:firstRowLastColumn="0" w:lastRowFirstColumn="0" w:lastRowLastColumn="0"/>
+              <w:rPr>
+                <w:rFonts w:cs="Arial"/>
+                <w:color w:val="1F1F1F"/>
+              </w:rPr>
+            </w:pPr>
+            <w:r>
+              <w:rPr>
+                <w:rFonts w:cs="Arial"/>
+                <w:color w:val="1F1F1F"/>
+                <w:bdr w:val="none" w:sz="0" w:space="0" w:color="auto" w:frame="1"/>
+              </w:rPr>
+              <w:t xml:space="preserve">O código não pode ser uma bagunça; precisa estar </w:t>
+            </w:r>
+            <w:r>
+              <w:rPr>
+                <w:rFonts w:cs="Arial"/>
+                <w:b/>
+                <w:bCs/>
+                <w:color w:val="1F1F1F"/>
+                <w:bdr w:val="none" w:sz="0" w:space="0" w:color="auto" w:frame="1"/>
+              </w:rPr>
+              <w:t>limpo e fácil de entender</w:t>
+            </w:r>
+            <w:r>
+              <w:rPr>
+                <w:rFonts w:cs="Arial"/>
+                <w:color w:val="1F1F1F"/>
+                <w:bdr w:val="none" w:sz="0" w:space="0" w:color="auto" w:frame="1"/>
+              </w:rPr>
+              <w:t>.</w:t>
+            </w:r>
+          </w:p>
+        </w:tc>
+      </w:tr>
+      <w:tr>
+        <w:trPr>
+          <w:cnfStyle w:val="000000100000" w:firstRow="0" w:lastRow="0" w:firstColumn="0" w:lastColumn="0" w:oddVBand="0" w:evenVBand="0" w:oddHBand="1" w:evenHBand="0" w:firstRowFirstColumn="0" w:firstRowLastColumn="0" w:lastRowFirstColumn="0" w:lastRowLastColumn="0"/>
+        </w:trPr>
+        <w:tc>
+          <w:tcPr>
+            <w:cnfStyle w:val="001000000000" w:firstRow="0" w:lastRow="0" w:firstColumn="1" w:lastColumn="0" w:oddVBand="0" w:evenVBand="0" w:oddHBand="0" w:evenHBand="0" w:firstRowFirstColumn="0" w:firstRowLastColumn="0" w:lastRowFirstColumn="0" w:lastRowLastColumn="0"/>
+            <w:tcW w:w="0" w:type="auto"/>
+            <w:hideMark/>
+          </w:tcPr>
+          <w:p>
+            <w:pPr>
+              <w:rPr>
+                <w:rFonts w:cs="Arial"/>
+                <w:color w:val="1F1F1F"/>
+              </w:rPr>
+            </w:pPr>
+            <w:r>
+              <w:rPr>
+                <w:rFonts w:cs="Arial"/>
+                <w:b/>
+                <w:bCs/>
+                <w:color w:val="1F1F1F"/>
+                <w:bdr w:val="none" w:sz="0" w:space="0" w:color="auto" w:frame="1"/>
+              </w:rPr>
+              <w:t>RNF03</w:t>
+            </w:r>
+          </w:p>
+        </w:tc>
+        <w:tc>
+          <w:tcPr>
+            <w:tcW w:w="0" w:type="auto"/>
+            <w:hideMark/>
+          </w:tcPr>
+          <w:p>
+            <w:pPr>
+              <w:cnfStyle w:val="000000100000" w:firstRow="0" w:lastRow="0" w:firstColumn="0" w:lastColumn="0" w:oddVBand="0" w:evenVBand="0" w:oddHBand="1" w:evenHBand="0" w:firstRowFirstColumn="0" w:firstRowLastColumn="0" w:lastRowFirstColumn="0" w:lastRowLastColumn="0"/>
+              <w:rPr>
+                <w:rFonts w:cs="Arial"/>
+                <w:color w:val="1F1F1F"/>
+              </w:rPr>
+            </w:pPr>
+            <w:r>
+              <w:rPr>
+                <w:rFonts w:cs="Arial"/>
+                <w:color w:val="1F1F1F"/>
+                <w:bdr w:val="none" w:sz="0" w:space="0" w:color="auto" w:frame="1"/>
+              </w:rPr>
+              <w:t xml:space="preserve">O programa tem que rodar de boa tanto no </w:t>
+            </w:r>
+            <w:r>
+              <w:rPr>
+                <w:rFonts w:cs="Arial"/>
+                <w:b/>
+                <w:bCs/>
+                <w:color w:val="1F1F1F"/>
+                <w:bdr w:val="none" w:sz="0" w:space="0" w:color="auto" w:frame="1"/>
+              </w:rPr>
+              <w:t>Windows</w:t>
+            </w:r>
+            <w:r>
+              <w:rPr>
+                <w:rFonts w:cs="Arial"/>
+                <w:color w:val="1F1F1F"/>
+                <w:bdr w:val="none" w:sz="0" w:space="0" w:color="auto" w:frame="1"/>
+              </w:rPr>
+              <w:t xml:space="preserve"> quanto no </w:t>
+            </w:r>
+            <w:r>
+              <w:rPr>
+                <w:rFonts w:cs="Arial"/>
+                <w:b/>
+                <w:bCs/>
+                <w:color w:val="1F1F1F"/>
+                <w:bdr w:val="none" w:sz="0" w:space="0" w:color="auto" w:frame="1"/>
+              </w:rPr>
+              <w:t>Linux</w:t>
+            </w:r>
+            <w:r>
+              <w:rPr>
+                <w:rFonts w:cs="Arial"/>
+                <w:color w:val="1F1F1F"/>
+                <w:bdr w:val="none" w:sz="0" w:space="0" w:color="auto" w:frame="1"/>
+              </w:rPr>
+              <w:t>.</w:t>
+            </w:r>
+          </w:p>
+        </w:tc>
+      </w:tr>
+      <w:tr>
+        <w:tc>
+          <w:tcPr>
+            <w:cnfStyle w:val="001000000000" w:firstRow="0" w:lastRow="0" w:firstColumn="1" w:lastColumn="0" w:oddVBand="0" w:evenVBand="0" w:oddHBand="0" w:evenHBand="0" w:firstRowFirstColumn="0" w:firstRowLastColumn="0" w:lastRowFirstColumn="0" w:lastRowLastColumn="0"/>
+            <w:tcW w:w="0" w:type="auto"/>
+            <w:hideMark/>
+          </w:tcPr>
+          <w:p>
+            <w:pPr>
+              <w:rPr>
+                <w:rFonts w:cs="Arial"/>
+                <w:color w:val="1F1F1F"/>
+              </w:rPr>
+            </w:pPr>
+            <w:r>
+              <w:rPr>
+                <w:rFonts w:cs="Arial"/>
+                <w:b/>
+                <w:bCs/>
+                <w:color w:val="1F1F1F"/>
+                <w:bdr w:val="none" w:sz="0" w:space="0" w:color="auto" w:frame="1"/>
+              </w:rPr>
+              <w:t>RNF04</w:t>
+            </w:r>
+          </w:p>
+        </w:tc>
+        <w:tc>
+          <w:tcPr>
+            <w:tcW w:w="0" w:type="auto"/>
+            <w:hideMark/>
+          </w:tcPr>
+          <w:p>
+            <w:pPr>
+              <w:cnfStyle w:val="000000000000" w:firstRow="0" w:lastRow="0" w:firstColumn="0" w:lastColumn="0" w:oddVBand="0" w:evenVBand="0" w:oddHBand="0" w:evenHBand="0" w:firstRowFirstColumn="0" w:firstRowLastColumn="0" w:lastRowFirstColumn="0" w:lastRowLastColumn="0"/>
+              <w:rPr>
+                <w:rFonts w:cs="Arial"/>
+                <w:color w:val="1F1F1F"/>
+              </w:rPr>
+            </w:pPr>
+            <w:r>
+              <w:rPr>
+                <w:rFonts w:cs="Arial"/>
+                <w:color w:val="1F1F1F"/>
+                <w:bdr w:val="none" w:sz="0" w:space="0" w:color="auto" w:frame="1"/>
+              </w:rPr>
+              <w:t xml:space="preserve">O sistema precisa ser </w:t>
+            </w:r>
+            <w:r>
+              <w:rPr>
+                <w:rFonts w:cs="Arial"/>
+                <w:b/>
+                <w:bCs/>
+                <w:color w:val="1F1F1F"/>
+                <w:bdr w:val="none" w:sz="0" w:space="0" w:color="auto" w:frame="1"/>
+              </w:rPr>
+              <w:t>leve e rápido</w:t>
+            </w:r>
+            <w:r>
+              <w:rPr>
+                <w:rFonts w:cs="Arial"/>
+                <w:color w:val="1F1F1F"/>
+                <w:bdr w:val="none" w:sz="0" w:space="0" w:color="auto" w:frame="1"/>
+              </w:rPr>
+              <w:t>, sem ficar travando.</w:t>
+            </w:r>
+          </w:p>
+        </w:tc>
+      </w:tr>
+      <w:tr>
+        <w:trPr>
+          <w:cnfStyle w:val="000000100000" w:firstRow="0" w:lastRow="0" w:firstColumn="0" w:lastColumn="0" w:oddVBand="0" w:evenVBand="0" w:oddHBand="1" w:evenHBand="0" w:firstRowFirstColumn="0" w:firstRowLastColumn="0" w:lastRowFirstColumn="0" w:lastRowLastColumn="0"/>
+        </w:trPr>
+        <w:tc>
+          <w:tcPr>
+            <w:cnfStyle w:val="001000000000" w:firstRow="0" w:lastRow="0" w:firstColumn="1" w:lastColumn="0" w:oddVBand="0" w:evenVBand="0" w:oddHBand="0" w:evenHBand="0" w:firstRowFirstColumn="0" w:firstRowLastColumn="0" w:lastRowFirstColumn="0" w:lastRowLastColumn="0"/>
+            <w:tcW w:w="0" w:type="auto"/>
+            <w:hideMark/>
+          </w:tcPr>
+          <w:p>
+            <w:pPr>
+              <w:rPr>
+                <w:rFonts w:cs="Arial"/>
+                <w:color w:val="1F1F1F"/>
+              </w:rPr>
+            </w:pPr>
+            <w:r>
+              <w:rPr>
+                <w:rFonts w:cs="Arial"/>
+                <w:b/>
+                <w:bCs/>
+                <w:color w:val="1F1F1F"/>
+                <w:bdr w:val="none" w:sz="0" w:space="0" w:color="auto" w:frame="1"/>
+              </w:rPr>
+              <w:t>RNF05</w:t>
+            </w:r>
+          </w:p>
+        </w:tc>
+        <w:tc>
+          <w:tcPr>
+            <w:tcW w:w="0" w:type="auto"/>
+            <w:hideMark/>
+          </w:tcPr>
+          <w:p>
+            <w:pPr>
+              <w:cnfStyle w:val="000000100000" w:firstRow="0" w:lastRow="0" w:firstColumn="0" w:lastColumn="0" w:oddVBand="0" w:evenVBand="0" w:oddHBand="1" w:evenHBand="0" w:firstRowFirstColumn="0" w:firstRowLastColumn="0" w:lastRowFirstColumn="0" w:lastRowLastColumn="0"/>
+              <w:rPr>
+                <w:rFonts w:cs="Arial"/>
+                <w:color w:val="1F1F1F"/>
+              </w:rPr>
+            </w:pPr>
+            <w:r>
+              <w:rPr>
+                <w:rFonts w:cs="Arial"/>
+                <w:color w:val="1F1F1F"/>
+                <w:bdr w:val="none" w:sz="0" w:space="0" w:color="auto" w:frame="1"/>
+              </w:rPr>
+              <w:t xml:space="preserve">Tudo o que aparecer na tela tem que ser </w:t>
+            </w:r>
+            <w:r>
+              <w:rPr>
+                <w:rFonts w:cs="Arial"/>
+                <w:b/>
+                <w:bCs/>
+                <w:color w:val="1F1F1F"/>
+                <w:bdr w:val="none" w:sz="0" w:space="0" w:color="auto" w:frame="1"/>
+              </w:rPr>
+              <w:t>fácil de ler e entender</w:t>
+            </w:r>
+            <w:r>
+              <w:rPr>
+                <w:rFonts w:cs="Arial"/>
+                <w:color w:val="1F1F1F"/>
+                <w:bdr w:val="none" w:sz="0" w:space="0" w:color="auto" w:frame="1"/>
+              </w:rPr>
+              <w:t xml:space="preserve"> de primeira.</w:t>
+            </w:r>
+          </w:p>
+        </w:tc>
+      </w:tr>
+    </w:tbl>
+    <w:p>
+      <w:pPr>
+        <w:ind w:firstLine="0"/>
+      </w:pPr>
+    </w:p>
+    <w:p>
+      <w:pPr>
+        <w:ind w:firstLine="0"/>
+      </w:pPr>
+    </w:p>
+    <w:p>
+      <w:pPr>
+        <w:ind w:firstLine="0"/>
+        <w:rPr>
+          <w:b/>
+          <w:bCs/>
+        </w:rPr>
+      </w:pPr>
+      <w:r>
+        <w:rPr>
+          <w:b/>
+          <w:bCs/>
+        </w:rPr>
+        <w:t>3.LISTA DE MATÉRIAIS E EQUIPAMENTOS</w:t>
+      </w:r>
+    </w:p>
+    <w:p>
+      <w:pPr>
+        <w:ind w:firstLine="0"/>
+      </w:pPr>
+      <w:r>
+        <w:t>Para</w:t>
+      </w:r>
+      <w:r>
+        <w:t xml:space="preserve"> tirar esse projeto do papel, a gente vai precisar de algumas ferramentas básicas, tanto de hardware quanto de software. É o "kit sobrevivência" </w:t>
+      </w:r>
+      <w:r>
+        <w:t>para</w:t>
+      </w:r>
+      <w:r>
+        <w:t xml:space="preserve"> programar e botar a simulação </w:t>
+      </w:r>
+      <w:r>
+        <w:t>para</w:t>
+      </w:r>
+      <w:r>
+        <w:t xml:space="preserve"> rodar.</w:t>
+      </w:r>
+    </w:p>
+    <w:tbl>
+      <w:tblPr>
+        <w:tblStyle w:val="TabelaSimples5"/>
+        <w:tblW w:w="9133" w:type="dxa"/>
+        <w:tblLook w:val="04A0" w:firstRow="1" w:lastRow="0" w:firstColumn="1" w:lastColumn="0" w:noHBand="0" w:noVBand="1"/>
+      </w:tblPr>
+      <w:tblGrid>
+        <w:gridCol w:w="2350"/>
+        <w:gridCol w:w="6783"/>
+      </w:tblGrid>
+      <w:tr>
+        <w:trPr>
+          <w:cnfStyle w:val="100000000000" w:firstRow="1" w:lastRow="0" w:firstColumn="0" w:lastColumn="0" w:oddVBand="0" w:evenVBand="0" w:oddHBand="0" w:evenHBand="0" w:firstRowFirstColumn="0" w:firstRowLastColumn="0" w:lastRowFirstColumn="0" w:lastRowLastColumn="0"/>
+          <w:trHeight w:val="560"/>
+        </w:trPr>
+        <w:tc>
+          <w:tcPr>
+            <w:cnfStyle w:val="001000000100" w:firstRow="0" w:lastRow="0" w:firstColumn="1" w:lastColumn="0" w:oddVBand="0" w:evenVBand="0" w:oddHBand="0" w:evenHBand="0" w:firstRowFirstColumn="1" w:firstRowLastColumn="0" w:lastRowFirstColumn="0" w:lastRowLastColumn="0"/>
+            <w:tcW w:w="0" w:type="auto"/>
+            <w:hideMark/>
+          </w:tcPr>
+          <w:p>
+            <w:pPr>
+              <w:spacing w:after="160" w:line="360" w:lineRule="auto"/>
+              <w:ind w:firstLine="0"/>
+              <w:jc w:val="both"/>
+            </w:pPr>
+            <w:r>
+              <w:rPr>
+                <w:b/>
+                <w:bCs/>
+              </w:rPr>
+              <w:t>Item</w:t>
+            </w:r>
+          </w:p>
+        </w:tc>
+        <w:tc>
+          <w:tcPr>
+            <w:tcW w:w="0" w:type="auto"/>
+            <w:hideMark/>
+          </w:tcPr>
+          <w:p>
+            <w:pPr>
+              <w:spacing w:after="160" w:line="360" w:lineRule="auto"/>
+              <w:ind w:firstLine="0"/>
+              <w:cnfStyle w:val="100000000000" w:firstRow="1" w:lastRow="0" w:firstColumn="0" w:lastColumn="0" w:oddVBand="0" w:evenVBand="0" w:oddHBand="0" w:evenHBand="0" w:firstRowFirstColumn="0" w:firstRowLastColumn="0" w:lastRowFirstColumn="0" w:lastRowLastColumn="0"/>
+            </w:pPr>
+            <w:r>
+              <w:rPr>
+                <w:b/>
+                <w:bCs/>
+              </w:rPr>
+              <w:t>Para</w:t>
+            </w:r>
+            <w:r>
+              <w:rPr>
+                <w:b/>
+                <w:bCs/>
+              </w:rPr>
+              <w:t xml:space="preserve"> que serve?</w:t>
+            </w:r>
+          </w:p>
+        </w:tc>
+      </w:tr>
+      <w:tr>
+        <w:trPr>
+          <w:cnfStyle w:val="000000100000" w:firstRow="0" w:lastRow="0" w:firstColumn="0" w:lastColumn="0" w:oddVBand="0" w:evenVBand="0" w:oddHBand="1" w:evenHBand="0" w:firstRowFirstColumn="0" w:firstRowLastColumn="0" w:lastRowFirstColumn="0" w:lastRowLastColumn="0"/>
+          <w:trHeight w:val="547"/>
+        </w:trPr>
+        <w:tc>
+          <w:tcPr>
+            <w:cnfStyle w:val="001000000000" w:firstRow="0" w:lastRow="0" w:firstColumn="1" w:lastColumn="0" w:oddVBand="0" w:evenVBand="0" w:oddHBand="0" w:evenHBand="0" w:firstRowFirstColumn="0" w:firstRowLastColumn="0" w:lastRowFirstColumn="0" w:lastRowLastColumn="0"/>
+            <w:tcW w:w="0" w:type="auto"/>
+            <w:hideMark/>
+          </w:tcPr>
+          <w:p>
+            <w:pPr>
+              <w:spacing w:after="160" w:line="360" w:lineRule="auto"/>
+              <w:ind w:firstLine="0"/>
+              <w:jc w:val="both"/>
+            </w:pPr>
+            <w:r>
+              <w:rPr>
+                <w:b/>
+                <w:bCs/>
+              </w:rPr>
+              <w:t>Computador</w:t>
+            </w:r>
+          </w:p>
+        </w:tc>
+        <w:tc>
+          <w:tcPr>
+            <w:tcW w:w="0" w:type="auto"/>
+            <w:hideMark/>
+          </w:tcPr>
+          <w:p>
+            <w:pPr>
+              <w:spacing w:after="160" w:line="360" w:lineRule="auto"/>
+              <w:ind w:firstLine="0"/>
+              <w:cnfStyle w:val="000000100000" w:firstRow="0" w:lastRow="0" w:firstColumn="0" w:lastColumn="0" w:oddVBand="0" w:evenVBand="0" w:oddHBand="1" w:evenHBand="0" w:firstRowFirstColumn="0" w:firstRowLastColumn="0" w:lastRowFirstColumn="0" w:lastRowLastColumn="0"/>
+            </w:pPr>
+            <w:r>
+              <w:t>Onde a mágica acontece e o sistema é criado.</w:t>
+            </w:r>
+          </w:p>
+        </w:tc>
+      </w:tr>
+      <w:tr>
+        <w:trPr>
+          <w:trHeight w:val="962"/>
+        </w:trPr>
+        <w:tc>
+          <w:tcPr>
+            <w:cnfStyle w:val="001000000000" w:firstRow="0" w:lastRow="0" w:firstColumn="1" w:lastColumn="0" w:oddVBand="0" w:evenVBand="0" w:oddHBand="0" w:evenHBand="0" w:firstRowFirstColumn="0" w:firstRowLastColumn="0" w:lastRowFirstColumn="0" w:lastRowLastColumn="0"/>
+            <w:tcW w:w="0" w:type="auto"/>
+            <w:hideMark/>
+          </w:tcPr>
+          <w:p>
+            <w:pPr>
+              <w:spacing w:after="160" w:line="360" w:lineRule="auto"/>
+              <w:ind w:firstLine="0"/>
+              <w:jc w:val="both"/>
+            </w:pPr>
+            <w:r>
+              <w:rPr>
+                <w:b/>
+                <w:bCs/>
+              </w:rPr>
+              <w:t>Editor de Código</w:t>
+            </w:r>
+          </w:p>
+        </w:tc>
+        <w:tc>
+          <w:tcPr>
+            <w:tcW w:w="0" w:type="auto"/>
+            <w:hideMark/>
+          </w:tcPr>
+          <w:p>
+            <w:pPr>
+              <w:spacing w:after="160" w:line="360" w:lineRule="auto"/>
+              <w:ind w:firstLine="0"/>
+              <w:cnfStyle w:val="000000000000" w:firstRow="0" w:lastRow="0" w:firstColumn="0" w:lastColumn="0" w:oddVBand="0" w:evenVBand="0" w:oddHBand="0" w:evenHBand="0" w:firstRowFirstColumn="0" w:firstRowLastColumn="0" w:lastRowFirstColumn="0" w:lastRowLastColumn="0"/>
+            </w:pPr>
+            <w:r>
+              <w:t>O "caderno" digital onde vamos escrever as linhas do programa.</w:t>
+            </w:r>
+          </w:p>
+        </w:tc>
+      </w:tr>
+      <w:tr>
+        <w:trPr>
+          <w:cnfStyle w:val="000000100000" w:firstRow="0" w:lastRow="0" w:firstColumn="0" w:lastColumn="0" w:oddVBand="0" w:evenVBand="0" w:oddHBand="1" w:evenHBand="0" w:firstRowFirstColumn="0" w:firstRowLastColumn="0" w:lastRowFirstColumn="0" w:lastRowLastColumn="0"/>
+          <w:trHeight w:val="962"/>
+        </w:trPr>
+        <w:tc>
+          <w:tcPr>
+            <w:cnfStyle w:val="001000000000" w:firstRow="0" w:lastRow="0" w:firstColumn="1" w:lastColumn="0" w:oddVBand="0" w:evenVBand="0" w:oddHBand="0" w:evenHBand="0" w:firstRowFirstColumn="0" w:firstRowLastColumn="0" w:lastRowFirstColumn="0" w:lastRowLastColumn="0"/>
+            <w:tcW w:w="0" w:type="auto"/>
+            <w:hideMark/>
+          </w:tcPr>
+          <w:p>
+            <w:pPr>
+              <w:spacing w:after="160" w:line="360" w:lineRule="auto"/>
+              <w:ind w:firstLine="0"/>
+              <w:jc w:val="both"/>
+            </w:pPr>
+            <w:r>
+              <w:rPr>
+                <w:b/>
+                <w:bCs/>
+              </w:rPr>
+              <w:t>Compilador C</w:t>
+            </w:r>
+          </w:p>
+        </w:tc>
+        <w:tc>
+          <w:tcPr>
+            <w:tcW w:w="0" w:type="auto"/>
+            <w:hideMark/>
+          </w:tcPr>
+          <w:p>
+            <w:pPr>
+              <w:spacing w:after="160" w:line="360" w:lineRule="auto"/>
+              <w:ind w:firstLine="0"/>
+              <w:cnfStyle w:val="000000100000" w:firstRow="0" w:lastRow="0" w:firstColumn="0" w:lastColumn="0" w:oddVBand="0" w:evenVBand="0" w:oddHBand="1" w:evenHBand="0" w:firstRowFirstColumn="0" w:firstRowLastColumn="0" w:lastRowFirstColumn="0" w:lastRowLastColumn="0"/>
+            </w:pPr>
+            <w:r>
+              <w:t>O tradutor que transforma o texto que escrevemos em algo que o PC entende.</w:t>
+            </w:r>
+          </w:p>
+        </w:tc>
+      </w:tr>
+      <w:tr>
+        <w:trPr>
+          <w:trHeight w:val="962"/>
+        </w:trPr>
+        <w:tc>
+          <w:tcPr>
+            <w:cnfStyle w:val="001000000000" w:firstRow="0" w:lastRow="0" w:firstColumn="1" w:lastColumn="0" w:oddVBand="0" w:evenVBand="0" w:oddHBand="0" w:evenHBand="0" w:firstRowFirstColumn="0" w:firstRowLastColumn="0" w:lastRowFirstColumn="0" w:lastRowLastColumn="0"/>
+            <w:tcW w:w="0" w:type="auto"/>
+            <w:hideMark/>
+          </w:tcPr>
+          <w:p>
+            <w:pPr>
+              <w:spacing w:after="160" w:line="360" w:lineRule="auto"/>
+              <w:ind w:firstLine="0"/>
+              <w:jc w:val="both"/>
+            </w:pPr>
+            <w:r>
+              <w:rPr>
+                <w:b/>
+                <w:bCs/>
+              </w:rPr>
+              <w:t>Sistema Operacional</w:t>
+            </w:r>
+          </w:p>
+        </w:tc>
+        <w:tc>
+          <w:tcPr>
+            <w:tcW w:w="0" w:type="auto"/>
+            <w:hideMark/>
+          </w:tcPr>
+          <w:p>
+            <w:pPr>
+              <w:spacing w:after="160" w:line="360" w:lineRule="auto"/>
+              <w:ind w:firstLine="0"/>
+              <w:cnfStyle w:val="000000000000" w:firstRow="0" w:lastRow="0" w:firstColumn="0" w:lastColumn="0" w:oddVBand="0" w:evenVBand="0" w:oddHBand="0" w:evenHBand="0" w:firstRowFirstColumn="0" w:firstRowLastColumn="0" w:lastRowFirstColumn="0" w:lastRowLastColumn="0"/>
+            </w:pPr>
+            <w:r>
+              <w:t xml:space="preserve">A base de tudo (Windows ou Linux) </w:t>
+            </w:r>
+            <w:r>
+              <w:t>para a</w:t>
+            </w:r>
+            <w:r>
+              <w:t xml:space="preserve"> gente trabalhar.</w:t>
+            </w:r>
+          </w:p>
+        </w:tc>
+      </w:tr>
+      <w:tr>
+        <w:trPr>
+          <w:cnfStyle w:val="000000100000" w:firstRow="0" w:lastRow="0" w:firstColumn="0" w:lastColumn="0" w:oddVBand="0" w:evenVBand="0" w:oddHBand="1" w:evenHBand="0" w:firstRowFirstColumn="0" w:firstRowLastColumn="0" w:lastRowFirstColumn="0" w:lastRowLastColumn="0"/>
+          <w:trHeight w:val="962"/>
+        </w:trPr>
+        <w:tc>
+          <w:tcPr>
+            <w:cnfStyle w:val="001000000000" w:firstRow="0" w:lastRow="0" w:firstColumn="1" w:lastColumn="0" w:oddVBand="0" w:evenVBand="0" w:oddHBand="0" w:evenHBand="0" w:firstRowFirstColumn="0" w:firstRowLastColumn="0" w:lastRowFirstColumn="0" w:lastRowLastColumn="0"/>
+            <w:tcW w:w="0" w:type="auto"/>
+            <w:hideMark/>
+          </w:tcPr>
+          <w:p>
+            <w:pPr>
+              <w:spacing w:after="160" w:line="360" w:lineRule="auto"/>
+              <w:ind w:firstLine="0"/>
+              <w:jc w:val="both"/>
+            </w:pPr>
+            <w:r>
+              <w:rPr>
+                <w:b/>
+                <w:bCs/>
+              </w:rPr>
+              <w:t>Terminal</w:t>
+            </w:r>
+          </w:p>
+        </w:tc>
+        <w:tc>
+          <w:tcPr>
+            <w:tcW w:w="0" w:type="auto"/>
+            <w:hideMark/>
+          </w:tcPr>
+          <w:p>
+            <w:pPr>
+              <w:spacing w:after="160" w:line="360" w:lineRule="auto"/>
+              <w:ind w:firstLine="0"/>
+              <w:cnfStyle w:val="000000100000" w:firstRow="0" w:lastRow="0" w:firstColumn="0" w:lastColumn="0" w:oddVBand="0" w:evenVBand="0" w:oddHBand="1" w:evenHBand="0" w:firstRowFirstColumn="0" w:firstRowLastColumn="0" w:lastRowFirstColumn="0" w:lastRowLastColumn="0"/>
+            </w:pPr>
+            <w:r>
+              <w:t xml:space="preserve">Aquela telinha preta </w:t>
+            </w:r>
+            <w:r>
+              <w:t>para a</w:t>
+            </w:r>
+            <w:r>
+              <w:t xml:space="preserve"> gente ver o semáforo funcionando e testar tudo.</w:t>
+            </w:r>
+          </w:p>
+        </w:tc>
+      </w:tr>
+    </w:tbl>
+    <w:p>
+      <w:pPr>
+        <w:ind w:firstLine="0"/>
+      </w:pPr>
+    </w:p>
+    <w:p>
+      <w:pPr>
+        <w:ind w:firstLine="0"/>
+        <w:rPr>
+          <w:b/>
+          <w:bCs/>
+        </w:rPr>
+      </w:pPr>
+      <w:r>
+        <w:rPr>
+          <w:b/>
+          <w:bCs/>
+        </w:rPr>
+        <w:t>4.LINGUAGEM DE PROGRAMAÇÃO</w:t>
+      </w:r>
+    </w:p>
+    <w:p>
+      <w:r>
+        <w:t>O principal motivo é que o C dá um controle total sobre como a lógica do sistema funciona. Além disso, ela é a "queridinha" na hora de aprender a programar, porque obriga a gente a entender de verdade como as variáveis, as condições (</w:t>
       </w:r>
       <w:proofErr w:type="spellStart"/>
       <w:r>
-        <w:t>notion</w:t>
+        <w:t>if</w:t>
       </w:r>
       <w:proofErr w:type="spellEnd"/>
       <w:r>
-        <w:t xml:space="preserve"> (obrigatório), faça as alterações que julgar necessário. (lembre-se que o exemplo do </w:t>
+        <w:t>/</w:t>
       </w:r>
       <w:proofErr w:type="spellStart"/>
       <w:r>
-        <w:t>notion</w:t>
+        <w:t>else</w:t>
       </w:r>
       <w:proofErr w:type="spellEnd"/>
       <w:r>
-        <w:t xml:space="preserve"> pode estar superficial, a ideia é ajudar vocês a desenvolver a documentação, para finalizar, todo o texto é de forma discursiva e com suas palavras).</w:t>
-      </w:r>
-    </w:p>
-    <w:p>
-      <w:pPr>
-        <w:ind w:firstLine="0"/>
-        <w:jc w:val="both"/>
-      </w:pPr>
-    </w:p>
-    <w:p>
-      <w:pPr>
-        <w:ind w:firstLine="0"/>
-        <w:jc w:val="both"/>
-      </w:pPr>
-    </w:p>
-    <w:p>
-      <w:pPr>
-        <w:ind w:firstLine="0"/>
-        <w:jc w:val="both"/>
-        <w:rPr>
-          <w:b/>
-          <w:bCs/>
-        </w:rPr>
-      </w:pPr>
-      <w:r>
-        <w:rPr>
-          <w:b/>
-          <w:bCs/>
-        </w:rPr>
-        <w:t>3.LISTA DE MATÉRIAIS E EQUIPAMENTOS</w:t>
-      </w:r>
-    </w:p>
-    <w:p>
-      <w:pPr>
-        <w:jc w:val="both"/>
-      </w:pPr>
-      <w:r>
-        <w:t xml:space="preserve">Faça um </w:t>
+        <w:t>), as repetições e as funções funcionam na prática</w:t>
+      </w:r>
+      <w:r>
+        <w:t>, o</w:t>
+      </w:r>
+      <w:r>
+        <w:t xml:space="preserve">utro ponto positivo é que o C é rápido pra caramba e muito eficiente. Como o nosso semáforo precisa rodar sem parar </w:t>
+      </w:r>
+      <w:r>
+        <w:lastRenderedPageBreak/>
+        <w:t xml:space="preserve">e de um jeito super organizado, essa linguagem é perfeita </w:t>
+      </w:r>
+      <w:r>
+        <w:t>para</w:t>
+      </w:r>
+      <w:r>
+        <w:t xml:space="preserve"> garantir que nada trave ou saia do ritmo.</w:t>
+      </w:r>
+    </w:p>
+    <w:p>
+      <w:pPr>
+        <w:ind w:firstLine="0"/>
+      </w:pPr>
+    </w:p>
+    <w:p>
+      <w:pPr>
+        <w:ind w:firstLine="0"/>
+        <w:rPr>
+          <w:b/>
+          <w:bCs/>
+        </w:rPr>
+      </w:pPr>
+      <w:r>
+        <w:rPr>
+          <w:b/>
+          <w:bCs/>
+        </w:rPr>
+        <w:t>5.SISTEMA OPERACIONAL</w:t>
+      </w:r>
+    </w:p>
+    <w:p>
+      <w:r>
+        <w:t>A gente foi nessa opção porque ele é o mais "parceiro" na hora de instalar os editores de código e os compiladores de C sem complicação. É um sistema que quase todo mundo já conhece e sabe usar, o que ajuda muito a ganhar tempo</w:t>
+      </w:r>
+      <w:r>
+        <w:t>, a</w:t>
+      </w:r>
+      <w:r>
+        <w:t>lém disso, o Windows é super estável e está em quase todo lugar, o que facilita bastante se a gente precisar de algum suporte ou de alguma ferramenta extra. No fim das contas, ele deixa tudo mais prático e faz o desenvolvimento fluir melhor.</w:t>
+      </w:r>
+    </w:p>
+    <w:p/>
+    <w:p>
+      <w:pPr>
+        <w:ind w:firstLine="0"/>
+      </w:pPr>
+    </w:p>
+    <w:p>
+      <w:pPr>
+        <w:ind w:firstLine="0"/>
+      </w:pPr>
+    </w:p>
+    <w:p>
+      <w:pPr>
+        <w:ind w:firstLine="0"/>
+        <w:rPr>
+          <w:b/>
+          <w:bCs/>
+        </w:rPr>
+      </w:pPr>
+      <w:r>
+        <w:rPr>
+          <w:b/>
+          <w:bCs/>
+        </w:rPr>
+        <w:t>6.CRONOGRAMA DO PROJETO</w:t>
+      </w:r>
+    </w:p>
+    <w:p>
+      <w:pPr>
+        <w:ind w:firstLine="0"/>
+      </w:pPr>
+      <w:r>
+        <w:t>O cronograma serve para deixar tudo organizado e garantir que a gente não se perca nos prazos, fazendo cada parte do projeto no seu tempo.</w:t>
+      </w:r>
+    </w:p>
+    <w:tbl>
+      <w:tblPr>
+        <w:tblStyle w:val="TabelaSimples5"/>
+        <w:tblW w:w="0" w:type="auto"/>
+        <w:tblLook w:val="04A0" w:firstRow="1" w:lastRow="0" w:firstColumn="1" w:lastColumn="0" w:noHBand="0" w:noVBand="1"/>
+      </w:tblPr>
+      <w:tblGrid>
+        <w:gridCol w:w="924"/>
+        <w:gridCol w:w="6233"/>
+        <w:gridCol w:w="1311"/>
+      </w:tblGrid>
+      <w:tr>
+        <w:trPr>
+          <w:cnfStyle w:val="100000000000" w:firstRow="1" w:lastRow="0" w:firstColumn="0" w:lastColumn="0" w:oddVBand="0" w:evenVBand="0" w:oddHBand="0" w:evenHBand="0" w:firstRowFirstColumn="0" w:firstRowLastColumn="0" w:lastRowFirstColumn="0" w:lastRowLastColumn="0"/>
+        </w:trPr>
+        <w:tc>
+          <w:tcPr>
+            <w:cnfStyle w:val="001000000100" w:firstRow="0" w:lastRow="0" w:firstColumn="1" w:lastColumn="0" w:oddVBand="0" w:evenVBand="0" w:oddHBand="0" w:evenHBand="0" w:firstRowFirstColumn="1" w:firstRowLastColumn="0" w:lastRowFirstColumn="0" w:lastRowLastColumn="0"/>
+            <w:tcW w:w="0" w:type="auto"/>
+            <w:hideMark/>
+          </w:tcPr>
+          <w:p>
+            <w:pPr>
+              <w:spacing w:after="160" w:line="360" w:lineRule="auto"/>
+              <w:ind w:firstLine="0"/>
+              <w:jc w:val="both"/>
+            </w:pPr>
+            <w:r>
+              <w:rPr>
+                <w:b/>
+                <w:bCs/>
+              </w:rPr>
+              <w:t>Passo</w:t>
+            </w:r>
+          </w:p>
+        </w:tc>
+        <w:tc>
+          <w:tcPr>
+            <w:tcW w:w="0" w:type="auto"/>
+            <w:hideMark/>
+          </w:tcPr>
+          <w:p>
+            <w:pPr>
+              <w:spacing w:after="160" w:line="360" w:lineRule="auto"/>
+              <w:ind w:firstLine="0"/>
+              <w:cnfStyle w:val="100000000000" w:firstRow="1" w:lastRow="0" w:firstColumn="0" w:lastColumn="0" w:oddVBand="0" w:evenVBand="0" w:oddHBand="0" w:evenHBand="0" w:firstRowFirstColumn="0" w:firstRowLastColumn="0" w:lastRowFirstColumn="0" w:lastRowLastColumn="0"/>
+            </w:pPr>
+            <w:r>
+              <w:rPr>
+                <w:b/>
+                <w:bCs/>
+              </w:rPr>
+              <w:t>O que vamos fazer?</w:t>
+            </w:r>
+          </w:p>
+        </w:tc>
+        <w:tc>
+          <w:tcPr>
+            <w:tcW w:w="0" w:type="auto"/>
+            <w:hideMark/>
+          </w:tcPr>
+          <w:p>
+            <w:pPr>
+              <w:spacing w:after="160" w:line="360" w:lineRule="auto"/>
+              <w:ind w:firstLine="0"/>
+              <w:cnfStyle w:val="100000000000" w:firstRow="1" w:lastRow="0" w:firstColumn="0" w:lastColumn="0" w:oddVBand="0" w:evenVBand="0" w:oddHBand="0" w:evenHBand="0" w:firstRowFirstColumn="0" w:firstRowLastColumn="0" w:lastRowFirstColumn="0" w:lastRowLastColumn="0"/>
+            </w:pPr>
+            <w:r>
+              <w:rPr>
+                <w:b/>
+                <w:bCs/>
+              </w:rPr>
+              <w:t>Quando?</w:t>
+            </w:r>
+          </w:p>
+        </w:tc>
+      </w:tr>
+      <w:tr>
+        <w:trPr>
+          <w:cnfStyle w:val="000000100000" w:firstRow="0" w:lastRow="0" w:firstColumn="0" w:lastColumn="0" w:oddVBand="0" w:evenVBand="0" w:oddHBand="1" w:evenHBand="0" w:firstRowFirstColumn="0" w:firstRowLastColumn="0" w:lastRowFirstColumn="0" w:lastRowLastColumn="0"/>
+        </w:trPr>
+        <w:tc>
+          <w:tcPr>
+            <w:cnfStyle w:val="001000000000" w:firstRow="0" w:lastRow="0" w:firstColumn="1" w:lastColumn="0" w:oddVBand="0" w:evenVBand="0" w:oddHBand="0" w:evenHBand="0" w:firstRowFirstColumn="0" w:firstRowLastColumn="0" w:lastRowFirstColumn="0" w:lastRowLastColumn="0"/>
+            <w:tcW w:w="0" w:type="auto"/>
+            <w:hideMark/>
+          </w:tcPr>
+          <w:p>
+            <w:pPr>
+              <w:spacing w:after="160" w:line="360" w:lineRule="auto"/>
+              <w:ind w:firstLine="0"/>
+              <w:jc w:val="both"/>
+            </w:pPr>
+            <w:r>
+              <w:rPr>
+                <w:b/>
+                <w:bCs/>
+              </w:rPr>
+              <w:t>1</w:t>
+            </w:r>
+          </w:p>
+        </w:tc>
+        <w:tc>
+          <w:tcPr>
+            <w:tcW w:w="0" w:type="auto"/>
+            <w:hideMark/>
+          </w:tcPr>
+          <w:p>
+            <w:pPr>
+              <w:spacing w:after="160" w:line="360" w:lineRule="auto"/>
+              <w:ind w:firstLine="0"/>
+              <w:cnfStyle w:val="000000100000" w:firstRow="0" w:lastRow="0" w:firstColumn="0" w:lastColumn="0" w:oddVBand="0" w:evenVBand="0" w:oddHBand="1" w:evenHBand="0" w:firstRowFirstColumn="0" w:firstRowLastColumn="0" w:lastRowFirstColumn="0" w:lastRowLastColumn="0"/>
+            </w:pPr>
+            <w:r>
+              <w:t>Planejar e decidir o que o sistema precisa ter.</w:t>
+            </w:r>
+          </w:p>
+        </w:tc>
+        <w:tc>
+          <w:tcPr>
+            <w:tcW w:w="0" w:type="auto"/>
+            <w:hideMark/>
+          </w:tcPr>
+          <w:p>
+            <w:pPr>
+              <w:spacing w:after="160" w:line="360" w:lineRule="auto"/>
+              <w:ind w:firstLine="0"/>
+              <w:cnfStyle w:val="000000100000" w:firstRow="0" w:lastRow="0" w:firstColumn="0" w:lastColumn="0" w:oddVBand="0" w:evenVBand="0" w:oddHBand="1" w:evenHBand="0" w:firstRowFirstColumn="0" w:firstRowLastColumn="0" w:lastRowFirstColumn="0" w:lastRowLastColumn="0"/>
+            </w:pPr>
+            <w:r>
+              <w:t>Semana 1</w:t>
+            </w:r>
+          </w:p>
+        </w:tc>
+      </w:tr>
+      <w:tr>
+        <w:tc>
+          <w:tcPr>
+            <w:cnfStyle w:val="001000000000" w:firstRow="0" w:lastRow="0" w:firstColumn="1" w:lastColumn="0" w:oddVBand="0" w:evenVBand="0" w:oddHBand="0" w:evenHBand="0" w:firstRowFirstColumn="0" w:firstRowLastColumn="0" w:lastRowFirstColumn="0" w:lastRowLastColumn="0"/>
+            <w:tcW w:w="0" w:type="auto"/>
+            <w:hideMark/>
+          </w:tcPr>
+          <w:p>
+            <w:pPr>
+              <w:spacing w:after="160" w:line="360" w:lineRule="auto"/>
+              <w:ind w:firstLine="0"/>
+              <w:jc w:val="both"/>
+            </w:pPr>
+            <w:r>
+              <w:rPr>
+                <w:b/>
+                <w:bCs/>
+              </w:rPr>
+              <w:t>2</w:t>
+            </w:r>
+          </w:p>
+        </w:tc>
+        <w:tc>
+          <w:tcPr>
+            <w:tcW w:w="0" w:type="auto"/>
+            <w:hideMark/>
+          </w:tcPr>
+          <w:p>
+            <w:pPr>
+              <w:spacing w:after="160" w:line="360" w:lineRule="auto"/>
+              <w:ind w:firstLine="0"/>
+              <w:cnfStyle w:val="000000000000" w:firstRow="0" w:lastRow="0" w:firstColumn="0" w:lastColumn="0" w:oddVBand="0" w:evenVBand="0" w:oddHBand="0" w:evenHBand="0" w:firstRowFirstColumn="0" w:firstRowLastColumn="0" w:lastRowFirstColumn="0" w:lastRowLastColumn="0"/>
+            </w:pPr>
+            <w:r>
+              <w:t>Escrever a papelada e os detalhes do projeto.</w:t>
+            </w:r>
+          </w:p>
+        </w:tc>
+        <w:tc>
+          <w:tcPr>
+            <w:tcW w:w="0" w:type="auto"/>
+            <w:hideMark/>
+          </w:tcPr>
+          <w:p>
+            <w:pPr>
+              <w:spacing w:after="160" w:line="360" w:lineRule="auto"/>
+              <w:ind w:firstLine="0"/>
+              <w:cnfStyle w:val="000000000000" w:firstRow="0" w:lastRow="0" w:firstColumn="0" w:lastColumn="0" w:oddVBand="0" w:evenVBand="0" w:oddHBand="0" w:evenHBand="0" w:firstRowFirstColumn="0" w:firstRowLastColumn="0" w:lastRowFirstColumn="0" w:lastRowLastColumn="0"/>
+            </w:pPr>
+            <w:r>
+              <w:t>Semana 1</w:t>
+            </w:r>
+          </w:p>
+        </w:tc>
+      </w:tr>
+      <w:tr>
+        <w:trPr>
+          <w:cnfStyle w:val="000000100000" w:firstRow="0" w:lastRow="0" w:firstColumn="0" w:lastColumn="0" w:oddVBand="0" w:evenVBand="0" w:oddHBand="1" w:evenHBand="0" w:firstRowFirstColumn="0" w:firstRowLastColumn="0" w:lastRowFirstColumn="0" w:lastRowLastColumn="0"/>
+        </w:trPr>
+        <w:tc>
+          <w:tcPr>
+            <w:cnfStyle w:val="001000000000" w:firstRow="0" w:lastRow="0" w:firstColumn="1" w:lastColumn="0" w:oddVBand="0" w:evenVBand="0" w:oddHBand="0" w:evenHBand="0" w:firstRowFirstColumn="0" w:firstRowLastColumn="0" w:lastRowFirstColumn="0" w:lastRowLastColumn="0"/>
+            <w:tcW w:w="0" w:type="auto"/>
+            <w:hideMark/>
+          </w:tcPr>
+          <w:p>
+            <w:pPr>
+              <w:spacing w:after="160" w:line="360" w:lineRule="auto"/>
+              <w:ind w:firstLine="0"/>
+              <w:jc w:val="both"/>
+            </w:pPr>
+            <w:r>
+              <w:rPr>
+                <w:b/>
+                <w:bCs/>
+              </w:rPr>
+              <w:t>3</w:t>
+            </w:r>
+          </w:p>
+        </w:tc>
+        <w:tc>
+          <w:tcPr>
+            <w:tcW w:w="0" w:type="auto"/>
+            <w:hideMark/>
+          </w:tcPr>
+          <w:p>
+            <w:pPr>
+              <w:spacing w:after="160" w:line="360" w:lineRule="auto"/>
+              <w:ind w:firstLine="0"/>
+              <w:cnfStyle w:val="000000100000" w:firstRow="0" w:lastRow="0" w:firstColumn="0" w:lastColumn="0" w:oddVBand="0" w:evenVBand="0" w:oddHBand="1" w:evenHBand="0" w:firstRowFirstColumn="0" w:firstRowLastColumn="0" w:lastRowFirstColumn="0" w:lastRowLastColumn="0"/>
+            </w:pPr>
+            <w:r>
+              <w:t>Desenhar a lógica (pensar como o código vai funcionar).</w:t>
+            </w:r>
+          </w:p>
+        </w:tc>
+        <w:tc>
+          <w:tcPr>
+            <w:tcW w:w="0" w:type="auto"/>
+            <w:hideMark/>
+          </w:tcPr>
+          <w:p>
+            <w:pPr>
+              <w:spacing w:after="160" w:line="360" w:lineRule="auto"/>
+              <w:ind w:firstLine="0"/>
+              <w:cnfStyle w:val="000000100000" w:firstRow="0" w:lastRow="0" w:firstColumn="0" w:lastColumn="0" w:oddVBand="0" w:evenVBand="0" w:oddHBand="1" w:evenHBand="0" w:firstRowFirstColumn="0" w:firstRowLastColumn="0" w:lastRowFirstColumn="0" w:lastRowLastColumn="0"/>
+            </w:pPr>
+            <w:r>
+              <w:t>Semana 2</w:t>
+            </w:r>
+          </w:p>
+        </w:tc>
+      </w:tr>
+      <w:tr>
+        <w:tc>
+          <w:tcPr>
+            <w:cnfStyle w:val="001000000000" w:firstRow="0" w:lastRow="0" w:firstColumn="1" w:lastColumn="0" w:oddVBand="0" w:evenVBand="0" w:oddHBand="0" w:evenHBand="0" w:firstRowFirstColumn="0" w:firstRowLastColumn="0" w:lastRowFirstColumn="0" w:lastRowLastColumn="0"/>
+            <w:tcW w:w="0" w:type="auto"/>
+            <w:hideMark/>
+          </w:tcPr>
+          <w:p>
+            <w:pPr>
+              <w:spacing w:after="160" w:line="360" w:lineRule="auto"/>
+              <w:ind w:firstLine="0"/>
+              <w:jc w:val="both"/>
+            </w:pPr>
+            <w:r>
+              <w:rPr>
+                <w:b/>
+                <w:bCs/>
+              </w:rPr>
+              <w:t>4</w:t>
+            </w:r>
+          </w:p>
+        </w:tc>
+        <w:tc>
+          <w:tcPr>
+            <w:tcW w:w="0" w:type="auto"/>
+            <w:hideMark/>
+          </w:tcPr>
+          <w:p>
+            <w:pPr>
+              <w:spacing w:after="160" w:line="360" w:lineRule="auto"/>
+              <w:ind w:firstLine="0"/>
+              <w:cnfStyle w:val="000000000000" w:firstRow="0" w:lastRow="0" w:firstColumn="0" w:lastColumn="0" w:oddVBand="0" w:evenVBand="0" w:oddHBand="0" w:evenHBand="0" w:firstRowFirstColumn="0" w:firstRowLastColumn="0" w:lastRowFirstColumn="0" w:lastRowLastColumn="0"/>
+            </w:pPr>
+            <w:r>
+              <w:t>Mão na massa: programar tudo em C.</w:t>
+            </w:r>
+          </w:p>
+        </w:tc>
+        <w:tc>
+          <w:tcPr>
+            <w:tcW w:w="0" w:type="auto"/>
+            <w:hideMark/>
+          </w:tcPr>
+          <w:p>
+            <w:pPr>
+              <w:spacing w:after="160" w:line="360" w:lineRule="auto"/>
+              <w:ind w:firstLine="0"/>
+              <w:cnfStyle w:val="000000000000" w:firstRow="0" w:lastRow="0" w:firstColumn="0" w:lastColumn="0" w:oddVBand="0" w:evenVBand="0" w:oddHBand="0" w:evenHBand="0" w:firstRowFirstColumn="0" w:firstRowLastColumn="0" w:lastRowFirstColumn="0" w:lastRowLastColumn="0"/>
+            </w:pPr>
+            <w:r>
+              <w:t>Semana 3</w:t>
+            </w:r>
+          </w:p>
+        </w:tc>
+      </w:tr>
+      <w:tr>
+        <w:trPr>
+          <w:cnfStyle w:val="000000100000" w:firstRow="0" w:lastRow="0" w:firstColumn="0" w:lastColumn="0" w:oddVBand="0" w:evenVBand="0" w:oddHBand="1" w:evenHBand="0" w:firstRowFirstColumn="0" w:firstRowLastColumn="0" w:lastRowFirstColumn="0" w:lastRowLastColumn="0"/>
+        </w:trPr>
+        <w:tc>
+          <w:tcPr>
+            <w:cnfStyle w:val="001000000000" w:firstRow="0" w:lastRow="0" w:firstColumn="1" w:lastColumn="0" w:oddVBand="0" w:evenVBand="0" w:oddHBand="0" w:evenHBand="0" w:firstRowFirstColumn="0" w:firstRowLastColumn="0" w:lastRowFirstColumn="0" w:lastRowLastColumn="0"/>
+            <w:tcW w:w="0" w:type="auto"/>
+            <w:hideMark/>
+          </w:tcPr>
+          <w:p>
+            <w:pPr>
+              <w:spacing w:after="160" w:line="360" w:lineRule="auto"/>
+              <w:ind w:firstLine="0"/>
+              <w:jc w:val="both"/>
+            </w:pPr>
+            <w:r>
+              <w:rPr>
+                <w:b/>
+                <w:bCs/>
+              </w:rPr>
+              <w:t>5</w:t>
+            </w:r>
+          </w:p>
+        </w:tc>
+        <w:tc>
+          <w:tcPr>
+            <w:tcW w:w="0" w:type="auto"/>
+            <w:hideMark/>
+          </w:tcPr>
+          <w:p>
+            <w:pPr>
+              <w:spacing w:after="160" w:line="360" w:lineRule="auto"/>
+              <w:ind w:firstLine="0"/>
+              <w:cnfStyle w:val="000000100000" w:firstRow="0" w:lastRow="0" w:firstColumn="0" w:lastColumn="0" w:oddVBand="0" w:evenVBand="0" w:oddHBand="1" w:evenHBand="0" w:firstRowFirstColumn="0" w:firstRowLastColumn="0" w:lastRowFirstColumn="0" w:lastRowLastColumn="0"/>
+            </w:pPr>
+            <w:r>
+              <w:t xml:space="preserve">Hora da verdade: testar o sistema </w:t>
+            </w:r>
+            <w:r>
+              <w:t>para</w:t>
+            </w:r>
+            <w:r>
+              <w:t xml:space="preserve"> ver se tem erro.</w:t>
+            </w:r>
+          </w:p>
+        </w:tc>
+        <w:tc>
+          <w:tcPr>
+            <w:tcW w:w="0" w:type="auto"/>
+            <w:hideMark/>
+          </w:tcPr>
+          <w:p>
+            <w:pPr>
+              <w:spacing w:after="160" w:line="360" w:lineRule="auto"/>
+              <w:ind w:firstLine="0"/>
+              <w:cnfStyle w:val="000000100000" w:firstRow="0" w:lastRow="0" w:firstColumn="0" w:lastColumn="0" w:oddVBand="0" w:evenVBand="0" w:oddHBand="1" w:evenHBand="0" w:firstRowFirstColumn="0" w:firstRowLastColumn="0" w:lastRowFirstColumn="0" w:lastRowLastColumn="0"/>
+            </w:pPr>
+            <w:r>
+              <w:t>Semana 4</w:t>
+            </w:r>
+          </w:p>
+        </w:tc>
+      </w:tr>
+      <w:tr>
+        <w:tc>
+          <w:tcPr>
+            <w:cnfStyle w:val="001000000000" w:firstRow="0" w:lastRow="0" w:firstColumn="1" w:lastColumn="0" w:oddVBand="0" w:evenVBand="0" w:oddHBand="0" w:evenHBand="0" w:firstRowFirstColumn="0" w:firstRowLastColumn="0" w:lastRowFirstColumn="0" w:lastRowLastColumn="0"/>
+            <w:tcW w:w="0" w:type="auto"/>
+            <w:hideMark/>
+          </w:tcPr>
+          <w:p>
+            <w:pPr>
+              <w:spacing w:after="160" w:line="360" w:lineRule="auto"/>
+              <w:ind w:firstLine="0"/>
+              <w:jc w:val="both"/>
+            </w:pPr>
+            <w:r>
+              <w:rPr>
+                <w:b/>
+                <w:bCs/>
+              </w:rPr>
+              <w:t>6</w:t>
+            </w:r>
+          </w:p>
+        </w:tc>
+        <w:tc>
+          <w:tcPr>
+            <w:tcW w:w="0" w:type="auto"/>
+            <w:hideMark/>
+          </w:tcPr>
+          <w:p>
+            <w:pPr>
+              <w:spacing w:after="160" w:line="360" w:lineRule="auto"/>
+              <w:ind w:firstLine="0"/>
+              <w:cnfStyle w:val="000000000000" w:firstRow="0" w:lastRow="0" w:firstColumn="0" w:lastColumn="0" w:oddVBand="0" w:evenVBand="0" w:oddHBand="0" w:evenHBand="0" w:firstRowFirstColumn="0" w:firstRowLastColumn="0" w:lastRowFirstColumn="0" w:lastRowLastColumn="0"/>
+            </w:pPr>
+            <w:r>
+              <w:t>Arrumar os últimos detalhes e dar aquele tapa final.</w:t>
+            </w:r>
+          </w:p>
+        </w:tc>
+        <w:tc>
+          <w:tcPr>
+            <w:tcW w:w="0" w:type="auto"/>
+            <w:hideMark/>
+          </w:tcPr>
+          <w:p>
+            <w:pPr>
+              <w:spacing w:after="160" w:line="360" w:lineRule="auto"/>
+              <w:ind w:firstLine="0"/>
+              <w:cnfStyle w:val="000000000000" w:firstRow="0" w:lastRow="0" w:firstColumn="0" w:lastColumn="0" w:oddVBand="0" w:evenVBand="0" w:oddHBand="0" w:evenHBand="0" w:firstRowFirstColumn="0" w:firstRowLastColumn="0" w:lastRowFirstColumn="0" w:lastRowLastColumn="0"/>
+            </w:pPr>
+            <w:r>
+              <w:t>Semana 4</w:t>
+            </w:r>
+          </w:p>
+        </w:tc>
+      </w:tr>
+      <w:tr>
+        <w:trPr>
+          <w:cnfStyle w:val="000000100000" w:firstRow="0" w:lastRow="0" w:firstColumn="0" w:lastColumn="0" w:oddVBand="0" w:evenVBand="0" w:oddHBand="1" w:evenHBand="0" w:firstRowFirstColumn="0" w:firstRowLastColumn="0" w:lastRowFirstColumn="0" w:lastRowLastColumn="0"/>
+        </w:trPr>
+        <w:tc>
+          <w:tcPr>
+            <w:cnfStyle w:val="001000000000" w:firstRow="0" w:lastRow="0" w:firstColumn="1" w:lastColumn="0" w:oddVBand="0" w:evenVBand="0" w:oddHBand="0" w:evenHBand="0" w:firstRowFirstColumn="0" w:firstRowLastColumn="0" w:lastRowFirstColumn="0" w:lastRowLastColumn="0"/>
+            <w:tcW w:w="0" w:type="auto"/>
+            <w:hideMark/>
+          </w:tcPr>
+          <w:p>
+            <w:pPr>
+              <w:spacing w:after="160" w:line="360" w:lineRule="auto"/>
+              <w:ind w:firstLine="0"/>
+              <w:jc w:val="both"/>
+            </w:pPr>
+            <w:r>
+              <w:rPr>
+                <w:b/>
+                <w:bCs/>
+              </w:rPr>
+              <w:t>7</w:t>
+            </w:r>
+          </w:p>
+        </w:tc>
+        <w:tc>
+          <w:tcPr>
+            <w:tcW w:w="0" w:type="auto"/>
+            <w:hideMark/>
+          </w:tcPr>
+          <w:p>
+            <w:pPr>
+              <w:spacing w:after="160" w:line="360" w:lineRule="auto"/>
+              <w:ind w:firstLine="0"/>
+              <w:cnfStyle w:val="000000100000" w:firstRow="0" w:lastRow="0" w:firstColumn="0" w:lastColumn="0" w:oddVBand="0" w:evenVBand="0" w:oddHBand="1" w:evenHBand="0" w:firstRowFirstColumn="0" w:firstRowLastColumn="0" w:lastRowFirstColumn="0" w:lastRowLastColumn="0"/>
+            </w:pPr>
+            <w:r>
+              <w:t>Entrega final! Tudo pronto e funcionando.</w:t>
+            </w:r>
+          </w:p>
+        </w:tc>
+        <w:tc>
+          <w:tcPr>
+            <w:tcW w:w="0" w:type="auto"/>
+            <w:hideMark/>
+          </w:tcPr>
+          <w:p>
+            <w:pPr>
+              <w:spacing w:after="160" w:line="360" w:lineRule="auto"/>
+              <w:ind w:firstLine="0"/>
+              <w:cnfStyle w:val="000000100000" w:firstRow="0" w:lastRow="0" w:firstColumn="0" w:lastColumn="0" w:oddVBand="0" w:evenVBand="0" w:oddHBand="1" w:evenHBand="0" w:firstRowFirstColumn="0" w:firstRowLastColumn="0" w:lastRowFirstColumn="0" w:lastRowLastColumn="0"/>
+            </w:pPr>
+            <w:r>
+              <w:t>Semana 5</w:t>
+            </w:r>
+          </w:p>
+        </w:tc>
+      </w:tr>
+    </w:tbl>
+    <w:p>
+      <w:pPr>
+        <w:ind w:firstLine="0"/>
+      </w:pPr>
+    </w:p>
+    <w:p>
+      <w:pPr>
+        <w:ind w:firstLine="0"/>
+        <w:rPr>
+          <w:b/>
+          <w:bCs/>
+        </w:rPr>
+      </w:pPr>
+      <w:r>
+        <w:rPr>
+          <w:b/>
+          <w:bCs/>
+        </w:rPr>
+        <w:t>7.REPOSITÓRIO GITHUB</w:t>
+      </w:r>
+    </w:p>
+    <w:p>
+      <w:pPr>
+        <w:ind w:firstLine="0"/>
+      </w:pPr>
+      <w:r>
+        <w:lastRenderedPageBreak/>
+        <w:t>O Git é um sistema de controle de versão que permite registrar alterações no código ao longo do tempo. Já o GitHub é uma plataforma online que armazena repositórios, permitindo o compartilhamento e organização de projetos.</w:t>
+      </w:r>
+    </w:p>
+    <w:p>
+      <w:pPr>
+        <w:ind w:firstLine="0"/>
+      </w:pPr>
+      <w:r>
+        <w:t>Essas ferramentas são importantes porque centralizam o código-fonte, garantem segurança, controle de versões e facilitam o trabalho em equipe.</w:t>
+      </w:r>
+    </w:p>
+    <w:p>
+      <w:pPr>
+        <w:ind w:firstLine="0"/>
+      </w:pPr>
+      <w:r>
+        <w:t> </w:t>
+      </w:r>
+    </w:p>
+    <w:p>
+      <w:pPr>
+        <w:ind w:firstLine="0"/>
+      </w:pPr>
+      <w:r>
+        <w:t>Estrutura do projeto</w:t>
+      </w:r>
+    </w:p>
+    <w:p>
+      <w:pPr>
+        <w:ind w:firstLine="0"/>
+      </w:pPr>
+      <w:r>
+        <w:t>Semaforo</w:t>
+      </w:r>
+      <w:r>
+        <w:t>-inteligente/</w:t>
+      </w:r>
+      <w:r>
+        <w:br/>
+        <w:t>├──README.md</w:t>
+      </w:r>
+      <w:r>
+        <w:br/>
+        <w:t>├──main.c</w:t>
+      </w:r>
+      <w:r>
+        <w:br/>
+        <w:t>├──Docs/</w:t>
+      </w:r>
+      <w:r>
+        <w:br/>
+        <w:t>│└──Documentacao-Nome-Sobrenome.docx</w:t>
+      </w:r>
+      <w:r>
+        <w:br/>
+        <w:t>└──</w:t>
+      </w:r>
+      <w:proofErr w:type="gramStart"/>
+      <w:r>
+        <w:t>Evidencias</w:t>
+      </w:r>
+      <w:proofErr w:type="gramEnd"/>
+      <w:r>
+        <w:t>/</w:t>
+      </w:r>
+      <w:r>
+        <w:br/>
+        <w:t>└── prints/</w:t>
+      </w:r>
+    </w:p>
+    <w:p>
+      <w:pPr>
+        <w:ind w:firstLine="0"/>
+      </w:pPr>
+      <w:r>
+        <w:t> </w:t>
+      </w:r>
+    </w:p>
+    <w:p>
+      <w:pPr>
+        <w:ind w:firstLine="0"/>
+      </w:pPr>
+      <w:r>
+        <w:t>README.md</w:t>
+      </w:r>
+    </w:p>
+    <w:p>
+      <w:pPr>
+        <w:numPr>
+          <w:ilvl w:val="0"/>
+          <w:numId w:val="10"/>
+        </w:numPr>
+      </w:pPr>
+      <w:r>
+        <w:t xml:space="preserve">Nome do projeto: </w:t>
       </w:r>
       <w:proofErr w:type="spellStart"/>
       <w:r>
-        <w:t>paragrafo</w:t>
+        <w:t>UrbanoFlow</w:t>
+      </w:r>
+      <w:r>
+        <w:t>Semáforo</w:t>
       </w:r>
       <w:proofErr w:type="spellEnd"/>
       <w:r>
-        <w:t xml:space="preserve"> para descrever a lista de matérias, uso da tabela no </w:t>
-      </w:r>
-      <w:proofErr w:type="spellStart"/>
-      <w:r>
-        <w:t>notion</w:t>
-      </w:r>
-      <w:proofErr w:type="spellEnd"/>
-      <w:r>
-        <w:t xml:space="preserve"> obrigatório, faça as alterações que julgar necessário, (lembre-se que o exemplo do </w:t>
-      </w:r>
-      <w:proofErr w:type="spellStart"/>
-      <w:r>
-        <w:t>notion</w:t>
-      </w:r>
-      <w:proofErr w:type="spellEnd"/>
-      <w:r>
-        <w:t xml:space="preserve"> pode estar superficial, a ideia é ajudar vocês a desenvolver a documentação, para finalizar, todo o texto é de forma discursiva e com suas palavras).</w:t>
-      </w:r>
-    </w:p>
-    <w:p>
-      <w:pPr>
-        <w:ind w:firstLine="0"/>
-        <w:jc w:val="both"/>
-      </w:pPr>
-    </w:p>
-    <w:p>
-      <w:pPr>
-        <w:ind w:firstLine="0"/>
-        <w:jc w:val="both"/>
-        <w:rPr>
-          <w:b/>
-          <w:bCs/>
-        </w:rPr>
-      </w:pPr>
-      <w:r>
-        <w:rPr>
-          <w:b/>
-          <w:bCs/>
-        </w:rPr>
-        <w:t>4.LINGUAGEM DE PROGRAMAÇÃO</w:t>
-      </w:r>
-    </w:p>
-    <w:p>
-      <w:pPr>
-        <w:jc w:val="both"/>
-      </w:pPr>
-      <w:r>
-        <w:t xml:space="preserve">Justifique o uso da linguagem de programação utilizada no projeto, pode se pesquisar na web seguindo o padrão de usar algum artigo e </w:t>
-      </w:r>
-      <w:proofErr w:type="gramStart"/>
-      <w:r>
-        <w:t>IA, comparar</w:t>
-      </w:r>
-      <w:proofErr w:type="gramEnd"/>
-      <w:r>
-        <w:t xml:space="preserve"> e fazer com suas palavras. </w:t>
-      </w:r>
-      <w:r>
-        <w:t xml:space="preserve">(lembre-se que o exemplo do </w:t>
-      </w:r>
-      <w:proofErr w:type="spellStart"/>
-      <w:r>
-        <w:t>notion</w:t>
-      </w:r>
-      <w:proofErr w:type="spellEnd"/>
-      <w:r>
-        <w:t xml:space="preserve"> pode estar superficial, a ideia é ajudar vocês a desenvolver a documentação, para finalizar, todo o texto é de forma discursiva e com suas palavras).</w:t>
-      </w:r>
-    </w:p>
-    <w:p>
-      <w:pPr>
-        <w:ind w:firstLine="0"/>
-        <w:jc w:val="both"/>
-      </w:pPr>
-    </w:p>
-    <w:p>
-      <w:pPr>
-        <w:ind w:firstLine="0"/>
-        <w:jc w:val="both"/>
-        <w:rPr>
-          <w:b/>
-          <w:bCs/>
-        </w:rPr>
-      </w:pPr>
-      <w:r>
-        <w:rPr>
-          <w:b/>
-          <w:bCs/>
-        </w:rPr>
-        <w:t>5.SISTEMA OPERACIONAL</w:t>
-      </w:r>
-    </w:p>
-    <w:p>
-      <w:pPr>
-        <w:jc w:val="both"/>
-      </w:pPr>
-      <w:r>
-        <w:t xml:space="preserve">Justifique o uso do sistema operacional utilizado no projeto (pode pesquisar o fato dele ser mais utilizado no mundo e usar isso como argumento), pode se pesquisar na web seguindo o padrão de usar algum artigo e </w:t>
-      </w:r>
-      <w:proofErr w:type="gramStart"/>
-      <w:r>
-        <w:t>IA, comparar</w:t>
-      </w:r>
-      <w:proofErr w:type="gramEnd"/>
-      <w:r>
-        <w:t xml:space="preserve"> e fazer com suas palavras. (lembre-se que o exemplo do </w:t>
-      </w:r>
-      <w:proofErr w:type="spellStart"/>
-      <w:r>
-        <w:t>notion</w:t>
-      </w:r>
-      <w:proofErr w:type="spellEnd"/>
-      <w:r>
-        <w:t xml:space="preserve"> pode estar superficial, a ideia é ajudar vocês a desenvolver a documentação, para finalizar, todo o texto é de forma discursiva e com suas palavras).</w:t>
-      </w:r>
-    </w:p>
-    <w:p>
-      <w:pPr>
-        <w:ind w:firstLine="0"/>
-        <w:jc w:val="both"/>
-      </w:pPr>
-    </w:p>
-    <w:p>
-      <w:pPr>
-        <w:ind w:firstLine="0"/>
-        <w:jc w:val="both"/>
-      </w:pPr>
-    </w:p>
-    <w:p>
-      <w:pPr>
-        <w:ind w:firstLine="0"/>
-        <w:jc w:val="both"/>
-        <w:rPr>
-          <w:b/>
-          <w:bCs/>
-        </w:rPr>
-      </w:pPr>
-      <w:r>
-        <w:rPr>
-          <w:b/>
-          <w:bCs/>
+        <w:t>-</w:t>
+      </w:r>
+      <w:r>
+        <w:t>Inteligente</w:t>
+      </w:r>
+    </w:p>
+    <w:p>
+      <w:pPr>
+        <w:numPr>
+          <w:ilvl w:val="0"/>
+          <w:numId w:val="10"/>
+        </w:numPr>
+      </w:pPr>
+      <w:r>
+        <w:t xml:space="preserve">Desenvolvedor: </w:t>
+      </w:r>
+      <w:r>
+        <w:t>Pedro Henrique Garcia Marcusso</w:t>
+      </w:r>
+    </w:p>
+    <w:p>
+      <w:pPr>
+        <w:numPr>
+          <w:ilvl w:val="0"/>
+          <w:numId w:val="10"/>
+        </w:numPr>
+      </w:pPr>
+      <w:r>
+        <w:t>Objetivo: Simular o funcionamento de um semáforo inteligente em linguagem C</w:t>
+      </w:r>
+    </w:p>
+    <w:p>
+      <w:pPr>
+        <w:numPr>
+          <w:ilvl w:val="0"/>
+          <w:numId w:val="10"/>
+        </w:numPr>
+      </w:pPr>
+      <w:r>
+        <w:t>Linguagem: C</w:t>
+      </w:r>
+    </w:p>
+    <w:p>
+      <w:pPr>
+        <w:numPr>
+          <w:ilvl w:val="0"/>
+          <w:numId w:val="10"/>
+        </w:numPr>
+      </w:pPr>
+      <w:r>
+        <w:t>Funcionamento: Alternância automática entre via principal e secundária</w:t>
+      </w:r>
+    </w:p>
+    <w:p>
+      <w:pPr>
+        <w:numPr>
+          <w:ilvl w:val="0"/>
+          <w:numId w:val="10"/>
+        </w:numPr>
+      </w:pPr>
+      <w:r>
+        <w:t>Execução: Compilar o arquivo main.c com GCC e executar no terminal</w:t>
+      </w:r>
+    </w:p>
+    <w:p>
+      <w:pPr>
+        <w:ind w:firstLine="0"/>
+        <w:rPr>
+          <w:b/>
+          <w:bCs/>
+        </w:rPr>
+      </w:pPr>
+    </w:p>
+    <w:p>
+      <w:pPr>
+        <w:ind w:firstLine="0"/>
+        <w:rPr>
+          <w:b/>
+          <w:bCs/>
+        </w:rPr>
+      </w:pPr>
+    </w:p>
+    <w:p>
+      <w:pPr>
+        <w:ind w:firstLine="0"/>
+        <w:rPr>
+          <w:b/>
+          <w:bCs/>
+          <w:lang w:val="en-US"/>
+        </w:rPr>
+      </w:pPr>
+    </w:p>
+    <w:p>
+      <w:pPr>
+        <w:ind w:firstLine="0"/>
+        <w:rPr>
+          <w:b/>
+          <w:bCs/>
+          <w:lang w:val="en-US"/>
+        </w:rPr>
+      </w:pPr>
+    </w:p>
+    <w:p>
+      <w:pPr>
+        <w:ind w:firstLine="0"/>
+        <w:rPr>
+          <w:b/>
+          <w:bCs/>
+          <w:lang w:val="en-US"/>
+        </w:rPr>
+      </w:pPr>
+      <w:r>
+        <w:rPr>
+          <w:b/>
+          <w:bCs/>
+          <w:lang w:val="en-US"/>
         </w:rPr>
         <w:lastRenderedPageBreak/>
-        <w:t>6.CRONOGRAMA DO PROJETO</w:t>
-      </w:r>
-    </w:p>
-    <w:p>
-      <w:pPr>
-        <w:jc w:val="both"/>
-      </w:pPr>
-      <w:r>
-        <w:t xml:space="preserve">Descreva o objetivo de um cronograma no projeto e justifique seu uso, utilizar a tabela do </w:t>
-      </w:r>
-      <w:proofErr w:type="spellStart"/>
-      <w:r>
-        <w:t>notion</w:t>
-      </w:r>
-      <w:proofErr w:type="spellEnd"/>
-      <w:r>
-        <w:t xml:space="preserve">. (lembre-se que o exemplo do </w:t>
-      </w:r>
-      <w:proofErr w:type="spellStart"/>
-      <w:r>
-        <w:t>notion</w:t>
-      </w:r>
-      <w:proofErr w:type="spellEnd"/>
-      <w:r>
-        <w:t xml:space="preserve"> pode estar superficial, a ideia é ajudar vocês a desenvolver a documentação, para finalizar, todo o texto é de forma discursiva e com suas palavras).</w:t>
-      </w:r>
-    </w:p>
-    <w:p>
-      <w:pPr>
-        <w:ind w:firstLine="0"/>
-        <w:jc w:val="both"/>
-      </w:pPr>
-    </w:p>
-    <w:p>
-      <w:pPr>
-        <w:ind w:firstLine="0"/>
-        <w:jc w:val="both"/>
-        <w:rPr>
-          <w:b/>
-          <w:bCs/>
-        </w:rPr>
-      </w:pPr>
-      <w:r>
-        <w:rPr>
-          <w:b/>
-          <w:bCs/>
-        </w:rPr>
-        <w:t>7.REPOSITÓRIO GITHUB</w:t>
-      </w:r>
-    </w:p>
-    <w:p>
-      <w:pPr>
-        <w:jc w:val="both"/>
-      </w:pPr>
-      <w:r>
-        <w:t xml:space="preserve">Descreva o que é o </w:t>
-      </w:r>
-      <w:proofErr w:type="spellStart"/>
-      <w:r>
-        <w:t>git</w:t>
-      </w:r>
-      <w:proofErr w:type="spellEnd"/>
+        <w:t>8.REFERÊNCIAS BIBLIOGRÁFICAS</w:t>
+      </w:r>
+    </w:p>
+    <w:p>
+      <w:pPr>
+        <w:ind w:firstLine="0"/>
+      </w:pPr>
+      <w:r>
+        <w:t> </w:t>
+      </w:r>
+    </w:p>
+    <w:p>
+      <w:pPr>
+        <w:ind w:firstLine="0"/>
+      </w:pPr>
+      <w:r>
+        <w:t>ISO. ISO/IEC 9899: Linguagem de Programação C. Genebra, 2018.</w:t>
+      </w:r>
+    </w:p>
+    <w:p>
+      <w:pPr>
+        <w:ind w:firstLine="0"/>
+      </w:pPr>
+      <w:r>
+        <w:t> </w:t>
+      </w:r>
+    </w:p>
+    <w:p>
+      <w:pPr>
+        <w:ind w:firstLine="0"/>
+      </w:pPr>
+      <w:r>
+        <w:t>SENAI-SP. Plano de Ensino — Módulo Básico: Técnico em Desenvolvimento de Sistemas. Sertãozinho: SENAI-SP, 2026.</w:t>
+      </w:r>
+    </w:p>
+    <w:p>
+      <w:pPr>
+        <w:ind w:firstLine="0"/>
+      </w:pPr>
+      <w:r>
+        <w:t> </w:t>
+      </w:r>
+    </w:p>
+    <w:p>
+      <w:pPr>
+        <w:ind w:firstLine="0"/>
+      </w:pPr>
+      <w:r>
+        <w:t>SENAI-SP. Trabalho de conclusão de curso: Guia rápido para apresentação. Sertãozinho: SENAI-SP, 2026.</w:t>
+      </w:r>
+    </w:p>
+    <w:p>
+      <w:pPr>
+        <w:ind w:firstLine="0"/>
+      </w:pPr>
+      <w:r>
+        <w:t>  </w:t>
+      </w:r>
+    </w:p>
+    <w:p>
+      <w:pPr>
+        <w:ind w:firstLine="0"/>
+      </w:pPr>
+      <w:r>
+        <w:t>Departamento Nacional de Trânsito (DENATRAN). Manual Brasileiro de Sinalização de Trânsito. Brasília, 2014.</w:t>
+      </w:r>
+    </w:p>
+    <w:p>
+      <w:pPr>
+        <w:ind w:firstLine="0"/>
+      </w:pPr>
+    </w:p>
+    <w:p>
+      <w:pPr>
+        <w:ind w:firstLine="0"/>
+      </w:pPr>
+      <w:r>
+        <w:t>SERVIÇO NACIONAL DE APRENDIZAGEM INDUSTRIAL.</w:t>
+      </w:r>
       <w:r>
         <w:t xml:space="preserve"> </w:t>
       </w:r>
-      <w:proofErr w:type="gramStart"/>
-      <w:r>
-        <w:t>e  github</w:t>
-      </w:r>
-      <w:proofErr w:type="gramEnd"/>
-      <w:r>
-        <w:t>, sua importância para o projeto (uma delas é o arquivo do código fonte centralizado e sempre com a versão atual), encontre uma forma de reproduzir a estrutura do projeto (imagem?) e coloque a estrutura do README.md (imagem ou tópicos)</w:t>
+      <w:r>
+        <w:rPr>
+          <w:b/>
+          <w:bCs/>
+        </w:rPr>
+        <w:t>Plano de Ensino — Módulo Básico: Técnico em Desenvolvimento de Sistemas</w:t>
+      </w:r>
+      <w:r>
+        <w:t xml:space="preserve">. </w:t>
+      </w:r>
+      <w:r>
+        <w:t>Sertãozinho</w:t>
+      </w:r>
+      <w:r>
+        <w:t>: SENAI-SP, 202</w:t>
+      </w:r>
+      <w:r>
+        <w:t>6</w:t>
       </w:r>
       <w:r>
         <w:t>.</w:t>
@@ -2028,85 +5077,11 @@
     <w:p>
       <w:pPr>
         <w:ind w:firstLine="0"/>
-        <w:jc w:val="both"/>
-      </w:pPr>
-    </w:p>
-    <w:p>
-      <w:pPr>
-        <w:ind w:firstLine="0"/>
-        <w:jc w:val="both"/>
-        <w:rPr>
-          <w:b/>
-          <w:bCs/>
-        </w:rPr>
-      </w:pPr>
-      <w:r>
-        <w:rPr>
-          <w:b/>
-          <w:bCs/>
-        </w:rPr>
-        <w:t>8.REFERÊNCIAS BIBLIOGRÁFICAS</w:t>
-      </w:r>
-    </w:p>
-    <w:p>
-      <w:pPr>
-        <w:ind w:firstLine="0"/>
-        <w:jc w:val="both"/>
-      </w:pPr>
-      <w:r>
-        <w:t xml:space="preserve">(apague o que está entre parênteses quando colocar no github, todo livro ou link utilizado colocar nas referências, é em ordem alfabética, os dois itens abaixo são documentos apresentados a vocês, plano de ensino do semestre e o guia) </w:t>
-      </w:r>
-    </w:p>
-    <w:p>
-      <w:pPr>
-        <w:ind w:firstLine="0"/>
-        <w:jc w:val="both"/>
-      </w:pPr>
-    </w:p>
-    <w:p>
-      <w:pPr>
-        <w:ind w:firstLine="0"/>
-        <w:jc w:val="both"/>
-      </w:pPr>
-      <w:r>
-        <w:t>SERVIÇO NACIONAL DE APRENDIZAGEM INDUSTRIAL.</w:t>
-      </w:r>
-      <w:r>
-        <w:t xml:space="preserve"> </w:t>
-      </w:r>
-      <w:r>
-        <w:rPr>
-          <w:b/>
-          <w:bCs/>
-        </w:rPr>
-        <w:t>Plano de Ensino — Módulo Básico: Técnico em Desenvolvimento de Sistemas</w:t>
-      </w:r>
-      <w:r>
-        <w:t xml:space="preserve">. </w:t>
-      </w:r>
-      <w:r>
-        <w:t>Sertãozinho</w:t>
-      </w:r>
-      <w:r>
-        <w:t>: SENAI-SP, 202</w:t>
-      </w:r>
-      <w:r>
-        <w:t>6</w:t>
-      </w:r>
-      <w:r>
-        <w:t>.</w:t>
-      </w:r>
-    </w:p>
-    <w:p>
-      <w:pPr>
-        <w:ind w:firstLine="0"/>
-        <w:jc w:val="both"/>
-      </w:pPr>
-    </w:p>
-    <w:p>
-      <w:pPr>
-        <w:ind w:firstLine="0"/>
-        <w:jc w:val="both"/>
+      </w:pPr>
+    </w:p>
+    <w:p>
+      <w:pPr>
+        <w:ind w:firstLine="0"/>
       </w:pPr>
       <w:r>
         <w:t xml:space="preserve">SERVIÇO NACIONAL DE APRENDIZAGEM INDUSTRIAL. </w:t>
@@ -2125,46 +5100,23 @@
     <w:p>
       <w:pPr>
         <w:ind w:firstLine="0"/>
-        <w:jc w:val="both"/>
-      </w:pPr>
-    </w:p>
-    <w:p>
-      <w:pPr>
-        <w:ind w:firstLine="0"/>
-        <w:jc w:val="both"/>
-      </w:pPr>
-    </w:p>
-    <w:p>
-      <w:pPr>
-        <w:jc w:val="both"/>
-      </w:pPr>
-    </w:p>
-    <w:p>
-      <w:pPr>
-        <w:ind w:firstLine="0"/>
-        <w:jc w:val="both"/>
-      </w:pPr>
-    </w:p>
-    <w:p>
-      <w:pPr>
-        <w:jc w:val="both"/>
-      </w:pPr>
-    </w:p>
-    <w:p>
-      <w:pPr>
-        <w:jc w:val="both"/>
-      </w:pPr>
-    </w:p>
-    <w:p>
-      <w:pPr>
-        <w:jc w:val="both"/>
-      </w:pPr>
-    </w:p>
-    <w:p>
-      <w:pPr>
-        <w:jc w:val="both"/>
-      </w:pPr>
-    </w:p>
+      </w:pPr>
+    </w:p>
+    <w:p>
+      <w:pPr>
+        <w:ind w:firstLine="0"/>
+      </w:pPr>
+    </w:p>
+    <w:p/>
+    <w:p>
+      <w:pPr>
+        <w:ind w:firstLine="0"/>
+      </w:pPr>
+    </w:p>
+    <w:p/>
+    <w:p/>
+    <w:p/>
+    <w:p/>
     <w:sectPr>
       <w:pgSz w:w="11906" w:h="16838"/>
       <w:pgMar w:top="1701" w:right="1134" w:bottom="1134" w:left="1701" w:header="709" w:footer="709" w:gutter="0"/>
@@ -2267,6 +5219,155 @@
     </w:lvl>
   </w:abstractNum>
   <w:abstractNum w:abstractNumId="1" w15:restartNumberingAfterBreak="0">
+    <w:nsid w:val="2B0C3145"/>
+    <w:multiLevelType w:val="multilevel"/>
+    <w:tmpl w:val="DB4CB0C6"/>
+    <w:lvl w:ilvl="0">
+      <w:start w:val="1"/>
+      <w:numFmt w:val="bullet"/>
+      <w:lvlText w:val=""/>
+      <w:lvlJc w:val="left"/>
+      <w:pPr>
+        <w:tabs>
+          <w:tab w:val="num" w:pos="720"/>
+        </w:tabs>
+        <w:ind w:left="720" w:hanging="360"/>
+      </w:pPr>
+      <w:rPr>
+        <w:rFonts w:ascii="Symbol" w:hAnsi="Symbol" w:hint="default"/>
+        <w:sz w:val="20"/>
+      </w:rPr>
+    </w:lvl>
+    <w:lvl w:ilvl="1" w:tentative="1">
+      <w:start w:val="1"/>
+      <w:numFmt w:val="bullet"/>
+      <w:lvlText w:val="o"/>
+      <w:lvlJc w:val="left"/>
+      <w:pPr>
+        <w:tabs>
+          <w:tab w:val="num" w:pos="1440"/>
+        </w:tabs>
+        <w:ind w:left="1440" w:hanging="360"/>
+      </w:pPr>
+      <w:rPr>
+        <w:rFonts w:ascii="Courier New" w:hAnsi="Courier New" w:hint="default"/>
+        <w:sz w:val="20"/>
+      </w:rPr>
+    </w:lvl>
+    <w:lvl w:ilvl="2" w:tentative="1">
+      <w:start w:val="1"/>
+      <w:numFmt w:val="bullet"/>
+      <w:lvlText w:val=""/>
+      <w:lvlJc w:val="left"/>
+      <w:pPr>
+        <w:tabs>
+          <w:tab w:val="num" w:pos="2160"/>
+        </w:tabs>
+        <w:ind w:left="2160" w:hanging="360"/>
+      </w:pPr>
+      <w:rPr>
+        <w:rFonts w:ascii="Wingdings" w:hAnsi="Wingdings" w:hint="default"/>
+        <w:sz w:val="20"/>
+      </w:rPr>
+    </w:lvl>
+    <w:lvl w:ilvl="3" w:tentative="1">
+      <w:start w:val="1"/>
+      <w:numFmt w:val="bullet"/>
+      <w:lvlText w:val=""/>
+      <w:lvlJc w:val="left"/>
+      <w:pPr>
+        <w:tabs>
+          <w:tab w:val="num" w:pos="2880"/>
+        </w:tabs>
+        <w:ind w:left="2880" w:hanging="360"/>
+      </w:pPr>
+      <w:rPr>
+        <w:rFonts w:ascii="Wingdings" w:hAnsi="Wingdings" w:hint="default"/>
+        <w:sz w:val="20"/>
+      </w:rPr>
+    </w:lvl>
+    <w:lvl w:ilvl="4" w:tentative="1">
+      <w:start w:val="1"/>
+      <w:numFmt w:val="bullet"/>
+      <w:lvlText w:val=""/>
+      <w:lvlJc w:val="left"/>
+      <w:pPr>
+        <w:tabs>
+          <w:tab w:val="num" w:pos="3600"/>
+        </w:tabs>
+        <w:ind w:left="3600" w:hanging="360"/>
+      </w:pPr>
+      <w:rPr>
+        <w:rFonts w:ascii="Wingdings" w:hAnsi="Wingdings" w:hint="default"/>
+        <w:sz w:val="20"/>
+      </w:rPr>
+    </w:lvl>
+    <w:lvl w:ilvl="5" w:tentative="1">
+      <w:start w:val="1"/>
+      <w:numFmt w:val="bullet"/>
+      <w:lvlText w:val=""/>
+      <w:lvlJc w:val="left"/>
+      <w:pPr>
+        <w:tabs>
+          <w:tab w:val="num" w:pos="4320"/>
+        </w:tabs>
+        <w:ind w:left="4320" w:hanging="360"/>
+      </w:pPr>
+      <w:rPr>
+        <w:rFonts w:ascii="Wingdings" w:hAnsi="Wingdings" w:hint="default"/>
+        <w:sz w:val="20"/>
+      </w:rPr>
+    </w:lvl>
+    <w:lvl w:ilvl="6" w:tentative="1">
+      <w:start w:val="1"/>
+      <w:numFmt w:val="bullet"/>
+      <w:lvlText w:val=""/>
+      <w:lvlJc w:val="left"/>
+      <w:pPr>
+        <w:tabs>
+          <w:tab w:val="num" w:pos="5040"/>
+        </w:tabs>
+        <w:ind w:left="5040" w:hanging="360"/>
+      </w:pPr>
+      <w:rPr>
+        <w:rFonts w:ascii="Wingdings" w:hAnsi="Wingdings" w:hint="default"/>
+        <w:sz w:val="20"/>
+      </w:rPr>
+    </w:lvl>
+    <w:lvl w:ilvl="7" w:tentative="1">
+      <w:start w:val="1"/>
+      <w:numFmt w:val="bullet"/>
+      <w:lvlText w:val=""/>
+      <w:lvlJc w:val="left"/>
+      <w:pPr>
+        <w:tabs>
+          <w:tab w:val="num" w:pos="5760"/>
+        </w:tabs>
+        <w:ind w:left="5760" w:hanging="360"/>
+      </w:pPr>
+      <w:rPr>
+        <w:rFonts w:ascii="Wingdings" w:hAnsi="Wingdings" w:hint="default"/>
+        <w:sz w:val="20"/>
+      </w:rPr>
+    </w:lvl>
+    <w:lvl w:ilvl="8" w:tentative="1">
+      <w:start w:val="1"/>
+      <w:numFmt w:val="bullet"/>
+      <w:lvlText w:val=""/>
+      <w:lvlJc w:val="left"/>
+      <w:pPr>
+        <w:tabs>
+          <w:tab w:val="num" w:pos="6480"/>
+        </w:tabs>
+        <w:ind w:left="6480" w:hanging="360"/>
+      </w:pPr>
+      <w:rPr>
+        <w:rFonts w:ascii="Wingdings" w:hAnsi="Wingdings" w:hint="default"/>
+        <w:sz w:val="20"/>
+      </w:rPr>
+    </w:lvl>
+  </w:abstractNum>
+  <w:abstractNum w:abstractNumId="2" w15:restartNumberingAfterBreak="0">
     <w:nsid w:val="2FB436A2"/>
     <w:multiLevelType w:val="hybridMultilevel"/>
     <w:tmpl w:val="39889C8E"/>
@@ -2379,7 +5480,7 @@
       </w:rPr>
     </w:lvl>
   </w:abstractNum>
-  <w:abstractNum w:abstractNumId="2" w15:restartNumberingAfterBreak="0">
+  <w:abstractNum w:abstractNumId="3" w15:restartNumberingAfterBreak="0">
     <w:nsid w:val="335617FE"/>
     <w:multiLevelType w:val="multilevel"/>
     <w:tmpl w:val="5A0613EA"/>
@@ -2492,7 +5593,7 @@
       </w:rPr>
     </w:lvl>
   </w:abstractNum>
-  <w:abstractNum w:abstractNumId="3" w15:restartNumberingAfterBreak="0">
+  <w:abstractNum w:abstractNumId="4" w15:restartNumberingAfterBreak="0">
     <w:nsid w:val="35A96499"/>
     <w:multiLevelType w:val="hybridMultilevel"/>
     <w:tmpl w:val="0D862136"/>
@@ -2581,7 +5682,7 @@
       </w:pPr>
     </w:lvl>
   </w:abstractNum>
-  <w:abstractNum w:abstractNumId="4" w15:restartNumberingAfterBreak="0">
+  <w:abstractNum w:abstractNumId="5" w15:restartNumberingAfterBreak="0">
     <w:nsid w:val="3F9A35D7"/>
     <w:multiLevelType w:val="multilevel"/>
     <w:tmpl w:val="4B90366E"/>
@@ -2694,7 +5795,7 @@
       </w:rPr>
     </w:lvl>
   </w:abstractNum>
-  <w:abstractNum w:abstractNumId="5" w15:restartNumberingAfterBreak="0">
+  <w:abstractNum w:abstractNumId="6" w15:restartNumberingAfterBreak="0">
     <w:nsid w:val="4CF2273D"/>
     <w:multiLevelType w:val="hybridMultilevel"/>
     <w:tmpl w:val="01F2004C"/>
@@ -2783,7 +5884,7 @@
       </w:pPr>
     </w:lvl>
   </w:abstractNum>
-  <w:abstractNum w:abstractNumId="6" w15:restartNumberingAfterBreak="0">
+  <w:abstractNum w:abstractNumId="7" w15:restartNumberingAfterBreak="0">
     <w:nsid w:val="61F6573F"/>
     <w:multiLevelType w:val="multilevel"/>
     <w:tmpl w:val="AE0A5B5C"/>
@@ -2896,7 +5997,7 @@
       </w:rPr>
     </w:lvl>
   </w:abstractNum>
-  <w:abstractNum w:abstractNumId="7" w15:restartNumberingAfterBreak="0">
+  <w:abstractNum w:abstractNumId="8" w15:restartNumberingAfterBreak="0">
     <w:nsid w:val="6C9B5388"/>
     <w:multiLevelType w:val="hybridMultilevel"/>
     <w:tmpl w:val="D89212E6"/>
@@ -2985,7 +6086,7 @@
       </w:pPr>
     </w:lvl>
   </w:abstractNum>
-  <w:abstractNum w:abstractNumId="8" w15:restartNumberingAfterBreak="0">
+  <w:abstractNum w:abstractNumId="9" w15:restartNumberingAfterBreak="0">
     <w:nsid w:val="71D13723"/>
     <w:multiLevelType w:val="multilevel"/>
     <w:tmpl w:val="0D4EC2B8"/>
@@ -3102,28 +6203,31 @@
     <w:abstractNumId w:val="0"/>
   </w:num>
   <w:num w:numId="2" w16cid:durableId="2008098039">
+    <w:abstractNumId w:val="4"/>
+  </w:num>
+  <w:num w:numId="3" w16cid:durableId="1180244290">
+    <w:abstractNumId w:val="2"/>
+  </w:num>
+  <w:num w:numId="4" w16cid:durableId="813909010">
+    <w:abstractNumId w:val="7"/>
+  </w:num>
+  <w:num w:numId="5" w16cid:durableId="1337223600">
+    <w:abstractNumId w:val="5"/>
+  </w:num>
+  <w:num w:numId="6" w16cid:durableId="1297175663">
+    <w:abstractNumId w:val="8"/>
+  </w:num>
+  <w:num w:numId="7" w16cid:durableId="572661350">
     <w:abstractNumId w:val="3"/>
   </w:num>
-  <w:num w:numId="3" w16cid:durableId="1180244290">
-    <w:abstractNumId w:val="1"/>
-  </w:num>
-  <w:num w:numId="4" w16cid:durableId="813909010">
+  <w:num w:numId="8" w16cid:durableId="625620011">
     <w:abstractNumId w:val="6"/>
   </w:num>
-  <w:num w:numId="5" w16cid:durableId="1337223600">
-    <w:abstractNumId w:val="4"/>
+  <w:num w:numId="9" w16cid:durableId="1612396975">
+    <w:abstractNumId w:val="9"/>
   </w:num>
-  <w:num w:numId="6" w16cid:durableId="1297175663">
-    <w:abstractNumId w:val="7"/>
-  </w:num>
-  <w:num w:numId="7" w16cid:durableId="572661350">
-    <w:abstractNumId w:val="2"/>
-  </w:num>
-  <w:num w:numId="8" w16cid:durableId="625620011">
-    <w:abstractNumId w:val="5"/>
-  </w:num>
-  <w:num w:numId="9" w16cid:durableId="1612396975">
-    <w:abstractNumId w:val="8"/>
+  <w:num w:numId="10" w16cid:durableId="576982297">
+    <w:abstractNumId w:val="1"/>
   </w:num>
 </w:numbering>
 </file>
@@ -3141,7 +6245,9 @@
     </w:rPrDefault>
     <w:pPrDefault>
       <w:pPr>
-        <w:spacing w:after="160" w:line="259" w:lineRule="auto"/>
+        <w:spacing w:after="160" w:line="360" w:lineRule="auto"/>
+        <w:ind w:firstLine="709"/>
+        <w:jc w:val="both"/>
       </w:pPr>
     </w:pPrDefault>
   </w:docDefaults>
@@ -3528,10 +6634,6 @@
     <w:aliases w:val="TEXTO DO TRABALHO"/>
     <w:qFormat/>
     <w:rsid w:val="00D0223E"/>
-    <w:pPr>
-      <w:spacing w:after="0" w:line="360" w:lineRule="auto"/>
-      <w:ind w:firstLine="709"/>
-    </w:pPr>
     <w:rPr>
       <w:rFonts w:ascii="Arial" w:hAnsi="Arial"/>
       <w:sz w:val="24"/>
@@ -3558,10 +6660,54 @@
       <w:szCs w:val="32"/>
     </w:rPr>
   </w:style>
+  <w:style w:type="paragraph" w:styleId="Ttulo2">
+    <w:name w:val="heading 2"/>
+    <w:basedOn w:val="Normal"/>
+    <w:next w:val="Normal"/>
+    <w:link w:val="Ttulo2Char"/>
+    <w:uiPriority w:val="9"/>
+    <w:semiHidden/>
+    <w:unhideWhenUsed/>
+    <w:qFormat/>
+    <w:rsid w:val="00360B79"/>
+    <w:pPr>
+      <w:keepNext/>
+      <w:keepLines/>
+      <w:spacing w:before="40" w:after="0"/>
+      <w:outlineLvl w:val="1"/>
+    </w:pPr>
+    <w:rPr>
+      <w:rFonts w:asciiTheme="majorHAnsi" w:eastAsiaTheme="majorEastAsia" w:hAnsiTheme="majorHAnsi" w:cstheme="majorBidi"/>
+      <w:color w:val="2F5496" w:themeColor="accent1" w:themeShade="BF"/>
+      <w:sz w:val="26"/>
+      <w:szCs w:val="26"/>
+    </w:rPr>
+  </w:style>
+  <w:style w:type="paragraph" w:styleId="Ttulo3">
+    <w:name w:val="heading 3"/>
+    <w:basedOn w:val="Normal"/>
+    <w:next w:val="Normal"/>
+    <w:link w:val="Ttulo3Char"/>
+    <w:uiPriority w:val="9"/>
+    <w:semiHidden/>
+    <w:unhideWhenUsed/>
+    <w:qFormat/>
+    <w:rsid w:val="00A841E0"/>
+    <w:pPr>
+      <w:keepNext/>
+      <w:keepLines/>
+      <w:spacing w:before="40"/>
+      <w:outlineLvl w:val="2"/>
+    </w:pPr>
+    <w:rPr>
+      <w:rFonts w:asciiTheme="majorHAnsi" w:eastAsiaTheme="majorEastAsia" w:hAnsiTheme="majorHAnsi" w:cstheme="majorBidi"/>
+      <w:color w:val="1F3763" w:themeColor="accent1" w:themeShade="7F"/>
+      <w:szCs w:val="24"/>
+    </w:rPr>
+  </w:style>
   <w:style w:type="character" w:default="1" w:styleId="Fontepargpadro">
     <w:name w:val="Default Paragraph Font"/>
     <w:uiPriority w:val="1"/>
-    <w:semiHidden/>
     <w:unhideWhenUsed/>
   </w:style>
   <w:style w:type="table" w:default="1" w:styleId="Tabelanormal">
@@ -3609,6 +6755,261 @@
       <w:ind w:left="720"/>
       <w:contextualSpacing/>
     </w:pPr>
+  </w:style>
+  <w:style w:type="character" w:customStyle="1" w:styleId="Ttulo3Char">
+    <w:name w:val="Título 3 Char"/>
+    <w:basedOn w:val="Fontepargpadro"/>
+    <w:link w:val="Ttulo3"/>
+    <w:uiPriority w:val="9"/>
+    <w:semiHidden/>
+    <w:rsid w:val="00A841E0"/>
+    <w:rPr>
+      <w:rFonts w:asciiTheme="majorHAnsi" w:eastAsiaTheme="majorEastAsia" w:hAnsiTheme="majorHAnsi" w:cstheme="majorBidi"/>
+      <w:color w:val="1F3763" w:themeColor="accent1" w:themeShade="7F"/>
+      <w:sz w:val="24"/>
+      <w:szCs w:val="24"/>
+    </w:rPr>
+  </w:style>
+  <w:style w:type="paragraph" w:styleId="NormalWeb">
+    <w:name w:val="Normal (Web)"/>
+    <w:basedOn w:val="Normal"/>
+    <w:uiPriority w:val="99"/>
+    <w:unhideWhenUsed/>
+    <w:rsid w:val="00A841E0"/>
+    <w:pPr>
+      <w:spacing w:before="100" w:beforeAutospacing="1" w:after="100" w:afterAutospacing="1" w:line="240" w:lineRule="auto"/>
+      <w:ind w:firstLine="0"/>
+    </w:pPr>
+    <w:rPr>
+      <w:rFonts w:ascii="Times New Roman" w:eastAsia="Times New Roman" w:hAnsi="Times New Roman" w:cs="Times New Roman"/>
+      <w:szCs w:val="24"/>
+      <w:lang w:eastAsia="pt-BR"/>
+    </w:rPr>
+  </w:style>
+  <w:style w:type="character" w:styleId="Forte">
+    <w:name w:val="Strong"/>
+    <w:basedOn w:val="Fontepargpadro"/>
+    <w:uiPriority w:val="22"/>
+    <w:qFormat/>
+    <w:rsid w:val="00A841E0"/>
+    <w:rPr>
+      <w:b/>
+      <w:bCs/>
+    </w:rPr>
+  </w:style>
+  <w:style w:type="table" w:styleId="TabelaSimples5">
+    <w:name w:val="Plain Table 5"/>
+    <w:basedOn w:val="Tabelanormal"/>
+    <w:uiPriority w:val="45"/>
+    <w:rsid w:val="00A841E0"/>
+    <w:pPr>
+      <w:spacing w:after="0" w:line="240" w:lineRule="auto"/>
+    </w:pPr>
+    <w:tblPr>
+      <w:tblStyleRowBandSize w:val="1"/>
+      <w:tblStyleColBandSize w:val="1"/>
+    </w:tblPr>
+    <w:tblStylePr w:type="firstRow">
+      <w:rPr>
+        <w:rFonts w:asciiTheme="majorHAnsi" w:eastAsiaTheme="majorEastAsia" w:hAnsiTheme="majorHAnsi" w:cstheme="majorBidi"/>
+        <w:i/>
+        <w:iCs/>
+        <w:sz w:val="26"/>
+      </w:rPr>
+      <w:tblPr/>
+      <w:tcPr>
+        <w:tcBorders>
+          <w:bottom w:val="single" w:sz="4" w:space="0" w:color="7F7F7F" w:themeColor="text1" w:themeTint="80"/>
+        </w:tcBorders>
+        <w:shd w:val="clear" w:color="auto" w:fill="FFFFFF" w:themeFill="background1"/>
+      </w:tcPr>
+    </w:tblStylePr>
+    <w:tblStylePr w:type="lastRow">
+      <w:rPr>
+        <w:rFonts w:asciiTheme="majorHAnsi" w:eastAsiaTheme="majorEastAsia" w:hAnsiTheme="majorHAnsi" w:cstheme="majorBidi"/>
+        <w:i/>
+        <w:iCs/>
+        <w:sz w:val="26"/>
+      </w:rPr>
+      <w:tblPr/>
+      <w:tcPr>
+        <w:tcBorders>
+          <w:top w:val="single" w:sz="4" w:space="0" w:color="7F7F7F" w:themeColor="text1" w:themeTint="80"/>
+        </w:tcBorders>
+        <w:shd w:val="clear" w:color="auto" w:fill="FFFFFF" w:themeFill="background1"/>
+      </w:tcPr>
+    </w:tblStylePr>
+    <w:tblStylePr w:type="firstCol">
+      <w:pPr>
+        <w:jc w:val="right"/>
+      </w:pPr>
+      <w:rPr>
+        <w:rFonts w:asciiTheme="majorHAnsi" w:eastAsiaTheme="majorEastAsia" w:hAnsiTheme="majorHAnsi" w:cstheme="majorBidi"/>
+        <w:i/>
+        <w:iCs/>
+        <w:sz w:val="26"/>
+      </w:rPr>
+      <w:tblPr/>
+      <w:tcPr>
+        <w:tcBorders>
+          <w:right w:val="single" w:sz="4" w:space="0" w:color="7F7F7F" w:themeColor="text1" w:themeTint="80"/>
+        </w:tcBorders>
+        <w:shd w:val="clear" w:color="auto" w:fill="FFFFFF" w:themeFill="background1"/>
+      </w:tcPr>
+    </w:tblStylePr>
+    <w:tblStylePr w:type="lastCol">
+      <w:rPr>
+        <w:rFonts w:asciiTheme="majorHAnsi" w:eastAsiaTheme="majorEastAsia" w:hAnsiTheme="majorHAnsi" w:cstheme="majorBidi"/>
+        <w:i/>
+        <w:iCs/>
+        <w:sz w:val="26"/>
+      </w:rPr>
+      <w:tblPr/>
+      <w:tcPr>
+        <w:tcBorders>
+          <w:left w:val="single" w:sz="4" w:space="0" w:color="7F7F7F" w:themeColor="text1" w:themeTint="80"/>
+        </w:tcBorders>
+        <w:shd w:val="clear" w:color="auto" w:fill="FFFFFF" w:themeFill="background1"/>
+      </w:tcPr>
+    </w:tblStylePr>
+    <w:tblStylePr w:type="band1Vert">
+      <w:tblPr/>
+      <w:tcPr>
+        <w:shd w:val="clear" w:color="auto" w:fill="F2F2F2" w:themeFill="background1" w:themeFillShade="F2"/>
+      </w:tcPr>
+    </w:tblStylePr>
+    <w:tblStylePr w:type="band1Horz">
+      <w:tblPr/>
+      <w:tcPr>
+        <w:shd w:val="clear" w:color="auto" w:fill="F2F2F2" w:themeFill="background1" w:themeFillShade="F2"/>
+      </w:tcPr>
+    </w:tblStylePr>
+    <w:tblStylePr w:type="neCell">
+      <w:tblPr/>
+      <w:tcPr>
+        <w:tcBorders>
+          <w:left w:val="nil"/>
+        </w:tcBorders>
+      </w:tcPr>
+    </w:tblStylePr>
+    <w:tblStylePr w:type="nwCell">
+      <w:tblPr/>
+      <w:tcPr>
+        <w:tcBorders>
+          <w:right w:val="nil"/>
+        </w:tcBorders>
+      </w:tcPr>
+    </w:tblStylePr>
+    <w:tblStylePr w:type="seCell">
+      <w:tblPr/>
+      <w:tcPr>
+        <w:tcBorders>
+          <w:left w:val="nil"/>
+        </w:tcBorders>
+      </w:tcPr>
+    </w:tblStylePr>
+    <w:tblStylePr w:type="swCell">
+      <w:tblPr/>
+      <w:tcPr>
+        <w:tcBorders>
+          <w:right w:val="nil"/>
+        </w:tcBorders>
+      </w:tcPr>
+    </w:tblStylePr>
+  </w:style>
+  <w:style w:type="table" w:styleId="TabeladeGrade1Clara">
+    <w:name w:val="Grid Table 1 Light"/>
+    <w:basedOn w:val="Tabelanormal"/>
+    <w:uiPriority w:val="46"/>
+    <w:rsid w:val="00A841E0"/>
+    <w:pPr>
+      <w:spacing w:after="0" w:line="240" w:lineRule="auto"/>
+    </w:pPr>
+    <w:tblPr>
+      <w:tblStyleRowBandSize w:val="1"/>
+      <w:tblStyleColBandSize w:val="1"/>
+      <w:tblBorders>
+        <w:top w:val="single" w:sz="4" w:space="0" w:color="999999" w:themeColor="text1" w:themeTint="66"/>
+        <w:left w:val="single" w:sz="4" w:space="0" w:color="999999" w:themeColor="text1" w:themeTint="66"/>
+        <w:bottom w:val="single" w:sz="4" w:space="0" w:color="999999" w:themeColor="text1" w:themeTint="66"/>
+        <w:right w:val="single" w:sz="4" w:space="0" w:color="999999" w:themeColor="text1" w:themeTint="66"/>
+        <w:insideH w:val="single" w:sz="4" w:space="0" w:color="999999" w:themeColor="text1" w:themeTint="66"/>
+        <w:insideV w:val="single" w:sz="4" w:space="0" w:color="999999" w:themeColor="text1" w:themeTint="66"/>
+      </w:tblBorders>
+    </w:tblPr>
+    <w:tblStylePr w:type="firstRow">
+      <w:rPr>
+        <w:b/>
+        <w:bCs/>
+      </w:rPr>
+      <w:tblPr/>
+      <w:tcPr>
+        <w:tcBorders>
+          <w:bottom w:val="single" w:sz="12" w:space="0" w:color="666666" w:themeColor="text1" w:themeTint="99"/>
+        </w:tcBorders>
+      </w:tcPr>
+    </w:tblStylePr>
+    <w:tblStylePr w:type="lastRow">
+      <w:rPr>
+        <w:b/>
+        <w:bCs/>
+      </w:rPr>
+      <w:tblPr/>
+      <w:tcPr>
+        <w:tcBorders>
+          <w:top w:val="double" w:sz="2" w:space="0" w:color="666666" w:themeColor="text1" w:themeTint="99"/>
+        </w:tcBorders>
+      </w:tcPr>
+    </w:tblStylePr>
+    <w:tblStylePr w:type="firstCol">
+      <w:rPr>
+        <w:b/>
+        <w:bCs/>
+      </w:rPr>
+    </w:tblStylePr>
+    <w:tblStylePr w:type="lastCol">
+      <w:rPr>
+        <w:b/>
+        <w:bCs/>
+      </w:rPr>
+    </w:tblStylePr>
+  </w:style>
+  <w:style w:type="character" w:customStyle="1" w:styleId="Ttulo2Char">
+    <w:name w:val="Título 2 Char"/>
+    <w:basedOn w:val="Fontepargpadro"/>
+    <w:link w:val="Ttulo2"/>
+    <w:uiPriority w:val="9"/>
+    <w:semiHidden/>
+    <w:rsid w:val="00360B79"/>
+    <w:rPr>
+      <w:rFonts w:asciiTheme="majorHAnsi" w:eastAsiaTheme="majorEastAsia" w:hAnsiTheme="majorHAnsi" w:cstheme="majorBidi"/>
+      <w:color w:val="2F5496" w:themeColor="accent1" w:themeShade="BF"/>
+      <w:sz w:val="26"/>
+      <w:szCs w:val="26"/>
+    </w:rPr>
+  </w:style>
+  <w:style w:type="character" w:styleId="Hyperlink">
+    <w:name w:val="Hyperlink"/>
+    <w:basedOn w:val="Fontepargpadro"/>
+    <w:uiPriority w:val="99"/>
+    <w:unhideWhenUsed/>
+    <w:rsid w:val="009F15D4"/>
+    <w:rPr>
+      <w:color w:val="0563C1" w:themeColor="hyperlink"/>
+      <w:u w:val="single"/>
+    </w:rPr>
+  </w:style>
+  <w:style w:type="character" w:styleId="MenoPendente">
+    <w:name w:val="Unresolved Mention"/>
+    <w:basedOn w:val="Fontepargpadro"/>
+    <w:uiPriority w:val="99"/>
+    <w:semiHidden/>
+    <w:unhideWhenUsed/>
+    <w:rsid w:val="009F15D4"/>
+    <w:rPr>
+      <w:color w:val="605E5C"/>
+      <w:shd w:val="clear" w:color="auto" w:fill="E1DFDD"/>
+    </w:rPr>
   </w:style>
 </w:styles>
 </file>
